--- a/heating-report/Code_otoplenie.docx
+++ b/heating-report/Code_otoplenie.docx
@@ -1309,6 +1309,42 @@
         <w:br/>
         <w:t xml:space="preserve">  var values = sheet.getRange(INPUT_HEADER_ROW + 1, 1, lastRow - INPUT_HEADER_ROW, W).getValues();</w:t>
         <w:br/>
+        <w:t xml:space="preserve">  // Числа, вставленные текстом («134 902,91»), превращаем в настоящие числа — иначе формулы видят их как 0</w:t>
+        <w:br/>
+        <w:t xml:space="preserve">  var numCols = IN.GKAL_METER - IN.BILL + 1;</w:t>
+        <w:br/>
+        <w:t xml:space="preserve">  var changed = false;</w:t>
+        <w:br/>
+        <w:t xml:space="preserve">  var numeric = values.map(function (row) {</w:t>
+        <w:br/>
+        <w:t xml:space="preserve">    return row.slice(IN.BILL, IN.GKAL_METER + 1).map(function (v) {</w:t>
+        <w:br/>
+        <w:t xml:space="preserve">      if (typeof v !== 'string' || v.trim() === '') return v;</w:t>
+        <w:br/>
+        <w:t xml:space="preserve">      var n = parseNum_(v);</w:t>
+        <w:br/>
+        <w:t xml:space="preserve">      if (!n.ok || n.value === null) return v;</w:t>
+        <w:br/>
+        <w:t xml:space="preserve">      changed = true;</w:t>
+        <w:br/>
+        <w:t xml:space="preserve">      return n.value;</w:t>
+        <w:br/>
+        <w:t xml:space="preserve">    });</w:t>
+        <w:br/>
+        <w:t xml:space="preserve">  });</w:t>
+        <w:br/>
+        <w:t xml:space="preserve">  if (changed) {</w:t>
+        <w:br/>
+        <w:t xml:space="preserve">    sheet.getRange(INPUT_HEADER_ROW + 1, IN.BILL + 1, values.length, numCols).setValues(numeric);</w:t>
+        <w:br/>
+        <w:t xml:space="preserve">    values.forEach(function (row, k) {</w:t>
+        <w:br/>
+        <w:t xml:space="preserve">      for (var j = 0; j &lt; numCols; j++) row[IN.BILL + j] = numeric[k][j];</w:t>
+        <w:br/>
+        <w:t xml:space="preserve">    });</w:t>
+        <w:br/>
+        <w:t xml:space="preserve">  }</w:t>
+        <w:br/>
         <w:t xml:space="preserve">  var out = [];</w:t>
         <w:br/>
         <w:t xml:space="preserve">  for (var i = 0; i &lt; values.length; i++) {</w:t>
@@ -2176,6 +2212,8 @@
         <w:br/>
         <w:t xml:space="preserve">  result.overlimit.forEach(function (a, k) { olRowByObj[a.obj.name] = olHeaderRow + 1 + k; });</w:t>
         <w:br/>
+        <w:t xml:space="preserve">  var formulaRows = [];</w:t>
+        <w:br/>
         <w:br/>
         <w:t xml:space="preserve">  result.rows.forEach(function (c, k) {</w:t>
         <w:br/>
@@ -2183,7 +2221,9 @@
         <w:br/>
         <w:t xml:space="preserve">    var f = detailFormulas_(c, cfg, r, olRowByObj[c.objName]);</w:t>
         <w:br/>
-        <w:t xml:space="preserve">    rows.push(fitRow_(f || [</w:t>
+        <w:t xml:space="preserve">    formulaRows.push(f ? fitRow_(f, W).map(asFormula_) : null);</w:t>
+        <w:br/>
+        <w:t xml:space="preserve">    rows.push(fitRow_(f ? [] : [</w:t>
         <w:br/>
         <w:t xml:space="preserve">      c.month, c.objName, blank_(c.olFact), blank_(c.olAdd), blank_(c.base), blank_(c.norm), c.normSrc,</w:t>
         <w:br/>
@@ -2219,7 +2259,7 @@
         <w:br/>
         <w:t xml:space="preserve">    var r = olRowByObj[a.obj.name];</w:t>
         <w:br/>
-        <w:t xml:space="preserve">    rows.push(fitRow_([a.obj.name, a.plan, a.factTotal, a.seasonAmount, '=SUM(F' + r + ':J' + r + ')']</w:t>
+        <w:t xml:space="preserve">    rows.push(fitRow_([a.obj.name, a.plan, a.factTotal, a.seasonAmount, a.allocated]</w:t>
         <w:br/>
         <w:t xml:space="preserve">      .concat(a.adds.map(blank_)).concat([a.complete ? 'Да' : 'Нет', a.target || '', note.join('; ')]), W));</w:t>
         <w:br/>
@@ -2238,6 +2278,16 @@
         <w:br/>
         <w:t xml:space="preserve">  sheet.getRange(1, 1, rows.length, W).setValues(rows);</w:t>
         <w:br/>
+        <w:t xml:space="preserve">  // Формулы пишем через setFormulas: так Google читает их в английском синтаксисе (запятые, точка)</w:t>
+        <w:br/>
+        <w:t xml:space="preserve">  // при любой локали таблицы. Через setValues формула разбиралась бы по правилам локали и ломалась.</w:t>
+        <w:br/>
+        <w:t xml:space="preserve">  formulaRows.forEach(function (fr, k) {</w:t>
+        <w:br/>
+        <w:t xml:space="preserve">    if (fr) sheet.getRange(first + k, 1, 1, W).setFormulas([fr]);</w:t>
+        <w:br/>
+        <w:t xml:space="preserve">  });</w:t>
+        <w:br/>
         <w:t xml:space="preserve">  formatOutputHeader_(sheet, DETAILS_HEADER_ROW, W);</w:t>
         <w:br/>
         <w:br/>
@@ -2284,6 +2334,23 @@
         <w:t>}</w:t>
         <w:br/>
         <w:br/>
+        <w:t>/** Значение ячейки как формула для setFormulas: текст → ="текст", число → =число. */</w:t>
+        <w:br/>
+        <w:t>function asFormula_(v) {</w:t>
+        <w:br/>
+        <w:t xml:space="preserve">  if (v === '' || v === null || v === undefined) return '';</w:t>
+        <w:br/>
+        <w:t xml:space="preserve">  if (typeof v === 'number') return '=' + v;</w:t>
+        <w:br/>
+        <w:t xml:space="preserve">  var s = String(v);</w:t>
+        <w:br/>
+        <w:t xml:space="preserve">  if (s.charAt(0) === '=') return s;</w:t>
+        <w:br/>
+        <w:t xml:space="preserve">  return '="' + s.replace(/"/g, '""') + '"';</w:t>
+        <w:br/>
+        <w:t>}</w:t>
+        <w:br/>
+        <w:br/>
         <w:t>/** Ссылка на ячейку значения параметра на листе НАСТРОЙКИ, или null. */</w:t>
         <w:br/>
         <w:t>function settingRef_(cfg, key) {</w:t>
@@ -2411,7 +2478,7 @@
         <w:br/>
         <w:t xml:space="preserve">    '=P' + r + '-E' + r,</w:t>
         <w:br/>
-        <w:t xml:space="preserve">    '=' + S.tol + '+0.5*10^(-' + S.digitsArea + ')*(' + tolArea + V(IN.AREA_NO) + '+' + V(IN.AREA_SPCH) + ')+0.5*10^(-' +</w:t>
+        <w:t xml:space="preserve">    '=' + S.tol + '+(1/2)*10^(-' + S.digitsArea + ')*(' + tolArea + V(IN.AREA_NO) + '+' + V(IN.AREA_SPCH) + ')+(1/2)*10^(-' +</w:t>
         <w:br/>
         <w:t xml:space="preserve">      S.digitsPrice + ')*' + V(IN.GKAL_METER),</w:t>
         <w:br/>

--- a/heating-report/Code_otoplenie.docx
+++ b/heating-report/Code_otoplenie.docx
@@ -1290,6 +1290,8 @@
         <w:br/>
         <w:t xml:space="preserve">  writeReport_(ss.getSheetByName(SHEET_REPORT), cfg, result);</w:t>
         <w:br/>
+        <w:t xml:space="preserve">  cfg.formulaSep = formulaSeparator_(ss);</w:t>
+        <w:br/>
         <w:t xml:space="preserve">  writeDetails_(ss.getSheetByName(SHEET_DETAILS), cfg, result);</w:t>
         <w:br/>
         <w:t xml:space="preserve">  var bad = result.rows.filter(function (c) { return c.errors.length; }).length;</w:t>
@@ -2334,6 +2336,27 @@
         <w:t>}</w:t>
         <w:br/>
         <w:br/>
+        <w:t>/**</w:t>
+        <w:br/>
+        <w:t xml:space="preserve"> * Разделитель аргументов в формулах для локали таблицы: в русской, украинской и других локалях</w:t>
+        <w:br/>
+        <w:t xml:space="preserve"> * с десятичной запятой Google ждёт «;», в английской — «,».</w:t>
+        <w:br/>
+        <w:t xml:space="preserve"> */</w:t>
+        <w:br/>
+        <w:t>function formulaSeparator_(ss) {</w:t>
+        <w:br/>
+        <w:t xml:space="preserve">  var locale = String(ss.getSpreadsheetLocale() || '').toLowerCase();</w:t>
+        <w:br/>
+        <w:t xml:space="preserve">  var dotLocales = ['en', 'ja', 'zh', 'ko', 'th', 'he', 'iw', 'hi', 'ms', 'fil', 'ga', 'sw', 'ur', 'bn', 'ta', 'te'];</w:t>
+        <w:br/>
+        <w:t xml:space="preserve">  var lang = locale.split(/[_-]/)[0];</w:t>
+        <w:br/>
+        <w:t xml:space="preserve">  return dotLocales.indexOf(lang) &gt;= 0 ? ',' : ';';</w:t>
+        <w:br/>
+        <w:t>}</w:t>
+        <w:br/>
+        <w:br/>
         <w:t>/** Значение ячейки как формула для setFormulas: текст → ="текст", число → =число. */</w:t>
         <w:br/>
         <w:t>function asFormula_(v) {</w:t>
@@ -2392,6 +2415,8 @@
         <w:br/>
         <w:t xml:space="preserve">  var common = P.fsoMode === FSO_COMMON;</w:t>
         <w:br/>
+        <w:t xml:space="preserve">  var sep = cfg.formulaSep || ','; // разделитель аргументов: «;» для локалей с десятичной запятой</w:t>
+        <w:br/>
         <w:t xml:space="preserve">  var V = function (idx) { return "N('" + SHEET_INPUT + "'!" + indexToCol_(idx + 1) + c.rowNum + ')'; };</w:t>
         <w:br/>
         <w:t xml:space="preserve">  var share = '(1-' + S.fso + '-' + S.mzk + ')';</w:t>
@@ -2420,23 +2445,23 @@
         <w:br/>
         <w:t xml:space="preserve">  if (obj.type === TYPE_AREA) {</w:t>
         <w:br/>
-        <w:t xml:space="preserve">    tNo = '=ROUND(' + gasAmount + '/' + denom + ',' + S.digitsArea + ')';</w:t>
+        <w:t xml:space="preserve">    tNo = '=ROUND(' + gasAmount + '/' + denom + sep + S.digitsArea + ')';</w:t>
         <w:br/>
         <w:t xml:space="preserve">  } else {</w:t>
         <w:br/>
-        <w:t xml:space="preserve">    price = '=ROUND(' + gasAmount + '/(F' + r + '*' + share + '),' + S.digitsPrice + ')';</w:t>
+        <w:t xml:space="preserve">    price = '=ROUND(' + gasAmount + '/(F' + r + '*' + share + ')' + sep + S.digitsPrice + ')';</w:t>
         <w:br/>
         <w:t xml:space="preserve">    rest = '=F' + r + '*' + share + '-' + V(IN.GKAL_METER);</w:t>
         <w:br/>
         <w:t xml:space="preserve">    tNo = (c.areaNo || 0) + P.kSpch * (c.areaSpch || 0) &gt; 0</w:t>
         <w:br/>
-        <w:t xml:space="preserve">      ? '=ROUND(L' + r + '*' + gasAmount + '/(F' + r + '*' + share + ')/' + denom + ',' + S.digitsArea + ')'</w:t>
+        <w:t xml:space="preserve">      ? '=ROUND(L' + r + '*' + gasAmount + '/(F' + r + '*' + share + ')/' + denom + sep + S.digitsArea + ')'</w:t>
         <w:br/>
         <w:t xml:space="preserve">      : 0;</w:t>
         <w:br/>
         <w:t xml:space="preserve">  }</w:t>
         <w:br/>
-        <w:t xml:space="preserve">  var tCommon = common ? '=ROUND(H' + r + '/' + V(IN.AREA_TOTAL) + ',' + S.digitsArea + ')' : '';</w:t>
+        <w:t xml:space="preserve">  var tCommon = common ? '=ROUND(H' + r + '/' + V(IN.AREA_TOTAL) + sep + S.digitsArea + ')' : '';</w:t>
         <w:br/>
         <w:t xml:space="preserve">  var totalTerm = common ? '+N(I' + r + ')*' + V(IN.AREA_TOTAL) : '';</w:t>
         <w:br/>
@@ -2470,9 +2495,9 @@
         <w:br/>
         <w:t xml:space="preserve">    tNo,</w:t>
         <w:br/>
-        <w:t xml:space="preserve">    '=ROUND(M' + r + '*' + S.kSpch + ',' + S.digitsArea + ')',</w:t>
-        <w:br/>
-        <w:t xml:space="preserve">    '=ROUND(J' + r + '+N(I' + r + '),' + S.digitsArea + ')+M' + r,</w:t>
+        <w:t xml:space="preserve">    '=ROUND(M' + r + '*' + S.kSpch + sep + S.digitsArea + ')',</w:t>
+        <w:br/>
+        <w:t xml:space="preserve">    '=ROUND(J' + r + '+N(I' + r + ')' + sep + S.digitsArea + ')+M' + r,</w:t>
         <w:br/>
         <w:t xml:space="preserve">    '=N(K' + r + ')*' + V(IN.GKAL_METER) + '+M' + r + '*' + V(IN.AREA_NO) + '+N' + r + '*' + V(IN.AREA_SPCH) + totalTerm,</w:t>
         <w:br/>

--- a/heating-report/Code_otoplenie.docx
+++ b/heating-report/Code_otoplenie.docx
@@ -77,7 +77,11 @@
         <w:br/>
         <w:t>var FSO_COMMON = 'в содержание котельной';</w:t>
         <w:br/>
-        <w:t>var TARGET_RECEIPT = 'квитанции без счётчика';</w:t>
+        <w:t>var TARGET_SPLIT = 'раздельно: цена Гкал ровная, квитанция без счётчика по профилю';</w:t>
+        <w:br/>
+        <w:t>// Прежние значения параметров, которые при чтении заменяются на новые</w:t>
+        <w:br/>
+        <w:t>var LEGACY_PARAM_VALUES = { 'квитанции без счётчика': TARGET_SPLIT };</w:t>
         <w:br/>
         <w:t>var TARGET_BASE = 'базе распределения';</w:t>
         <w:br/>
@@ -173,6 +177,12 @@
         <w:br/>
         <w:t>var DETAILS_HEADER_ROW = 3;</w:t>
         <w:br/>
+        <w:t>// Колонки ДЕТАЛЕЙ, которые пишутся формулами: F (отнесённый сверхлимит) … U (допуск)</w:t>
+        <w:br/>
+        <w:t>var DETAIL_FORMULA_FIRST_COL = 6;</w:t>
+        <w:br/>
+        <w:t>var DETAIL_FORMULA_LAST_COL = 21;</w:t>
+        <w:br/>
         <w:t>var DETAILS_HEADERS = [</w:t>
         <w:br/>
         <w:t xml:space="preserve">  'Месяц потребления',</w:t>
@@ -181,7 +191,11 @@
         <w:br/>
         <w:t xml:space="preserve">  'Сверхлимит факт, грн',</w:t>
         <w:br/>
-        <w:t xml:space="preserve">  'Сверхлимит отнесённый, грн',</w:t>
+        <w:t xml:space="preserve">  'Надбавка сверхлимита к цене Гкал, грн/Гкал',</w:t>
+        <w:br/>
+        <w:t xml:space="preserve">  'Сверхлимит на квартиры без счётчиков и СПЧ, грн',</w:t>
+        <w:br/>
+        <w:t xml:space="preserve">  'Сверхлимит отнесённый на месяц, грн',</w:t>
         <w:br/>
         <w:t xml:space="preserve">  'База, грн',</w:t>
         <w:br/>
@@ -195,6 +209,8 @@
         <w:br/>
         <w:t xml:space="preserve">  'Содержание из сметы, грн/м²',</w:t>
         <w:br/>
+        <w:t xml:space="preserve">  'Цена Гкал без надбавки, грн',</w:t>
+        <w:br/>
         <w:t xml:space="preserve">  'Цена 1 Гкал, грн',</w:t>
         <w:br/>
         <w:t xml:space="preserve">  'Остаток Гкал',</w:t>
@@ -275,9 +291,9 @@
         <w:br/>
         <w:t xml:space="preserve">    note: '«профиль квитанции» · «суммы по месяцам» · «веса добавки»' },</w:t>
         <w:br/>
-        <w:t xml:space="preserve">  { key: 'profileTarget', label: 'Профиль сглаживания применять к', def: TARGET_RECEIPT, list: [TARGET_RECEIPT, TARGET_BASE],</w:t>
-        <w:br/>
-        <w:t xml:space="preserve">    note: '«квитанции без счётчика» — веса задают соотношение квитанций (содержание котельной + газ, грн/м²); «базе распределения» — соотношение сумм к распределению' },</w:t>
+        <w:t xml:space="preserve">  { key: 'profileTarget', label: 'Профиль сглаживания применять к', def: TARGET_SPLIT, list: [TARGET_SPLIT, TARGET_BASE],</w:t>
+        <w:br/>
+        <w:t xml:space="preserve">    note: '«раздельно»: счётчики — одинаковая надбавка на каждую Гкал сезона, без счётчика и СПЧ — квитанция (котельная + газ, грн/м²) по весам; «базе распределения» — веса задают соотношение сумм к распределению (как в ТЗ)' },</w:t>
         <w:br/>
         <w:t xml:space="preserve">  { key: 'kcal', label: 'Коэффициент калорийности газа, Гкал/м³', def: 0.008364,</w:t>
         <w:br/>
@@ -510,7 +526,13 @@
         <w:br/>
         <w:t xml:space="preserve">  for (var i = 0; i &lt; PARAMS.length; i++) {</w:t>
         <w:br/>
-        <w:t xml:space="preserve">    if (!parsed.paramsFound[PARAMS[i].key]) return false;</w:t>
+        <w:t xml:space="preserve">    var p = PARAMS[i];</w:t>
+        <w:br/>
+        <w:t xml:space="preserve">    if (!parsed.paramsFound[p.key]) return false;</w:t>
+        <w:br/>
+        <w:t xml:space="preserve">    // Значение из старого списка — пересобираем лист, чтобы обновился выпадающий список</w:t>
+        <w:br/>
+        <w:t xml:space="preserve">    if (p.list &amp;&amp; p.list.indexOf(String(parsed.paramsRaw[p.key]).trim()) &lt; 0) return false;</w:t>
         <w:br/>
         <w:t xml:space="preserve">  }</w:t>
         <w:br/>
@@ -612,7 +634,7 @@
         <w:br/>
         <w:t xml:space="preserve">    var p = PARAMS[i];</w:t>
         <w:br/>
-        <w:t xml:space="preserve">    var value = old &amp;&amp; old.paramsFound[p.key] ? old.paramsRaw[p.key] : p.def;</w:t>
+        <w:t xml:space="preserve">    var value = old &amp;&amp; old.paramsFound[p.key] ? old.params[p.key] : p.def;</w:t>
         <w:br/>
         <w:t xml:space="preserve">    rows.push(fitRow_([p.label, value, p.note], W));</w:t>
         <w:br/>
@@ -788,7 +810,7 @@
         <w:br/>
         <w:t xml:space="preserve">      res.paramsRow[p.key] = r + 1;</w:t>
         <w:br/>
-        <w:t xml:space="preserve">      res.params[p.key] = row[1];</w:t>
+        <w:t xml:space="preserve">      res.params[p.key] = LEGACY_PARAM_VALUES[String(row[1]).trim()] || row[1];</w:t>
         <w:br/>
         <w:t xml:space="preserve">    }</w:t>
         <w:br/>
@@ -1572,11 +1594,19 @@
         <w:br/>
         <w:t xml:space="preserve">    var alloc = allocateOverlimit_(list.map(function (c) {</w:t>
         <w:br/>
-        <w:t xml:space="preserve">      return { monthIdx: c.monthIdx, bill: c.bill, ol: c.olFact, slope: receiptSlope_(c, obj, cfg.params) };</w:t>
-        <w:br/>
-        <w:t xml:space="preserve">    }), obj.planValue, cfg, boilers);</w:t>
-        <w:br/>
-        <w:t xml:space="preserve">    list.forEach(function (c) { c.olAdd = alloc.adds[c.monthIdx]; });</w:t>
+        <w:t xml:space="preserve">      return { monthIdx: c.monthIdx, bill: c.bill, ol: c.olFact, geom: rowGeom_(c, obj, cfg.params) };</w:t>
+        <w:br/>
+        <w:t xml:space="preserve">    }), obj.planValue, cfg, boilers, obj.type);</w:t>
+        <w:br/>
+        <w:t xml:space="preserve">    list.forEach(function (c) {</w:t>
+        <w:br/>
+        <w:t xml:space="preserve">      c.olAdd = alloc.adds[c.monthIdx];</w:t>
+        <w:br/>
+        <w:t xml:space="preserve">      c.olSurcharge = alloc.surcharge[c.monthIdx];</w:t>
+        <w:br/>
+        <w:t xml:space="preserve">      c.olNoMeter = alloc.addNo[c.monthIdx];</w:t>
+        <w:br/>
+        <w:t xml:space="preserve">    });</w:t>
         <w:br/>
         <w:t xml:space="preserve">    alloc.obj = obj;</w:t>
         <w:br/>
@@ -1619,7 +1649,7 @@
         <w:br/>
         <w:t xml:space="preserve">    rowNum: rowNum, errors: [], month: '', monthIdx: -1, receipt: '', objName: '', obj: null, order: 9999,</w:t>
         <w:br/>
-        <w:t xml:space="preserve">    bill: null, olFact: null, olAdd: null, gas: null, gkalHouse: null, areaTotal: null, areaMeter: null,</w:t>
+        <w:t xml:space="preserve">    bill: null, olFact: null, olAdd: null, olSurcharge: null, olNoMeter: null, priceBase: null, gas: null, gkalHouse: null, areaTotal: null, areaMeter: null,</w:t>
         <w:br/>
         <w:t xml:space="preserve">    areaSpch: null, areaNo: null, gkalMeter: null,</w:t>
         <w:br/>
@@ -1636,27 +1666,39 @@
         <w:br/>
         <w:t xml:space="preserve"> * Разнесение сверхлимита по месяцам одного ЖК.</w:t>
         <w:br/>
-        <w:t xml:space="preserve"> * entries: [{monthIdx, bill, ol}] — только введённые месяцы.</w:t>
-        <w:br/>
-        <w:t xml:space="preserve"> * Возвращает adds[5] (null для невведённых месяцев) и сводку для сверки.</w:t>
+        <w:t xml:space="preserve"> * entries: [{monthIdx, bill, ol, geom}] — только введённые месяцы; geom — из rowGeom_.</w:t>
+        <w:br/>
+        <w:t xml:space="preserve"> * Возвращает по месяцам (null для невведённых):</w:t>
+        <w:br/>
+        <w:t xml:space="preserve"> *   adds      — сверхлимит, отнесённый на месяц, грн (добавка к базе);</w:t>
+        <w:br/>
+        <w:t xml:space="preserve"> *   surcharge — надбавка к цене Гкал для счётчиков, грн/Гкал (для учёта по м² — null);</w:t>
+        <w:br/>
+        <w:t xml:space="preserve"> *   addNo     — часть сверхлимита на квартиры без счётчиков и СПЧ, в деньгах газовой части.</w:t>
         <w:br/>
         <w:t xml:space="preserve"> */</w:t>
         <w:br/>
-        <w:t>function allocateOverlimit_(entries, plan, cfg, boilers) {</w:t>
+        <w:t>function allocateOverlimit_(entries, plan, cfg, boilers, objType) {</w:t>
         <w:br/>
         <w:t xml:space="preserve">  var n = SEASON_MONTHS.length;</w:t>
         <w:br/>
         <w:t xml:space="preserve">  var P = cfg.params;</w:t>
         <w:br/>
+        <w:t xml:space="preserve">  var share = 1 - P.fso - P.mzk;</w:t>
+        <w:br/>
+        <w:t xml:space="preserve">  var common = P.fsoMode === FSO_COMMON;</w:t>
+        <w:br/>
+        <w:t xml:space="preserve">  var g = common ? share : 1; // доля базы, которая идёт в газовые тарифы</w:t>
+        <w:br/>
         <w:t xml:space="preserve">  var base0 = [];</w:t>
         <w:br/>
         <w:t xml:space="preserve">  var fact = [];</w:t>
         <w:br/>
-        <w:t xml:space="preserve">  var slope = [];</w:t>
+        <w:t xml:space="preserve">  var geom = [];</w:t>
         <w:br/>
         <w:t xml:space="preserve">  var i;</w:t>
         <w:br/>
-        <w:t xml:space="preserve">  for (i = 0; i &lt; n; i++) { base0.push(null); fact.push(0); slope.push(null); }</w:t>
+        <w:t xml:space="preserve">  for (i = 0; i &lt; n; i++) { base0.push(null); fact.push(0); geom.push(null); }</w:t>
         <w:br/>
         <w:t xml:space="preserve">  var factTotal = 0;</w:t>
         <w:br/>
@@ -1664,10 +1706,10 @@
         <w:br/>
         <w:t xml:space="preserve">    base0[e.monthIdx] = e.bill - e.ol;</w:t>
         <w:br/>
-        <w:t xml:space="preserve">    slope[e.monthIdx] = e.slope &gt; 0 ? e.slope : null;</w:t>
-        <w:br/>
         <w:t xml:space="preserve">    fact[e.monthIdx] = e.ol;</w:t>
         <w:br/>
+        <w:t xml:space="preserve">    geom[e.monthIdx] = e.geom || null;</w:t>
+        <w:br/>
         <w:t xml:space="preserve">    factTotal += e.ol;</w:t>
         <w:br/>
         <w:t xml:space="preserve">  });</w:t>
@@ -1686,6 +1728,8 @@
         <w:br/>
         <w:t xml:space="preserve">  var fallback = false;</w:t>
         <w:br/>
+        <w:t xml:space="preserve">  var split = null;</w:t>
+        <w:br/>
         <w:br/>
         <w:t xml:space="preserve">  var full = [];</w:t>
         <w:br/>
@@ -1718,817 +1762,1042 @@
         <w:br/>
         <w:t xml:space="preserve">    for (i = 0; i &lt; n; i++) if (b[i] === null) b[i] = 0;</w:t>
         <w:br/>
-        <w:t xml:space="preserve">    var byReceipt = P.profileTarget !== TARGET_BASE &amp;&amp; entered.length &gt; 0;</w:t>
-        <w:br/>
-        <w:t xml:space="preserve">    entered.forEach(function (k) { if (slope[k] === null) byReceipt = false; });</w:t>
-        <w:br/>
-        <w:t xml:space="preserve">    if (byReceipt) {</w:t>
-        <w:br/>
-        <w:t xml:space="preserve">      // Квитанция без счётчика, грн/м² = содержание котельной + slope × база.</w:t>
-        <w:br/>
-        <w:t xml:space="preserve">      // Хотим квитанция(i) = вес(i) × u  =&gt;  добавка(i) = вес(i)/slope(i) × u − (котельная(i)/slope(i) + база0(i))</w:t>
-        <w:br/>
-        <w:t xml:space="preserve">      var avgSlope = 0;</w:t>
-        <w:br/>
-        <w:t xml:space="preserve">      entered.forEach(function (k) { avgSlope += slope[k] / entered.length; });</w:t>
-        <w:br/>
-        <w:t xml:space="preserve">      var a = [];</w:t>
-        <w:br/>
-        <w:t xml:space="preserve">      var c0 = [];</w:t>
-        <w:br/>
-        <w:t xml:space="preserve">      for (i = 0; i &lt; n; i++) {</w:t>
-        <w:br/>
-        <w:t xml:space="preserve">        var m = slope[i] !== null ? slope[i] : avgSlope;</w:t>
-        <w:br/>
-        <w:t xml:space="preserve">        var boil = boilers ? boilers[i] || 0 : 0;</w:t>
-        <w:br/>
-        <w:t xml:space="preserve">        a.push(cfg.weights[i] / m);</w:t>
-        <w:br/>
-        <w:t xml:space="preserve">        c0.push(boil / m + b[i]);</w:t>
+        <w:t xml:space="preserve">    var geomOk = entered.length &gt; 0;</w:t>
+        <w:br/>
+        <w:t xml:space="preserve">    entered.forEach(function (k) { if (!geom[k] || !geom[k].ok) geomOk = false; });</w:t>
+        <w:br/>
+        <w:t xml:space="preserve">    if (P.profileTarget !== TARGET_BASE &amp;&amp; geomOk) {</w:t>
+        <w:br/>
+        <w:t xml:space="preserve">      split = splitAllocation_(b, geom, entered, boilers, cfg, seasonAmount, objType, g);</w:t>
+        <w:br/>
+        <w:t xml:space="preserve">      full = split.adds;</w:t>
+        <w:br/>
+        <w:t xml:space="preserve">      target = TARGET_SPLIT;</w:t>
+        <w:br/>
+        <w:t xml:space="preserve">    } else {</w:t>
+        <w:br/>
+        <w:t xml:space="preserve">      full = profileAdditions_(b, cfg.weights, seasonAmount);</w:t>
+        <w:br/>
+        <w:t xml:space="preserve">      target = TARGET_BASE;</w:t>
+        <w:br/>
+        <w:t xml:space="preserve">      if (P.profileTarget !== TARGET_BASE &amp;&amp; entered.length) fallback = true;</w:t>
+        <w:br/>
+        <w:t xml:space="preserve">    }</w:t>
+        <w:br/>
+        <w:t xml:space="preserve">  } else if (P.mode === MODE_WEIGHTS) {</w:t>
+        <w:br/>
+        <w:t xml:space="preserve">    var swAll = 0;</w:t>
+        <w:br/>
+        <w:t xml:space="preserve">    for (i = 0; i &lt; n; i++) swAll += cfg.weights[i];</w:t>
+        <w:br/>
+        <w:t xml:space="preserve">    for (i = 0; i &lt; n; i++) full[i] = swAll &gt; 0 ? seasonAmount * cfg.weights[i] / swAll : 0;</w:t>
+        <w:br/>
+        <w:t xml:space="preserve">  } else {</w:t>
+        <w:br/>
+        <w:t xml:space="preserve">    for (i = 0; i &lt; n; i++) full[i] = cfg.sums[i] || 0;</w:t>
+        <w:br/>
+        <w:t xml:space="preserve">  }</w:t>
+        <w:br/>
+        <w:br/>
+        <w:t xml:space="preserve">  var adds = [];</w:t>
+        <w:br/>
+        <w:t xml:space="preserve">  var surcharge = [];</w:t>
+        <w:br/>
+        <w:t xml:space="preserve">  var addNo = [];</w:t>
+        <w:br/>
+        <w:t xml:space="preserve">  for (i = 0; i &lt; n; i++) {</w:t>
+        <w:br/>
+        <w:t xml:space="preserve">    adds.push(base0[i] === null ? null : full[i]);</w:t>
+        <w:br/>
+        <w:t xml:space="preserve">    surcharge.push(base0[i] === null ? null : (split ? split.surcharge[i] : null));</w:t>
+        <w:br/>
+        <w:t xml:space="preserve">    addNo.push(base0[i] === null ? null : (split ? split.addNo[i] : null));</w:t>
+        <w:br/>
+        <w:t xml:space="preserve">  }</w:t>
+        <w:br/>
+        <w:br/>
+        <w:t xml:space="preserve">  var trueUp = false;</w:t>
+        <w:br/>
+        <w:t xml:space="preserve">  if (P.trueUp === 'Да' &amp;&amp; complete) {</w:t>
+        <w:br/>
+        <w:t xml:space="preserve">    var before = 0;</w:t>
+        <w:br/>
+        <w:t xml:space="preserve">    for (i = 0; i &lt; n - 1; i++) if (adds[i] !== null) before += adds[i];</w:t>
+        <w:br/>
+        <w:t xml:space="preserve">    var residual = factTotal - before - adds[n - 1];</w:t>
+        <w:br/>
+        <w:t xml:space="preserve">    adds[n - 1] += residual;</w:t>
+        <w:br/>
+        <w:t xml:space="preserve">    if (split) addNo[n - 1] += g * residual; // остаток округлений — на квартиры без счётчиков</w:t>
+        <w:br/>
+        <w:t xml:space="preserve">    trueUp = true;</w:t>
+        <w:br/>
+        <w:t xml:space="preserve">  }</w:t>
+        <w:br/>
+        <w:t xml:space="preserve">  if (!split) {</w:t>
+        <w:br/>
+        <w:t xml:space="preserve">    // Одна цена Гкал на месяц: надбавка = добавка ÷ индивидуальные Гкал, доля без счётчиков — по остатку Гкал</w:t>
+        <w:br/>
+        <w:t xml:space="preserve">    for (i = 0; i &lt; n; i++) {</w:t>
+        <w:br/>
+        <w:t xml:space="preserve">      if (adds[i] === null) continue;</w:t>
+        <w:br/>
+        <w:t xml:space="preserve">      var gm = geom[i];</w:t>
+        <w:br/>
+        <w:t xml:space="preserve">      if (objType !== TYPE_AREA &amp;&amp; gm &amp;&amp; gm.indiv &gt; 0) {</w:t>
+        <w:br/>
+        <w:t xml:space="preserve">        surcharge[i] = g * adds[i] / gm.indiv;</w:t>
+        <w:br/>
+        <w:t xml:space="preserve">        addNo[i] = surcharge[i] * gm.rest;</w:t>
+        <w:br/>
+        <w:t xml:space="preserve">      } else {</w:t>
+        <w:br/>
+        <w:t xml:space="preserve">        surcharge[i] = null;</w:t>
+        <w:br/>
+        <w:t xml:space="preserve">        addNo[i] = g * adds[i];</w:t>
         <w:br/>
         <w:t xml:space="preserve">      }</w:t>
         <w:br/>
-        <w:t xml:space="preserve">      full = fillAdditions_(a, c0, seasonAmount);</w:t>
-        <w:br/>
-        <w:t xml:space="preserve">      target = TARGET_RECEIPT;</w:t>
+        <w:t xml:space="preserve">    }</w:t>
+        <w:br/>
+        <w:t xml:space="preserve">  }</w:t>
+        <w:br/>
+        <w:t xml:space="preserve">  var allocated = 0;</w:t>
+        <w:br/>
+        <w:t xml:space="preserve">  for (i = 0; i &lt; n; i++) if (adds[i] !== null) allocated += adds[i];</w:t>
+        <w:br/>
+        <w:br/>
+        <w:t xml:space="preserve">  return {</w:t>
+        <w:br/>
+        <w:t xml:space="preserve">    adds: adds, surcharge: surcharge, addNo: addNo, fact: fact, factTotal: factTotal, plan: plan || 0,</w:t>
+        <w:br/>
+        <w:t xml:space="preserve">    seasonAmount: seasonAmount, allocated: allocated, complete: complete, estimated: estimated, trueUp: trueUp,</w:t>
+        <w:br/>
+        <w:t xml:space="preserve">    entered: entered.length, target: target, fallback: fallback,</w:t>
+        <w:br/>
+        <w:t xml:space="preserve">    flatSurcharge: split &amp;&amp; objType !== TYPE_AREA ? split.flat : null</w:t>
+        <w:br/>
+        <w:t xml:space="preserve">  };</w:t>
+        <w:br/>
+        <w:t>}</w:t>
+        <w:br/>
+        <w:br/>
+        <w:t>/** Добавки, при которых итоговые базы пропорциональны весам (профиль по базе). */</w:t>
+        <w:br/>
+        <w:t>function profileAdditions_(base0, weights, amount) {</w:t>
+        <w:br/>
+        <w:t xml:space="preserve">  return fillAdditions_(weights, base0, amount);</w:t>
+        <w:br/>
+        <w:t>}</w:t>
+        <w:br/>
+        <w:br/>
+        <w:t>/**</w:t>
+        <w:br/>
+        <w:t xml:space="preserve"> * Общий подбор добавок: добавка(i) = a(i) × u − b(i), сумма добавок = amount, все добавки ≥ 0.</w:t>
+        <w:br/>
+        <w:t xml:space="preserve"> * Месяцы с отрицательной добавкой получают 0 и исключаются; повторяем, пока все добавки ≥ 0.</w:t>
+        <w:br/>
+        <w:t xml:space="preserve"> */</w:t>
+        <w:br/>
+        <w:t>function fillAdditions_(a, b, amount) {</w:t>
+        <w:br/>
+        <w:t xml:space="preserve">  var n = a.length;</w:t>
+        <w:br/>
+        <w:t xml:space="preserve">  var adds = [];</w:t>
+        <w:br/>
+        <w:t xml:space="preserve">  var active = [];</w:t>
+        <w:br/>
+        <w:t xml:space="preserve">  var i;</w:t>
+        <w:br/>
+        <w:t xml:space="preserve">  for (i = 0; i &lt; n; i++) { adds.push(0); active.push(a[i] &gt; 0); }</w:t>
+        <w:br/>
+        <w:t xml:space="preserve">  for (var iter = 0; iter &lt;= n; iter++) {</w:t>
+        <w:br/>
+        <w:t xml:space="preserve">    var sa = 0;</w:t>
+        <w:br/>
+        <w:t xml:space="preserve">    var sb = 0;</w:t>
+        <w:br/>
+        <w:t xml:space="preserve">    for (i = 0; i &lt; n; i++) if (active[i]) { sa += a[i]; sb += b[i]; }</w:t>
+        <w:br/>
+        <w:t xml:space="preserve">    if (sa &lt;= 0) break;</w:t>
+        <w:br/>
+        <w:t xml:space="preserve">    var u = (sb + amount) / sa;</w:t>
+        <w:br/>
+        <w:t xml:space="preserve">    var excluded = false;</w:t>
+        <w:br/>
+        <w:t xml:space="preserve">    for (i = 0; i &lt; n; i++) {</w:t>
+        <w:br/>
+        <w:t xml:space="preserve">      if (active[i] &amp;&amp; a[i] * u - b[i] &lt; 0) { active[i] = false; excluded = true; }</w:t>
+        <w:br/>
+        <w:t xml:space="preserve">    }</w:t>
+        <w:br/>
+        <w:t xml:space="preserve">    if (!excluded) {</w:t>
+        <w:br/>
+        <w:t xml:space="preserve">      for (i = 0; i &lt; n; i++) adds[i] = active[i] ? a[i] * u - b[i] : 0;</w:t>
+        <w:br/>
+        <w:t xml:space="preserve">      break;</w:t>
+        <w:br/>
+        <w:t xml:space="preserve">    }</w:t>
+        <w:br/>
+        <w:t xml:space="preserve">  }</w:t>
+        <w:br/>
+        <w:t xml:space="preserve">  return adds;</w:t>
+        <w:br/>
+        <w:t>}</w:t>
+        <w:br/>
+        <w:br/>
+        <w:t>/**</w:t>
+        <w:br/>
+        <w:t xml:space="preserve"> * Раздельное сглаживание (профиль квитанции).</w:t>
+        <w:br/>
+        <w:t xml:space="preserve"> * Счётчики: весь сезон одна надбавка на Гкал = сверхлимит × доля газа ÷ все индивидуальные Гкал сезона.</w:t>
+        <w:br/>
+        <w:t xml:space="preserve"> * Без счётчиков и СПЧ: их доля сверхлимита (надбавка × остаток Гкал сезона) раскладывается так, чтобы</w:t>
+        <w:br/>
+        <w:t xml:space="preserve"> * квитанция без счётчика (котельная + газ, грн/м²) шла по весам профиля. Для учёта по м² — только второе.</w:t>
+        <w:br/>
+        <w:t xml:space="preserve"> * Невведённые месяцы оцениваются по средним введённых.</w:t>
+        <w:br/>
+        <w:t xml:space="preserve"> */</w:t>
+        <w:br/>
+        <w:t>function splitAllocation_(b0, geom, entered, boilers, cfg, amount, objType, g) {</w:t>
+        <w:br/>
+        <w:t xml:space="preserve">  var n = b0.length;</w:t>
+        <w:br/>
+        <w:t xml:space="preserve">  var P = cfg.params;</w:t>
+        <w:br/>
+        <w:t xml:space="preserve">  var common = P.fsoMode === FSO_COMMON;</w:t>
+        <w:br/>
+        <w:t xml:space="preserve">  var fm = P.fso + P.mzk;</w:t>
+        <w:br/>
+        <w:t xml:space="preserve">  var i;</w:t>
+        <w:br/>
+        <w:t xml:space="preserve">  var avg = { indivPerW: 0, restShare: 0, denom: 0, total: 0, p0: 0 };</w:t>
+        <w:br/>
+        <w:t xml:space="preserve">  entered.forEach(function (k) {</w:t>
+        <w:br/>
+        <w:t xml:space="preserve">    var gm = geom[k];</w:t>
+        <w:br/>
+        <w:t xml:space="preserve">    var e = entered.length;</w:t>
+        <w:br/>
+        <w:t xml:space="preserve">    if (objType !== TYPE_AREA) {</w:t>
+        <w:br/>
+        <w:t xml:space="preserve">      avg.indivPerW += (cfg.weights[k] &gt; 0 ? gm.indiv / cfg.weights[k] : gm.indiv) / e;</w:t>
+        <w:br/>
+        <w:t xml:space="preserve">      avg.restShare += gm.rest / gm.indiv / e;</w:t>
+        <w:br/>
+        <w:t xml:space="preserve">      avg.p0 += g * b0[k] / gm.indiv / e;</w:t>
+        <w:br/>
+        <w:t xml:space="preserve">    }</w:t>
+        <w:br/>
+        <w:t xml:space="preserve">    avg.denom += gm.denom / e;</w:t>
+        <w:br/>
+        <w:t xml:space="preserve">    avg.total += gm.total / e;</w:t>
+        <w:br/>
+        <w:t xml:space="preserve">  });</w:t>
+        <w:br/>
+        <w:t xml:space="preserve">  var G = [];</w:t>
+        <w:br/>
+        <w:t xml:space="preserve">  for (i = 0; i &lt; n; i++) {</w:t>
+        <w:br/>
+        <w:t xml:space="preserve">    if (geom[i] &amp;&amp; geom[i].ok) {</w:t>
+        <w:br/>
+        <w:t xml:space="preserve">      G.push(geom[i]);</w:t>
         <w:br/>
         <w:t xml:space="preserve">    } else {</w:t>
         <w:br/>
-        <w:t xml:space="preserve">      full = profileAdditions_(b, cfg.weights, seasonAmount);</w:t>
-        <w:br/>
-        <w:t xml:space="preserve">      target = TARGET_BASE;</w:t>
-        <w:br/>
-        <w:t xml:space="preserve">      if (P.profileTarget !== TARGET_BASE &amp;&amp; entered.length) fallback = true;</w:t>
+        <w:t xml:space="preserve">      var indiv = cfg.weights[i] * avg.indivPerW;</w:t>
+        <w:br/>
+        <w:t xml:space="preserve">      G.push({ ok: true, indiv: indiv, rest: indiv * avg.restShare, gk: indiv * (1 - avg.restShare),</w:t>
+        <w:br/>
+        <w:t xml:space="preserve">        denom: avg.denom, total: avg.total });</w:t>
         <w:br/>
         <w:t xml:space="preserve">    }</w:t>
         <w:br/>
-        <w:t xml:space="preserve">  } else if (P.mode === MODE_WEIGHTS) {</w:t>
-        <w:br/>
-        <w:t xml:space="preserve">    var swAll = 0;</w:t>
-        <w:br/>
-        <w:t xml:space="preserve">    for (i = 0; i &lt; n; i++) swAll += cfg.weights[i];</w:t>
-        <w:br/>
-        <w:t xml:space="preserve">    for (i = 0; i &lt; n; i++) full[i] = swAll &gt; 0 ? seasonAmount * cfg.weights[i] / swAll : 0;</w:t>
+        <w:t xml:space="preserve">  }</w:t>
+        <w:br/>
+        <w:t xml:space="preserve">  var boil = function (k) { return boilers ? boilers[k] || 0 : 0; };</w:t>
+        <w:br/>
+        <w:br/>
+        <w:t xml:space="preserve">  var flat = 0;</w:t>
+        <w:br/>
+        <w:t xml:space="preserve">  var noAmount = g * amount;</w:t>
+        <w:br/>
+        <w:t xml:space="preserve">  var p0 = [];</w:t>
+        <w:br/>
+        <w:t xml:space="preserve">  if (objType !== TYPE_AREA) {</w:t>
+        <w:br/>
+        <w:t xml:space="preserve">    var sumIndiv = 0;</w:t>
+        <w:br/>
+        <w:t xml:space="preserve">    var sumRest = 0;</w:t>
+        <w:br/>
+        <w:t xml:space="preserve">    for (i = 0; i &lt; n; i++) { sumIndiv += G[i].indiv; sumRest += G[i].rest; }</w:t>
+        <w:br/>
+        <w:t xml:space="preserve">    flat = sumIndiv &gt; 0 ? g * amount / sumIndiv : 0;</w:t>
+        <w:br/>
+        <w:t xml:space="preserve">    noAmount = flat * sumRest;</w:t>
+        <w:br/>
+        <w:t xml:space="preserve">    for (i = 0; i &lt; n; i++) p0.push(G[i].indiv &gt; 0 ? g * b0[i] / G[i].indiv : avg.p0);</w:t>
+        <w:br/>
+        <w:t xml:space="preserve">  }</w:t>
+        <w:br/>
+        <w:t xml:space="preserve">  // Квитанция без счётчика = c(i) + m(i) × добавка_без_счётчиков(i)</w:t>
+        <w:br/>
+        <w:t xml:space="preserve">  var a = [];</w:t>
+        <w:br/>
+        <w:t xml:space="preserve">  var c0 = [];</w:t>
+        <w:br/>
+        <w:t xml:space="preserve">  for (i = 0; i &lt; n; i++) {</w:t>
+        <w:br/>
+        <w:t xml:space="preserve">    var gm2 = G[i];</w:t>
+        <w:br/>
+        <w:t xml:space="preserve">    var m = 1 / gm2.denom + (common ? fm / (g * gm2.total) : 0);</w:t>
+        <w:br/>
+        <w:t xml:space="preserve">    var gasNoMeter;</w:t>
+        <w:br/>
+        <w:t xml:space="preserve">    var gasAll;</w:t>
+        <w:br/>
+        <w:t xml:space="preserve">    if (objType === TYPE_AREA) {</w:t>
+        <w:br/>
+        <w:t xml:space="preserve">      gasNoMeter = g * b0[i];</w:t>
+        <w:br/>
+        <w:t xml:space="preserve">      gasAll = gasNoMeter;</w:t>
+        <w:br/>
+        <w:t xml:space="preserve">    } else {</w:t>
+        <w:br/>
+        <w:t xml:space="preserve">      gasNoMeter = p0[i] * gm2.rest;</w:t>
+        <w:br/>
+        <w:t xml:space="preserve">      gasAll = (p0[i] + flat) * gm2.gk + gasNoMeter;</w:t>
+        <w:br/>
+        <w:t xml:space="preserve">    }</w:t>
+        <w:br/>
+        <w:t xml:space="preserve">    var c = boil(i) + gasNoMeter / gm2.denom + (common ? gasAll / g * fm / gm2.total : 0);</w:t>
+        <w:br/>
+        <w:t xml:space="preserve">    a.push(cfg.weights[i] / m);</w:t>
+        <w:br/>
+        <w:t xml:space="preserve">    c0.push(c / m);</w:t>
+        <w:br/>
+        <w:t xml:space="preserve">  }</w:t>
+        <w:br/>
+        <w:t xml:space="preserve">  var addNo = fillAdditions_(a, c0, noAmount);</w:t>
+        <w:br/>
+        <w:t xml:space="preserve">  var adds = [];</w:t>
+        <w:br/>
+        <w:t xml:space="preserve">  var surcharge = [];</w:t>
+        <w:br/>
+        <w:t xml:space="preserve">  for (i = 0; i &lt; n; i++) {</w:t>
+        <w:br/>
+        <w:t xml:space="preserve">    surcharge.push(objType === TYPE_AREA ? null : flat);</w:t>
+        <w:br/>
+        <w:t xml:space="preserve">    adds.push(((objType === TYPE_AREA ? 0 : flat * G[i].gk) + addNo[i]) / g);</w:t>
+        <w:br/>
+        <w:t xml:space="preserve">  }</w:t>
+        <w:br/>
+        <w:t xml:space="preserve">  return { adds: adds, surcharge: surcharge, addNo: addNo, flat: flat };</w:t>
+        <w:br/>
+        <w:t>}</w:t>
+        <w:br/>
+        <w:br/>
+        <w:t>/**</w:t>
+        <w:br/>
+        <w:t xml:space="preserve"> * Геометрия строки для разнесения сверхлимита: индивидуальные Гкал, Гкал по счётчикам, остаток,</w:t>
+        <w:br/>
+        <w:t xml:space="preserve"> * знаменатель тарифа без счётчика, площадь итого. ok=false, если по строке считать нельзя.</w:t>
+        <w:br/>
+        <w:t xml:space="preserve"> */</w:t>
+        <w:br/>
+        <w:t>function rowGeom_(c, obj, P) {</w:t>
+        <w:br/>
+        <w:t xml:space="preserve">  var share = 1 - P.fso - P.mzk;</w:t>
+        <w:br/>
+        <w:t xml:space="preserve">  var spch = c.areaSpch || 0;</w:t>
+        <w:br/>
+        <w:t xml:space="preserve">  var no = c.areaNo || 0;</w:t>
+        <w:br/>
+        <w:t xml:space="preserve">  var denom = no + P.kSpch * spch;</w:t>
+        <w:br/>
+        <w:t xml:space="preserve">  var res = { ok: false, indiv: 0, rest: 0, gk: c.gkalMeter || 0, denom: denom, total: c.areaTotal || 0 };</w:t>
+        <w:br/>
+        <w:t xml:space="preserve">  if (!(denom &gt; 0) || !(res.total &gt; 0)) return res;</w:t>
+        <w:br/>
+        <w:t xml:space="preserve">  if (obj.type === TYPE_AREA) {</w:t>
+        <w:br/>
+        <w:t xml:space="preserve">    res.ok = true;</w:t>
+        <w:br/>
+        <w:t xml:space="preserve">    return res;</w:t>
+        <w:br/>
+        <w:t xml:space="preserve">  }</w:t>
+        <w:br/>
+        <w:t xml:space="preserve">  var norm = c.gas &gt; 0 ? c.gas * P.kcal : (c.gkalHouse &gt; 0 ? c.gkalHouse : 0);</w:t>
+        <w:br/>
+        <w:t xml:space="preserve">  if (!(norm &gt; 0)) return res;</w:t>
+        <w:br/>
+        <w:t xml:space="preserve">  res.indiv = norm * share;</w:t>
+        <w:br/>
+        <w:t xml:space="preserve">  res.rest = res.indiv - res.gk;</w:t>
+        <w:br/>
+        <w:t xml:space="preserve">  res.ok = res.rest &gt;= 0;</w:t>
+        <w:br/>
+        <w:t xml:space="preserve">  return res;</w:t>
+        <w:br/>
+        <w:t>}</w:t>
+        <w:br/>
+        <w:br/>
+        <w:t>/** Тарифы одной строки ЖК × месяц. Ошибки складываются в c.errors. */</w:t>
+        <w:br/>
+        <w:t>function calcTariffs_(c, obj, cfg, boilerFn) {</w:t>
+        <w:br/>
+        <w:t xml:space="preserve">  var P = cfg.params;</w:t>
+        <w:br/>
+        <w:t xml:space="preserve">  var dA = P.digitsArea;</w:t>
+        <w:br/>
+        <w:t xml:space="preserve">  var dP = P.digitsPrice;</w:t>
+        <w:br/>
+        <w:t xml:space="preserve">  var share = 1 - P.fso - P.mzk;</w:t>
+        <w:br/>
+        <w:br/>
+        <w:t xml:space="preserve">  var baseNoOl = c.bill - c.olFact; // счёт без сверхлимита</w:t>
+        <w:br/>
+        <w:t xml:space="preserve">  c.base = baseNoOl + (c.olAdd || 0);</w:t>
+        <w:br/>
+        <w:t xml:space="preserve">  if (!(c.base &gt; 0)) c.errors.push('база распределения ≤ 0');</w:t>
+        <w:br/>
+        <w:br/>
+        <w:t xml:space="preserve">  var total = c.areaTotal;</w:t>
+        <w:br/>
+        <w:t xml:space="preserve">  var meter = c.areaMeter || 0;</w:t>
+        <w:br/>
+        <w:t xml:space="preserve">  var spch = c.areaSpch || 0;</w:t>
+        <w:br/>
+        <w:t xml:space="preserve">  var no = c.areaNo || 0;</w:t>
+        <w:br/>
+        <w:t xml:space="preserve">  var gkalMeter = c.gkalMeter || 0;</w:t>
+        <w:br/>
+        <w:t xml:space="preserve">  if (!(total &gt; 0)) {</w:t>
+        <w:br/>
+        <w:t xml:space="preserve">    c.errors.push('не указана площадь отапливаемая итого');</w:t>
+        <w:br/>
+        <w:t xml:space="preserve">  } else if (Math.abs(meter + spch + no - total) &gt; P.tolArea) {</w:t>
+        <w:br/>
+        <w:t xml:space="preserve">    c.errors.push('площади не сходятся: со счётчиками + СПЧ + без счётчиков = ' + fmt_(meter + spch + no, 2) +</w:t>
+        <w:br/>
+        <w:t xml:space="preserve">      ', итого = ' + fmt_(total, 2));</w:t>
+        <w:br/>
+        <w:t xml:space="preserve">  }</w:t>
+        <w:br/>
+        <w:t xml:space="preserve">  if (meter &lt; 0 || spch &lt; 0 || no &lt; 0 || gkalMeter &lt; 0) c.errors.push('отрицательные площади или Гкал');</w:t>
+        <w:br/>
+        <w:br/>
+        <w:t xml:space="preserve">  if (c.gas &gt; 0) {</w:t>
+        <w:br/>
+        <w:t xml:space="preserve">    c.norm = c.gas * P.kcal;</w:t>
+        <w:br/>
+        <w:t xml:space="preserve">    c.normSrc = 'газ × ' + P.kcal;</w:t>
+        <w:br/>
+        <w:t xml:space="preserve">  } else if (c.gkalHouse &gt; 0) {</w:t>
+        <w:br/>
+        <w:t xml:space="preserve">    c.norm = c.gkalHouse;</w:t>
+        <w:br/>
+        <w:t xml:space="preserve">    c.normSrc = 'Гкал общедомовой';</w:t>
+        <w:br/>
+        <w:t xml:space="preserve">  }</w:t>
+        <w:br/>
+        <w:br/>
+        <w:t xml:space="preserve">  var b = boilerFn(obj, c.monthIdx);</w:t>
+        <w:br/>
+        <w:t xml:space="preserve">  if (b.error) c.errors.push(b.error);</w:t>
+        <w:br/>
+        <w:t xml:space="preserve">  else c.boiler = b.value;</w:t>
+        <w:br/>
+        <w:br/>
+        <w:t xml:space="preserve">  if (c.errors.length) return;</w:t>
+        <w:br/>
+        <w:br/>
+        <w:t xml:space="preserve">  // ФСО+МЗК либо идёт на все м² вместе с содержанием котельной,</w:t>
+        <w:br/>
+        <w:t xml:space="preserve">  // либо входит в газовые тарифы в той же пропорции, что и газ (тогда распределяется вся база)</w:t>
+        <w:br/>
+        <w:t xml:space="preserve">  var common = P.fsoMode === FSO_COMMON;</w:t>
+        <w:br/>
+        <w:t xml:space="preserve">  c.fsoMzk = c.base * (P.fso + P.mzk);</w:t>
+        <w:br/>
+        <w:t xml:space="preserve">  c.tCommon = common ? round_(c.fsoMzk / total, dA) : null;</w:t>
+        <w:br/>
+        <w:t xml:space="preserve">  c.boilerTotal = round_(c.boiler + (c.tCommon || 0), dA);</w:t>
+        <w:br/>
+        <w:t xml:space="preserve">  var g = common ? share : 1; // доля базы, которая идёт в газовые тарифы</w:t>
+        <w:br/>
+        <w:t xml:space="preserve">  var addNo = c.olNoMeter || 0;</w:t>
+        <w:br/>
+        <w:br/>
+        <w:t xml:space="preserve">  var denom = no + P.kSpch * spch;</w:t>
+        <w:br/>
+        <w:t xml:space="preserve">  var priceExact = 0;</w:t>
+        <w:br/>
+        <w:br/>
+        <w:t xml:space="preserve">  if (obj.type === TYPE_AREA) {</w:t>
+        <w:br/>
+        <w:t xml:space="preserve">    if (gkalMeter &gt; 0 || meter &gt; 0) {</w:t>
+        <w:br/>
+        <w:t xml:space="preserve">      c.errors.push('учёт по м²: «Площадь со счётчиками» и «Гкал по квартирным счётчикам» должны быть пустыми');</w:t>
+        <w:br/>
+        <w:t xml:space="preserve">      return;</w:t>
+        <w:br/>
+        <w:t xml:space="preserve">    }</w:t>
+        <w:br/>
+        <w:t xml:space="preserve">    if (!(denom &gt; 0)) {</w:t>
+        <w:br/>
+        <w:t xml:space="preserve">      c.errors.push('нет площади без счётчиков / СПЧ для распределения');</w:t>
+        <w:br/>
+        <w:t xml:space="preserve">      return;</w:t>
+        <w:br/>
+        <w:t xml:space="preserve">    }</w:t>
+        <w:br/>
+        <w:t xml:space="preserve">    c.tNo = round_((g * baseNoOl + addNo) / denom, dA);</w:t>
         <w:br/>
         <w:t xml:space="preserve">  } else {</w:t>
         <w:br/>
-        <w:t xml:space="preserve">    for (i = 0; i &lt; n; i++) full[i] = cfg.sums[i] || 0;</w:t>
+        <w:t xml:space="preserve">    if (!(c.norm &gt; 0)) {</w:t>
+        <w:br/>
+        <w:t xml:space="preserve">      c.errors.push('нет объёма газа (или Гкал по общедомовому счётчику) для норматива');</w:t>
+        <w:br/>
+        <w:t xml:space="preserve">      return;</w:t>
+        <w:br/>
+        <w:t xml:space="preserve">    }</w:t>
+        <w:br/>
+        <w:t xml:space="preserve">    if (gkalMeter &gt; 0 &amp;&amp; !(meter &gt; 0)) {</w:t>
+        <w:br/>
+        <w:t xml:space="preserve">      c.errors.push('есть Гкал по квартирным счётчикам, но площадь со счётчиками пустая');</w:t>
+        <w:br/>
+        <w:t xml:space="preserve">      return;</w:t>
+        <w:br/>
+        <w:t xml:space="preserve">    }</w:t>
+        <w:br/>
+        <w:t xml:space="preserve">    var indiv = c.norm * share;</w:t>
+        <w:br/>
+        <w:t xml:space="preserve">    // Цена Гкал = цена счёта без сверхлимита + надбавка сверхлимита (одинаковая на весь сезон)</w:t>
+        <w:br/>
+        <w:t xml:space="preserve">    c.priceBase = g * baseNoOl / indiv;</w:t>
+        <w:br/>
+        <w:t xml:space="preserve">    priceExact = c.priceBase + (c.olSurcharge || 0);</w:t>
+        <w:br/>
+        <w:t xml:space="preserve">    c.price = round_(priceExact, dP);</w:t>
+        <w:br/>
+        <w:t xml:space="preserve">    c.restGkal = indiv - gkalMeter;</w:t>
+        <w:br/>
+        <w:t xml:space="preserve">    if (c.restGkal &lt; 0) {</w:t>
+        <w:br/>
+        <w:t xml:space="preserve">      c.errors.push('Гкал по квартирным счётчикам (' + fmt_(gkalMeter, 2) + ') больше индивидуальной части норматива (' +</w:t>
+        <w:br/>
+        <w:t xml:space="preserve">        fmt_(indiv, 2) + ')');</w:t>
+        <w:br/>
+        <w:t xml:space="preserve">      return;</w:t>
+        <w:br/>
+        <w:t xml:space="preserve">    }</w:t>
+        <w:br/>
+        <w:t xml:space="preserve">    var noMeterAmount = c.restGkal * c.priceBase + addNo;</w:t>
+        <w:br/>
+        <w:t xml:space="preserve">    if (denom &gt; 0) {</w:t>
+        <w:br/>
+        <w:t xml:space="preserve">      c.tNo = round_(noMeterAmount / denom, dA);</w:t>
+        <w:br/>
+        <w:t xml:space="preserve">    } else if (Math.abs(noMeterAmount) &gt; P.tol) {</w:t>
+        <w:br/>
+        <w:t xml:space="preserve">      c.errors.push('остаток Гкал некому распределить: нет площади без счётчиков и СПЧ');</w:t>
+        <w:br/>
+        <w:t xml:space="preserve">      return;</w:t>
+        <w:br/>
+        <w:t xml:space="preserve">    } else {</w:t>
+        <w:br/>
+        <w:t xml:space="preserve">      c.tNo = 0;</w:t>
+        <w:br/>
+        <w:t xml:space="preserve">    }</w:t>
         <w:br/>
         <w:t xml:space="preserve">  }</w:t>
         <w:br/>
-        <w:br/>
-        <w:t xml:space="preserve">  var adds = [];</w:t>
-        <w:br/>
-        <w:t xml:space="preserve">  for (i = 0; i &lt; n; i++) adds.push(base0[i] === null ? null : full[i]);</w:t>
-        <w:br/>
-        <w:br/>
-        <w:t xml:space="preserve">  var trueUp = false;</w:t>
-        <w:br/>
-        <w:t xml:space="preserve">  if (P.trueUp === 'Да' &amp;&amp; complete) {</w:t>
-        <w:br/>
-        <w:t xml:space="preserve">    var before = 0;</w:t>
-        <w:br/>
-        <w:t xml:space="preserve">    for (i = 0; i &lt; n - 1; i++) if (adds[i] !== null) before += adds[i];</w:t>
-        <w:br/>
-        <w:t xml:space="preserve">    adds[n - 1] = factTotal - before;</w:t>
-        <w:br/>
-        <w:t xml:space="preserve">    trueUp = true;</w:t>
+        <w:t xml:space="preserve">  c.tSpch = round_(c.tNo * P.kSpch, dA);</w:t>
+        <w:br/>
+        <w:br/>
+        <w:t xml:space="preserve">  c.charged = (c.price || 0) * gkalMeter + c.tNo * no + c.tSpch * spch + (c.tCommon || 0) * total;</w:t>
+        <w:br/>
+        <w:t xml:space="preserve">  c.diff = c.charged - c.base;</w:t>
+        <w:br/>
+        <w:t xml:space="preserve">  c.tol = P.tol + 0.5 * Math.pow(10, -dA) * ((common ? total : 0) + no + spch) + 0.5 * Math.pow(10, -dP) * gkalMeter;</w:t>
+        <w:br/>
+        <w:t xml:space="preserve">  if (Math.abs(c.diff) &gt; c.tol) {</w:t>
+        <w:br/>
+        <w:t xml:space="preserve">    c.errors.push('расхождение ' + fmt_(c.diff, 2) + ' грн больше допуска ' + fmt_(c.tol, 2) + ' грн');</w:t>
         <w:br/>
         <w:t xml:space="preserve">  }</w:t>
         <w:br/>
-        <w:t xml:space="preserve">  var allocated = 0;</w:t>
-        <w:br/>
-        <w:t xml:space="preserve">  for (i = 0; i &lt; n; i++) if (adds[i] !== null) allocated += adds[i];</w:t>
-        <w:br/>
-        <w:br/>
-        <w:t xml:space="preserve">  return {</w:t>
-        <w:br/>
-        <w:t xml:space="preserve">    adds: adds, fact: fact, factTotal: factTotal, plan: plan || 0, seasonAmount: seasonAmount,</w:t>
-        <w:br/>
-        <w:t xml:space="preserve">    allocated: allocated, complete: complete, estimated: estimated, trueUp: trueUp, entered: entered.length,</w:t>
-        <w:br/>
-        <w:t xml:space="preserve">    target: target, fallback: fallback</w:t>
-        <w:br/>
-        <w:t xml:space="preserve">  };</w:t>
-        <w:br/>
         <w:t>}</w:t>
         <w:br/>
         <w:br/>
-        <w:t>/** Добавки, при которых итоговые базы пропорциональны весам (профиль по базе). */</w:t>
-        <w:br/>
-        <w:t>function profileAdditions_(base0, weights, amount) {</w:t>
-        <w:br/>
-        <w:t xml:space="preserve">  return fillAdditions_(weights, base0, amount);</w:t>
+        <w:t>// ---------- Запись результатов ----------</w:t>
+        <w:br/>
+        <w:br/>
+        <w:t>function writeReport_(sheet, cfg, result) {</w:t>
+        <w:br/>
+        <w:t xml:space="preserve">  var W = REPORT_HEADERS.length;</w:t>
+        <w:br/>
+        <w:t xml:space="preserve">  var P = cfg.params;</w:t>
+        <w:br/>
+        <w:t xml:space="preserve">  resetOutput_(sheet);</w:t>
+        <w:br/>
+        <w:t xml:space="preserve">  var info = 'Пересчитано ' + Utilities.formatDate(new Date(), Session.getScriptTimeZone(), 'dd.MM.yyyy HH:mm') +</w:t>
+        <w:br/>
+        <w:t xml:space="preserve">    '. ФСО ' + fmt_(P.fso * 100, 1) + '% + МЗК ' + fmt_(P.mzk * 100, 1) + '% ' +</w:t>
+        <w:br/>
+        <w:t xml:space="preserve">    (P.fsoMode === FSO_COMMON ? 'включены в «Содержание котельной» (на все м²)' :</w:t>
+        <w:br/>
+        <w:t xml:space="preserve">      'включены в газовые тарифы пропорционально газу; «Содержание котельной» = смета') + '. Коэф. СПЧ ' + P.kSpch + '; сглаживание сверхлимита — «' + P.mode + '».';</w:t>
+        <w:br/>
+        <w:t xml:space="preserve">  var rows = [fitRow_([SHEET_REPORT + ': ТАРИФЫ НА ОТОПЛЕНИЕ'], W), fitRow_([info], W), fitRow_(REPORT_HEADERS, W)];</w:t>
+        <w:br/>
+        <w:t xml:space="preserve">  sheet.getRange(1, 1, rows.length, W).setValues(rows);</w:t>
+        <w:br/>
+        <w:t xml:space="preserve">  formatOutputHeader_(sheet, REPORT_HEADER_ROW, W);</w:t>
+        <w:br/>
+        <w:br/>
+        <w:t xml:space="preserve">  var data = result.rows.map(function (c) {</w:t>
+        <w:br/>
+        <w:t xml:space="preserve">    return fitRow_([</w:t>
+        <w:br/>
+        <w:t xml:space="preserve">      c.month, c.receipt, c.objName, blank_(c.bill), blank_(c.boilerTotal), blank_(c.price),</w:t>
+        <w:br/>
+        <w:t xml:space="preserve">      blank_(c.tNo), blank_(c.tSpch), blank_(c.charged), blank_(c.diff), c.status</w:t>
+        <w:br/>
+        <w:t xml:space="preserve">    ], W);</w:t>
+        <w:br/>
+        <w:t xml:space="preserve">  });</w:t>
+        <w:br/>
+        <w:t xml:space="preserve">  if (!data.length) return;</w:t>
+        <w:br/>
+        <w:t xml:space="preserve">  var first = REPORT_HEADER_ROW + 1;</w:t>
+        <w:br/>
+        <w:t xml:space="preserve">  var range = sheet.getRange(first, 1, data.length, W);</w:t>
+        <w:br/>
+        <w:t xml:space="preserve">  range.setValues(data);</w:t>
+        <w:br/>
+        <w:t xml:space="preserve">  sheet.getRange(first, 4, data.length, 1).setNumberFormat('#,##0.00');</w:t>
+        <w:br/>
+        <w:t xml:space="preserve">  sheet.getRange(first, 5, data.length, 4).setNumberFormat('0.00');</w:t>
+        <w:br/>
+        <w:t xml:space="preserve">  sheet.getRange(first, 9, data.length, 2).setNumberFormat('#,##0.00');</w:t>
+        <w:br/>
+        <w:t xml:space="preserve">  paintStatus_(sheet, first, result.rows, W);</w:t>
+        <w:br/>
+        <w:t xml:space="preserve">  sheet.setColumnWidths(1, 3, 110);</w:t>
+        <w:br/>
+        <w:t xml:space="preserve">  sheet.setColumnWidths(4, W - 4, 130);</w:t>
+        <w:br/>
+        <w:t xml:space="preserve">  sheet.setColumnWidth(W, 360);</w:t>
+        <w:br/>
+        <w:t xml:space="preserve">  sheet.getRange(first, W, data.length, 1).setWrap(true);</w:t>
         <w:br/>
         <w:t>}</w:t>
         <w:br/>
         <w:br/>
+        <w:t>function writeDetails_(sheet, cfg, result) {</w:t>
+        <w:br/>
+        <w:t xml:space="preserve">  var W = DETAILS_HEADERS.length;</w:t>
+        <w:br/>
+        <w:t xml:space="preserve">  var P = cfg.params;</w:t>
+        <w:br/>
+        <w:t xml:space="preserve">  resetOutput_(sheet);</w:t>
+        <w:br/>
+        <w:t xml:space="preserve">  var rows = [</w:t>
+        <w:br/>
+        <w:t xml:space="preserve">    fitRow_([SHEET_DETAILS], W),</w:t>
+        <w:br/>
+        <w:t xml:space="preserve">    fitRow_(['Техника расчёта для проверки. В ячейках — формулы: щёлкните по числу, чтобы увидеть, откуда оно берётся. ' +</w:t>
+        <w:br/>
+        <w:t xml:space="preserve">      'Режим сглаживания: «' + P.mode + '», профиль применяется к «' + P.profileTarget + '»; ФСО+МЗК — «' + P.fsoMode + '».'], W),</w:t>
+        <w:br/>
+        <w:t xml:space="preserve">    fitRow_(DETAILS_HEADERS, W)</w:t>
+        <w:br/>
+        <w:t xml:space="preserve">  ];</w:t>
+        <w:br/>
+        <w:t xml:space="preserve">  var first = DETAILS_HEADER_ROW + 1;</w:t>
+        <w:br/>
+        <w:t xml:space="preserve">  var detailCount = result.rows.length;</w:t>
+        <w:br/>
+        <w:t xml:space="preserve">  // Блок сверки сверхлимита идёт после строк расчёта: пустая строка, заголовок блока, шапка, строки ЖК</w:t>
+        <w:br/>
+        <w:t xml:space="preserve">  var olTitleRow = first + detailCount + 1;</w:t>
+        <w:br/>
+        <w:t xml:space="preserve">  var olHeaderRow = olTitleRow + 1;</w:t>
+        <w:br/>
+        <w:t xml:space="preserve">  var olRowByObj = {};</w:t>
+        <w:br/>
+        <w:t xml:space="preserve">  result.overlimit.forEach(function (a, k) { olRowByObj[a.obj.name] = olHeaderRow + 1 + k; });</w:t>
+        <w:br/>
+        <w:t xml:space="preserve">  var formulaRows = [];</w:t>
+        <w:br/>
+        <w:br/>
+        <w:t xml:space="preserve">  result.rows.forEach(function (c, k) {</w:t>
+        <w:br/>
+        <w:t xml:space="preserve">    var r = first + k;</w:t>
+        <w:br/>
+        <w:t xml:space="preserve">    var values = [</w:t>
+        <w:br/>
+        <w:t xml:space="preserve">      c.month, c.objName, blank_(c.olFact), blank_(c.olSurcharge), blank_(c.olNoMeter), blank_(c.olAdd), blank_(c.base),</w:t>
+        <w:br/>
+        <w:t xml:space="preserve">      blank_(c.norm), c.normSrc, blank_(c.fsoMzk), blank_(c.tCommon), blank_(c.boiler), blank_(c.priceBase),</w:t>
+        <w:br/>
+        <w:t xml:space="preserve">      blank_(c.price), blank_(c.restGkal), blank_(c.tNo), blank_(c.tSpch),</w:t>
+        <w:br/>
+        <w:t xml:space="preserve">      c.tNo === null ? '' : round_((c.boilerTotal || 0) + c.tNo, P.digitsArea),</w:t>
+        <w:br/>
+        <w:t xml:space="preserve">      blank_(c.charged), blank_(c.diff), blank_(c.tol), c.status</w:t>
+        <w:br/>
+        <w:t xml:space="preserve">    ];</w:t>
+        <w:br/>
+        <w:t xml:space="preserve">    var f = detailFormulas_(c, cfg, r);</w:t>
+        <w:br/>
+        <w:t xml:space="preserve">    if (f) {</w:t>
+        <w:br/>
+        <w:t xml:space="preserve">      // Колонки F…U — формулами (пишутся отдельно через setFormulas), остальные — значениями</w:t>
+        <w:br/>
+        <w:t xml:space="preserve">      for (var j = DETAIL_FORMULA_FIRST_COL - 1; j &lt;= DETAIL_FORMULA_LAST_COL - 1; j++) values[j] = '';</w:t>
+        <w:br/>
+        <w:t xml:space="preserve">      formulaRows.push(f.slice(DETAIL_FORMULA_FIRST_COL - 1, DETAIL_FORMULA_LAST_COL).map(asFormula_));</w:t>
+        <w:br/>
+        <w:t xml:space="preserve">    } else {</w:t>
+        <w:br/>
+        <w:t xml:space="preserve">      formulaRows.push(null);</w:t>
+        <w:br/>
+        <w:t xml:space="preserve">    }</w:t>
+        <w:br/>
+        <w:t xml:space="preserve">    rows.push(fitRow_(values, W));</w:t>
+        <w:br/>
+        <w:t xml:space="preserve">  });</w:t>
+        <w:br/>
+        <w:t xml:space="preserve">  rows.push(fitRow_([], W));</w:t>
+        <w:br/>
+        <w:t xml:space="preserve">  rows.push(fitRow_(['СВЕРКА СВЕРХЛИМИТА ЗА СЕЗОН'], W));</w:t>
+        <w:br/>
+        <w:t xml:space="preserve">  rows.push(fitRow_(['ЖК', 'План на сезон, грн', 'Факт в счетах, грн', 'Сумма к разнесению, грн', 'Разнесено всего, грн']</w:t>
+        <w:br/>
+        <w:t xml:space="preserve">    .concat(SEASON_MONTHS).concat(['Март введён (сезон закрыт)', 'Надбавка к цене Гкал на сезон, грн/Гкал',</w:t>
+        <w:br/>
+        <w:t xml:space="preserve">      'Профиль применён к', 'Примечание']), W));</w:t>
+        <w:br/>
+        <w:t xml:space="preserve">  result.overlimit.forEach(function (a) {</w:t>
+        <w:br/>
+        <w:t xml:space="preserve">    var note = [];</w:t>
+        <w:br/>
+        <w:t xml:space="preserve">    if (a.estimated) note.push('невведённые месяцы оценены по профилю — добавки уточнятся с новыми счетами');</w:t>
+        <w:br/>
+        <w:t xml:space="preserve">    if (a.fallback) note.push('квитанцию посчитать нельзя (нет площадей / норматива), профиль взят по базе');</w:t>
+        <w:br/>
+        <w:t xml:space="preserve">    if (a.trueUp) note.push('март доведён до факта сезона');</w:t>
+        <w:br/>
+        <w:t xml:space="preserve">    if (!a.entered) note.push('нет введённых месяцев');</w:t>
+        <w:br/>
+        <w:t xml:space="preserve">    var r = olRowByObj[a.obj.name];</w:t>
+        <w:br/>
+        <w:t xml:space="preserve">    rows.push(fitRow_([a.obj.name, a.plan, a.factTotal, a.seasonAmount, a.allocated]</w:t>
+        <w:br/>
+        <w:t xml:space="preserve">      .concat(a.adds.map(blank_)).concat([a.complete ? 'Да' : 'Нет', blank_(a.flatSurcharge), a.target || '',</w:t>
+        <w:br/>
+        <w:t xml:space="preserve">        note.join('; ')]), W));</w:t>
+        <w:br/>
+        <w:t xml:space="preserve">  });</w:t>
+        <w:br/>
+        <w:t xml:space="preserve">  var lastRow = rows.length;</w:t>
+        <w:br/>
+        <w:t xml:space="preserve">  rows.push(fitRow_([], W));</w:t>
+        <w:br/>
+        <w:t xml:space="preserve">  var legendRow = rows.length + 1;</w:t>
+        <w:br/>
+        <w:t xml:space="preserve">  rows.push(fitRow_(['КАК СЧИТАЕТСЯ'], W));</w:t>
+        <w:br/>
+        <w:t xml:space="preserve">  detailLegend_(P).forEach(function (line) { rows.push(fitRow_(line, W)); });</w:t>
+        <w:br/>
+        <w:br/>
+        <w:t xml:space="preserve">  sheet.getRange(1, 1, rows.length, W).setValues(rows);</w:t>
+        <w:br/>
+        <w:t xml:space="preserve">  // Формулы пишем через setFormulas: так Google читает их в английском синтаксисе (запятые, точка)</w:t>
+        <w:br/>
+        <w:t xml:space="preserve">  // при любой локали таблицы. Через setValues формула разбиралась бы по правилам локали и ломалась.</w:t>
+        <w:br/>
+        <w:t xml:space="preserve">  formulaRows.forEach(function (fr, k) {</w:t>
+        <w:br/>
+        <w:t xml:space="preserve">    if (fr) sheet.getRange(first + k, DETAIL_FORMULA_FIRST_COL, 1, fr.length).setFormulas([fr]);</w:t>
+        <w:br/>
+        <w:t xml:space="preserve">  });</w:t>
+        <w:br/>
+        <w:t xml:space="preserve">  formatOutputHeader_(sheet, DETAILS_HEADER_ROW, W);</w:t>
+        <w:br/>
+        <w:br/>
+        <w:t xml:space="preserve">  if (detailCount) {</w:t>
+        <w:br/>
+        <w:t xml:space="preserve">    sheet.getRange(first, 3, detailCount, 1).setNumberFormat('#,##0.00');</w:t>
+        <w:br/>
+        <w:t xml:space="preserve">    sheet.getRange(first, 4, detailCount, 1).setNumberFormat('#,##0.00');</w:t>
+        <w:br/>
+        <w:t xml:space="preserve">    sheet.getRange(first, 5, detailCount, 3).setNumberFormat('#,##0.00');</w:t>
+        <w:br/>
+        <w:t xml:space="preserve">    sheet.getRange(first, 8, detailCount, 1).setNumberFormat('#,##0.0000');</w:t>
+        <w:br/>
+        <w:t xml:space="preserve">    sheet.getRange(first, 10, detailCount, 1).setNumberFormat('#,##0.00');</w:t>
+        <w:br/>
+        <w:t xml:space="preserve">    sheet.getRange(first, 11, detailCount, 2).setNumberFormat('0.0000');</w:t>
+        <w:br/>
+        <w:t xml:space="preserve">    sheet.getRange(first, 13, detailCount, 2).setNumberFormat('#,##0.00');</w:t>
+        <w:br/>
+        <w:t xml:space="preserve">    sheet.getRange(first, 15, detailCount, 1).setNumberFormat('#,##0.0000');</w:t>
+        <w:br/>
+        <w:t xml:space="preserve">    sheet.getRange(first, 16, detailCount, 3).setNumberFormat('0.00');</w:t>
+        <w:br/>
+        <w:t xml:space="preserve">    sheet.getRange(first, 19, detailCount, 3).setNumberFormat('#,##0.00');</w:t>
+        <w:br/>
+        <w:t xml:space="preserve">    paintStatus_(sheet, first, result.rows, W);</w:t>
+        <w:br/>
+        <w:t xml:space="preserve">  }</w:t>
+        <w:br/>
+        <w:t xml:space="preserve">  sheet.getRange(olTitleRow, 1).setFontWeight('bold').setFontSize(11);</w:t>
+        <w:br/>
+        <w:t xml:space="preserve">  sheet.getRange(olHeaderRow, 1, 1, 14).setFontWeight('bold').setBackground(COLOR_HEADER_BG).setWrap(true);</w:t>
+        <w:br/>
+        <w:t xml:space="preserve">  if (result.overlimit.length) {</w:t>
+        <w:br/>
+        <w:t xml:space="preserve">    sheet.getRange(olHeaderRow + 1, 2, result.overlimit.length, 9).setNumberFormat('#,##0.00');</w:t>
+        <w:br/>
+        <w:t xml:space="preserve">    sheet.getRange(olHeaderRow + 1, 12, result.overlimit.length, 1).setNumberFormat('#,##0.00');</w:t>
+        <w:br/>
+        <w:t xml:space="preserve">  }</w:t>
+        <w:br/>
+        <w:t xml:space="preserve">  sheet.getRange(legendRow, 1).setFontWeight('bold').setFontSize(11);</w:t>
+        <w:br/>
+        <w:t xml:space="preserve">  sheet.getRange(legendRow + 1, 1, rows.length - legendRow, 1).setFontWeight('bold');</w:t>
+        <w:br/>
+        <w:t xml:space="preserve">  sheet.setColumnWidths(1, W, 115);</w:t>
+        <w:br/>
+        <w:t xml:space="preserve">  sheet.setColumnWidth(W, 360);</w:t>
+        <w:br/>
+        <w:t>}</w:t>
+        <w:br/>
+        <w:br/>
         <w:t>/**</w:t>
         <w:br/>
-        <w:t xml:space="preserve"> * Общий подбор добавок: добавка(i) = a(i) × u − b(i), сумма добавок = amount, все добавки ≥ 0.</w:t>
-        <w:br/>
-        <w:t xml:space="preserve"> * Месяцы с отрицательной добавкой получают 0 и исключаются; повторяем, пока все добавки ≥ 0.</w:t>
+        <w:t xml:space="preserve"> * Разделитель аргументов в формулах для локали таблицы: в русской, украинской и других локалях</w:t>
+        <w:br/>
+        <w:t xml:space="preserve"> * с десятичной запятой Google ждёт «;», в английской — «,».</w:t>
         <w:br/>
         <w:t xml:space="preserve"> */</w:t>
         <w:br/>
-        <w:t>function fillAdditions_(a, b, amount) {</w:t>
-        <w:br/>
-        <w:t xml:space="preserve">  var n = a.length;</w:t>
-        <w:br/>
-        <w:t xml:space="preserve">  var adds = [];</w:t>
-        <w:br/>
-        <w:t xml:space="preserve">  var active = [];</w:t>
-        <w:br/>
-        <w:t xml:space="preserve">  var i;</w:t>
-        <w:br/>
-        <w:t xml:space="preserve">  for (i = 0; i &lt; n; i++) { adds.push(0); active.push(a[i] &gt; 0); }</w:t>
-        <w:br/>
-        <w:t xml:space="preserve">  for (var iter = 0; iter &lt;= n; iter++) {</w:t>
-        <w:br/>
-        <w:t xml:space="preserve">    var sa = 0;</w:t>
-        <w:br/>
-        <w:t xml:space="preserve">    var sb = 0;</w:t>
-        <w:br/>
-        <w:t xml:space="preserve">    for (i = 0; i &lt; n; i++) if (active[i]) { sa += a[i]; sb += b[i]; }</w:t>
-        <w:br/>
-        <w:t xml:space="preserve">    if (sa &lt;= 0) break;</w:t>
-        <w:br/>
-        <w:t xml:space="preserve">    var u = (sb + amount) / sa;</w:t>
-        <w:br/>
-        <w:t xml:space="preserve">    var excluded = false;</w:t>
-        <w:br/>
-        <w:t xml:space="preserve">    for (i = 0; i &lt; n; i++) {</w:t>
-        <w:br/>
-        <w:t xml:space="preserve">      if (active[i] &amp;&amp; a[i] * u - b[i] &lt; 0) { active[i] = false; excluded = true; }</w:t>
-        <w:br/>
-        <w:t xml:space="preserve">    }</w:t>
-        <w:br/>
-        <w:t xml:space="preserve">    if (!excluded) {</w:t>
-        <w:br/>
-        <w:t xml:space="preserve">      for (i = 0; i &lt; n; i++) adds[i] = active[i] ? a[i] * u - b[i] : 0;</w:t>
-        <w:br/>
-        <w:t xml:space="preserve">      break;</w:t>
-        <w:br/>
-        <w:t xml:space="preserve">    }</w:t>
+        <w:t>function formulaSeparator_(ss) {</w:t>
+        <w:br/>
+        <w:t xml:space="preserve">  var locale = String(ss.getSpreadsheetLocale() || '').toLowerCase();</w:t>
+        <w:br/>
+        <w:t xml:space="preserve">  var dotLocales = ['en', 'ja', 'zh', 'ko', 'th', 'he', 'iw', 'hi', 'ms', 'fil', 'ga', 'sw', 'ur', 'bn', 'ta', 'te'];</w:t>
+        <w:br/>
+        <w:t xml:space="preserve">  var lang = locale.split(/[_-]/)[0];</w:t>
+        <w:br/>
+        <w:t xml:space="preserve">  return dotLocales.indexOf(lang) &gt;= 0 ? ',' : ';';</w:t>
+        <w:br/>
+        <w:t>}</w:t>
+        <w:br/>
+        <w:br/>
+        <w:t>/** Значение ячейки как формула для setFormulas: текст → ="текст", число → =число. */</w:t>
+        <w:br/>
+        <w:t>function asFormula_(v) {</w:t>
+        <w:br/>
+        <w:t xml:space="preserve">  if (v === '' || v === null || v === undefined) return '';</w:t>
+        <w:br/>
+        <w:t xml:space="preserve">  if (typeof v === 'number') return '=' + v;</w:t>
+        <w:br/>
+        <w:t xml:space="preserve">  var s = String(v);</w:t>
+        <w:br/>
+        <w:t xml:space="preserve">  if (s.charAt(0) === '=') return s;</w:t>
+        <w:br/>
+        <w:t xml:space="preserve">  return '="' + s.replace(/"/g, '""') + '"';</w:t>
+        <w:br/>
+        <w:t>}</w:t>
+        <w:br/>
+        <w:br/>
+        <w:t>/** Ссылка на ячейку значения параметра на листе НАСТРОЙКИ, или null. */</w:t>
+        <w:br/>
+        <w:t>function settingRef_(cfg, key) {</w:t>
+        <w:br/>
+        <w:t xml:space="preserve">  var r = cfg.paramRow &amp;&amp; cfg.paramRow[key];</w:t>
+        <w:br/>
+        <w:t xml:space="preserve">  return r ? "'" + SHEET_SETTINGS + "'!$B$" + r : null;</w:t>
+        <w:br/>
+        <w:t>}</w:t>
+        <w:br/>
+        <w:br/>
+        <w:t>/**</w:t>
+        <w:br/>
+        <w:t xml:space="preserve"> * Строка ДЕТАЛЕЙ формулами: ссылки на ВВОД, НАСТРОЙКИ, смету и блок сверки сверхлимита.</w:t>
+        <w:br/>
+        <w:t xml:space="preserve"> * Для строк с ошибкой и когда адреса настроек неизвестны возвращает null — тогда пишутся числа.</w:t>
+        <w:br/>
+        <w:t xml:space="preserve"> */</w:t>
+        <w:br/>
+        <w:t>function detailFormulas_(c, cfg, r) {</w:t>
+        <w:br/>
+        <w:t xml:space="preserve">  if (c.errors.length || c.tNo === null) return null;</w:t>
+        <w:br/>
+        <w:t xml:space="preserve">  var keys = ['kcal', 'fso', 'mzk', 'kSpch', 'digitsArea', 'digitsPrice', 'tol'];</w:t>
+        <w:br/>
+        <w:t xml:space="preserve">  var S = {};</w:t>
+        <w:br/>
+        <w:t xml:space="preserve">  for (var k = 0; k &lt; keys.length; k++) {</w:t>
+        <w:br/>
+        <w:t xml:space="preserve">    S[keys[k]] = settingRef_(cfg, keys[k]);</w:t>
+        <w:br/>
+        <w:t xml:space="preserve">    if (!S[keys[k]]) return null;</w:t>
         <w:br/>
         <w:t xml:space="preserve">  }</w:t>
         <w:br/>
-        <w:t xml:space="preserve">  return adds;</w:t>
+        <w:t xml:space="preserve">  var P = cfg.params;</w:t>
+        <w:br/>
+        <w:t xml:space="preserve">  var obj = c.obj;</w:t>
+        <w:br/>
+        <w:t xml:space="preserve">  var common = P.fsoMode === FSO_COMMON;</w:t>
+        <w:br/>
+        <w:t xml:space="preserve">  var sep = cfg.formulaSep || ','; // разделитель аргументов: «;» для локалей с десятичной запятой</w:t>
+        <w:br/>
+        <w:t xml:space="preserve">  var V = function (idx) { return "N('" + SHEET_INPUT + "'!" + indexToCol_(idx + 1) + c.rowNum + ')'; };</w:t>
+        <w:br/>
+        <w:t xml:space="preserve">  var share = '(1-' + S.fso + '-' + S.mzk + ')';</w:t>
+        <w:br/>
+        <w:t xml:space="preserve">  var gMul = common ? share + '*' : ''; // доля базы, идущая в газ</w:t>
+        <w:br/>
+        <w:t xml:space="preserve">  var billNoOl = "(N('" + SHEET_INPUT + "'!C" + c.rowNum + ')-C' + r + ')';</w:t>
+        <w:br/>
+        <w:t xml:space="preserve">  var denom = '(' + V(IN.AREA_NO) + '+' + S.kSpch + '*' + V(IN.AREA_SPCH) + ')';</w:t>
+        <w:br/>
+        <w:t xml:space="preserve">  var src = "='" + obj.sheetName.replace(/'/g, "''") + "'!" + indexToCol_(obj.novColIndex + c.monthIdx) + obj.rowValue;</w:t>
+        <w:br/>
+        <w:t xml:space="preserve">  var isArea = obj.type === TYPE_AREA;</w:t>
+        <w:br/>
+        <w:br/>
+        <w:t xml:space="preserve">  var norm = '';</w:t>
+        <w:br/>
+        <w:t xml:space="preserve">  if (c.gas &gt; 0) norm = '=' + V(IN.GAS) + '*' + S.kcal;</w:t>
+        <w:br/>
+        <w:t xml:space="preserve">  else if (c.gkalHouse &gt; 0) norm = '=' + V(IN.GKAL_HOUSE);</w:t>
+        <w:br/>
+        <w:br/>
+        <w:t xml:space="preserve">  var olAdd = isArea ? '=E' + r : '=N(D' + r + ')*' + V(IN.GKAL_METER) + '+E' + r;</w:t>
+        <w:br/>
+        <w:t xml:space="preserve">  if (common) olAdd = '=(' + olAdd.substring(1) + ')/' + share;</w:t>
+        <w:br/>
+        <w:br/>
+        <w:t xml:space="preserve">  var priceBase = '';</w:t>
+        <w:br/>
+        <w:t xml:space="preserve">  var price = '';</w:t>
+        <w:br/>
+        <w:t xml:space="preserve">  var rest = '';</w:t>
+        <w:br/>
+        <w:t xml:space="preserve">  var tNo;</w:t>
+        <w:br/>
+        <w:t xml:space="preserve">  if (isArea) {</w:t>
+        <w:br/>
+        <w:t xml:space="preserve">    tNo = '=ROUND((' + gMul + billNoOl + '+E' + r + ')/' + denom + sep + S.digitsArea + ')';</w:t>
+        <w:br/>
+        <w:t xml:space="preserve">  } else {</w:t>
+        <w:br/>
+        <w:t xml:space="preserve">    priceBase = '=' + gMul + billNoOl + '/(H' + r + '*' + share + ')';</w:t>
+        <w:br/>
+        <w:t xml:space="preserve">    price = '=ROUND(M' + r + '+N(D' + r + ')' + sep + S.digitsPrice + ')';</w:t>
+        <w:br/>
+        <w:t xml:space="preserve">    rest = '=H' + r + '*' + share + '-' + V(IN.GKAL_METER);</w:t>
+        <w:br/>
+        <w:t xml:space="preserve">    tNo = (c.areaNo || 0) + P.kSpch * (c.areaSpch || 0) &gt; 0</w:t>
+        <w:br/>
+        <w:t xml:space="preserve">      ? '=ROUND((O' + r + '*M' + r + '+E' + r + ')/' + denom + sep + S.digitsArea + ')'</w:t>
+        <w:br/>
+        <w:t xml:space="preserve">      : 0;</w:t>
+        <w:br/>
+        <w:t xml:space="preserve">  }</w:t>
+        <w:br/>
+        <w:t xml:space="preserve">  var tCommon = common ? '=ROUND(J' + r + '/' + V(IN.AREA_TOTAL) + sep + S.digitsArea + ')' : '';</w:t>
+        <w:br/>
+        <w:t xml:space="preserve">  var totalTerm = common ? '+N(K' + r + ')*' + V(IN.AREA_TOTAL) : '';</w:t>
+        <w:br/>
+        <w:t xml:space="preserve">  var tolArea = common ? V(IN.AREA_TOTAL) + '+' : '';</w:t>
+        <w:br/>
+        <w:t xml:space="preserve">  return [</w:t>
+        <w:br/>
+        <w:t xml:space="preserve">    c.month,                                                            // A</w:t>
+        <w:br/>
+        <w:t xml:space="preserve">    c.objName,                                                          // B</w:t>
+        <w:br/>
+        <w:t xml:space="preserve">    '=' + V(IN.OL),                                                     // C сверхлимит факт</w:t>
+        <w:br/>
+        <w:t xml:space="preserve">    blank_(c.olSurcharge),                                              // D надбавка, грн/Гкал (из расчёта)</w:t>
+        <w:br/>
+        <w:t xml:space="preserve">    blank_(c.olNoMeter),                                                // E на квартиры без счётчиков (из расчёта)</w:t>
+        <w:br/>
+        <w:t xml:space="preserve">    olAdd,                                                              // F отнесённый сверхлимит</w:t>
+        <w:br/>
+        <w:t xml:space="preserve">    "=N('" + SHEET_INPUT + "'!C" + c.rowNum + ')-C' + r + '+F' + r,    // G база</w:t>
+        <w:br/>
+        <w:t xml:space="preserve">    norm,                                                               // H норматив</w:t>
+        <w:br/>
+        <w:t xml:space="preserve">    c.normSrc,                                                          // I</w:t>
+        <w:br/>
+        <w:t xml:space="preserve">    '=G' + r + '*(' + S.fso + '+' + S.mzk + ')',                        // J ФСО+МЗК, грн</w:t>
+        <w:br/>
+        <w:t xml:space="preserve">    tCommon,                                                            // K ФСО+МЗК, грн/м²</w:t>
+        <w:br/>
+        <w:t xml:space="preserve">    src,                                                                // L содержание из сметы</w:t>
+        <w:br/>
+        <w:t xml:space="preserve">    priceBase,                                                          // M цена Гкал без надбавки</w:t>
+        <w:br/>
+        <w:t xml:space="preserve">    price,                                                              // N цена Гкал</w:t>
+        <w:br/>
+        <w:t xml:space="preserve">    rest,                                                               // O остаток Гкал</w:t>
+        <w:br/>
+        <w:t xml:space="preserve">    tNo,                                                                // P тариф без счётчика</w:t>
+        <w:br/>
+        <w:t xml:space="preserve">    '=ROUND(P' + r + '*' + S.kSpch + sep + S.digitsArea + ')',          // Q тариф СПЧ</w:t>
+        <w:br/>
+        <w:t xml:space="preserve">    '=ROUND(L' + r + '+N(K' + r + ')' + sep + S.digitsArea + ')+P' + r, // R квитанция без счётчика</w:t>
+        <w:br/>
+        <w:t xml:space="preserve">    '=N(N' + r + ')*' + V(IN.GKAL_METER) + '+P' + r + '*' + V(IN.AREA_NO) + '+Q' + r + '*' + V(IN.AREA_SPCH) + totalTerm, // S</w:t>
+        <w:br/>
+        <w:t xml:space="preserve">    '=S' + r + '-G' + r,                                                // T расхождение</w:t>
+        <w:br/>
+        <w:t xml:space="preserve">    '=' + S.tol + '+(1/2)*10^(-' + S.digitsArea + ')*(' + tolArea + V(IN.AREA_NO) + '+' + V(IN.AREA_SPCH) + ')+(1/2)*10^(-' +</w:t>
+        <w:br/>
+        <w:t xml:space="preserve">      S.digitsPrice + ')*' + V(IN.GKAL_METER),                          // U допуск</w:t>
+        <w:br/>
+        <w:t xml:space="preserve">    c.status                                                            // V</w:t>
+        <w:br/>
+        <w:t xml:space="preserve">  ];</w:t>
         <w:br/>
         <w:t>}</w:t>
         <w:br/>
         <w:br/>
-        <w:t>/**</w:t>
-        <w:br/>
-        <w:t xml:space="preserve"> * На сколько грн/м² растёт квитанция без счётчика (газ + ФСО/МЗК, если он на все м²) при росте базы на 1 грн.</w:t>
-        <w:br/>
-        <w:t xml:space="preserve"> * null — если по строке это посчитать нельзя (нет площадей, норматива и т.п.).</w:t>
-        <w:br/>
-        <w:t xml:space="preserve"> */</w:t>
-        <w:br/>
-        <w:t>function receiptSlope_(c, obj, P) {</w:t>
-        <w:br/>
-        <w:t xml:space="preserve">  var share = 1 - P.fso - P.mzk;</w:t>
+        <w:t>/** Пояснения к колонкам ДЕТАЛЕЙ словами. */</w:t>
+        <w:br/>
+        <w:t>function detailLegend_(P) {</w:t>
         <w:br/>
         <w:t xml:space="preserve">  var common = P.fsoMode === FSO_COMMON;</w:t>
         <w:br/>
-        <w:t xml:space="preserve">  var spch = c.areaSpch || 0;</w:t>
-        <w:br/>
-        <w:t xml:space="preserve">  var no = c.areaNo || 0;</w:t>
-        <w:br/>
-        <w:t xml:space="preserve">  var denom = no + P.kSpch * spch;</w:t>
-        <w:br/>
-        <w:t xml:space="preserve">  if (!(denom &gt; 0)) return null;</w:t>
-        <w:br/>
-        <w:t xml:space="preserve">  var gasPerBase = common ? share : 1;</w:t>
-        <w:br/>
-        <w:t xml:space="preserve">  var m;</w:t>
-        <w:br/>
-        <w:t xml:space="preserve">  if (obj.type === TYPE_AREA) {</w:t>
-        <w:br/>
-        <w:t xml:space="preserve">    m = gasPerBase / denom;</w:t>
-        <w:br/>
-        <w:t xml:space="preserve">  } else {</w:t>
-        <w:br/>
-        <w:t xml:space="preserve">    var norm = c.gas &gt; 0 ? c.gas * P.kcal : (c.gkalHouse &gt; 0 ? c.gkalHouse : 0);</w:t>
-        <w:br/>
-        <w:t xml:space="preserve">    if (!(norm &gt; 0)) return null;</w:t>
-        <w:br/>
-        <w:t xml:space="preserve">    var rest = norm * share - (c.gkalMeter || 0);</w:t>
-        <w:br/>
-        <w:t xml:space="preserve">    if (!(rest &gt; 0)) return null;</w:t>
-        <w:br/>
-        <w:t xml:space="preserve">    m = gasPerBase * rest / (norm * share * denom);</w:t>
-        <w:br/>
-        <w:t xml:space="preserve">  }</w:t>
-        <w:br/>
-        <w:t xml:space="preserve">  if (common) {</w:t>
-        <w:br/>
-        <w:t xml:space="preserve">    if (!(c.areaTotal &gt; 0)) return null;</w:t>
-        <w:br/>
-        <w:t xml:space="preserve">    m += (P.fso + P.mzk) / c.areaTotal;</w:t>
-        <w:br/>
-        <w:t xml:space="preserve">  }</w:t>
-        <w:br/>
-        <w:t xml:space="preserve">  return m;</w:t>
-        <w:br/>
-        <w:t>}</w:t>
-        <w:br/>
-        <w:br/>
-        <w:t>/** Тарифы одной строки ЖК × месяц. Ошибки складываются в c.errors. */</w:t>
-        <w:br/>
-        <w:t>function calcTariffs_(c, obj, cfg, boilerFn) {</w:t>
-        <w:br/>
-        <w:t xml:space="preserve">  var P = cfg.params;</w:t>
-        <w:br/>
-        <w:t xml:space="preserve">  var dA = P.digitsArea;</w:t>
-        <w:br/>
-        <w:t xml:space="preserve">  var dP = P.digitsPrice;</w:t>
-        <w:br/>
-        <w:t xml:space="preserve">  var share = 1 - P.fso - P.mzk;</w:t>
-        <w:br/>
-        <w:br/>
-        <w:t xml:space="preserve">  c.base = c.bill - c.olFact + (c.olAdd || 0);</w:t>
-        <w:br/>
-        <w:t xml:space="preserve">  if (!(c.base &gt; 0)) c.errors.push('база распределения ≤ 0');</w:t>
-        <w:br/>
-        <w:br/>
-        <w:t xml:space="preserve">  var total = c.areaTotal;</w:t>
-        <w:br/>
-        <w:t xml:space="preserve">  var meter = c.areaMeter || 0;</w:t>
-        <w:br/>
-        <w:t xml:space="preserve">  var spch = c.areaSpch || 0;</w:t>
-        <w:br/>
-        <w:t xml:space="preserve">  var no = c.areaNo || 0;</w:t>
-        <w:br/>
-        <w:t xml:space="preserve">  var gkalMeter = c.gkalMeter || 0;</w:t>
-        <w:br/>
-        <w:t xml:space="preserve">  if (!(total &gt; 0)) {</w:t>
-        <w:br/>
-        <w:t xml:space="preserve">    c.errors.push('не указана площадь отапливаемая итого');</w:t>
-        <w:br/>
-        <w:t xml:space="preserve">  } else if (Math.abs(meter + spch + no - total) &gt; P.tolArea) {</w:t>
-        <w:br/>
-        <w:t xml:space="preserve">    c.errors.push('площади не сходятся: со счётчиками + СПЧ + без счётчиков = ' + fmt_(meter + spch + no, 2) +</w:t>
-        <w:br/>
-        <w:t xml:space="preserve">      ', итого = ' + fmt_(total, 2));</w:t>
-        <w:br/>
-        <w:t xml:space="preserve">  }</w:t>
-        <w:br/>
-        <w:t xml:space="preserve">  if (meter &lt; 0 || spch &lt; 0 || no &lt; 0 || gkalMeter &lt; 0) c.errors.push('отрицательные площади или Гкал');</w:t>
-        <w:br/>
-        <w:br/>
-        <w:t xml:space="preserve">  if (c.gas &gt; 0) {</w:t>
-        <w:br/>
-        <w:t xml:space="preserve">    c.norm = c.gas * P.kcal;</w:t>
-        <w:br/>
-        <w:t xml:space="preserve">    c.normSrc = 'газ × ' + P.kcal;</w:t>
-        <w:br/>
-        <w:t xml:space="preserve">  } else if (c.gkalHouse &gt; 0) {</w:t>
-        <w:br/>
-        <w:t xml:space="preserve">    c.norm = c.gkalHouse;</w:t>
-        <w:br/>
-        <w:t xml:space="preserve">    c.normSrc = 'Гкал общедомовой';</w:t>
-        <w:br/>
-        <w:t xml:space="preserve">  }</w:t>
-        <w:br/>
-        <w:br/>
-        <w:t xml:space="preserve">  var b = boilerFn(obj, c.monthIdx);</w:t>
-        <w:br/>
-        <w:t xml:space="preserve">  if (b.error) c.errors.push(b.error);</w:t>
-        <w:br/>
-        <w:t xml:space="preserve">  else c.boiler = b.value;</w:t>
-        <w:br/>
-        <w:br/>
-        <w:t xml:space="preserve">  if (c.errors.length) return;</w:t>
-        <w:br/>
-        <w:br/>
-        <w:t xml:space="preserve">  // ФСО+МЗК либо идёт на все м² вместе с содержанием котельной,</w:t>
-        <w:br/>
-        <w:t xml:space="preserve">  // либо входит в газовые тарифы в той же пропорции, что и газ (тогда распределяется вся база)</w:t>
-        <w:br/>
-        <w:t xml:space="preserve">  var common = P.fsoMode === FSO_COMMON;</w:t>
-        <w:br/>
-        <w:t xml:space="preserve">  c.fsoMzk = c.base * (P.fso + P.mzk);</w:t>
-        <w:br/>
-        <w:t xml:space="preserve">  c.tCommon = common ? round_(c.fsoMzk / total, dA) : null;</w:t>
-        <w:br/>
-        <w:t xml:space="preserve">  c.boilerTotal = round_(c.boiler + (c.tCommon || 0), dA);</w:t>
-        <w:br/>
-        <w:t xml:space="preserve">  var gasAmount = common ? c.base - c.fsoMzk : c.base;</w:t>
-        <w:br/>
-        <w:br/>
-        <w:t xml:space="preserve">  var denom = no + P.kSpch * spch;</w:t>
-        <w:br/>
-        <w:t xml:space="preserve">  var priceExact = 0;</w:t>
-        <w:br/>
-        <w:br/>
-        <w:t xml:space="preserve">  if (obj.type === TYPE_AREA) {</w:t>
-        <w:br/>
-        <w:t xml:space="preserve">    if (gkalMeter &gt; 0 || meter &gt; 0) {</w:t>
-        <w:br/>
-        <w:t xml:space="preserve">      c.errors.push('учёт по м²: «Площадь со счётчиками» и «Гкал по квартирным счётчикам» должны быть пустыми');</w:t>
-        <w:br/>
-        <w:t xml:space="preserve">      return;</w:t>
-        <w:br/>
-        <w:t xml:space="preserve">    }</w:t>
-        <w:br/>
-        <w:t xml:space="preserve">    if (!(denom &gt; 0)) {</w:t>
-        <w:br/>
-        <w:t xml:space="preserve">      c.errors.push('нет площади без счётчиков / СПЧ для распределения');</w:t>
-        <w:br/>
-        <w:t xml:space="preserve">      return;</w:t>
-        <w:br/>
-        <w:t xml:space="preserve">    }</w:t>
-        <w:br/>
-        <w:t xml:space="preserve">    c.tNo = round_(gasAmount / denom, dA);</w:t>
-        <w:br/>
-        <w:t xml:space="preserve">  } else {</w:t>
-        <w:br/>
-        <w:t xml:space="preserve">    if (!(c.norm &gt; 0)) {</w:t>
-        <w:br/>
-        <w:t xml:space="preserve">      c.errors.push('нет объёма газа (или Гкал по общедомовому счётчику) для норматива');</w:t>
-        <w:br/>
-        <w:t xml:space="preserve">      return;</w:t>
-        <w:br/>
-        <w:t xml:space="preserve">    }</w:t>
-        <w:br/>
-        <w:t xml:space="preserve">    if (gkalMeter &gt; 0 &amp;&amp; !(meter &gt; 0)) {</w:t>
-        <w:br/>
-        <w:t xml:space="preserve">      c.errors.push('есть Гкал по квартирным счётчикам, но площадь со счётчиками пустая');</w:t>
-        <w:br/>
-        <w:t xml:space="preserve">      return;</w:t>
-        <w:br/>
-        <w:t xml:space="preserve">    }</w:t>
-        <w:br/>
-        <w:t xml:space="preserve">    priceExact = gasAmount / (c.norm * share);</w:t>
-        <w:br/>
-        <w:t xml:space="preserve">    c.price = round_(priceExact, dP);</w:t>
-        <w:br/>
-        <w:t xml:space="preserve">    var indiv = c.norm * share;</w:t>
-        <w:br/>
-        <w:t xml:space="preserve">    c.restGkal = indiv - gkalMeter;</w:t>
-        <w:br/>
-        <w:t xml:space="preserve">    if (c.restGkal &lt; 0) {</w:t>
-        <w:br/>
-        <w:t xml:space="preserve">      c.errors.push('Гкал по квартирным счётчикам (' + fmt_(gkalMeter, 2) + ') больше индивидуальной части норматива (' +</w:t>
-        <w:br/>
-        <w:t xml:space="preserve">        fmt_(indiv, 2) + ')');</w:t>
-        <w:br/>
-        <w:t xml:space="preserve">      return;</w:t>
-        <w:br/>
-        <w:t xml:space="preserve">    }</w:t>
-        <w:br/>
-        <w:t xml:space="preserve">    if (denom &gt; 0) {</w:t>
-        <w:br/>
-        <w:t xml:space="preserve">      c.tNo = round_(c.restGkal * priceExact / denom, dA);</w:t>
-        <w:br/>
-        <w:t xml:space="preserve">    } else if (c.restGkal * priceExact &gt; P.tol) {</w:t>
-        <w:br/>
-        <w:t xml:space="preserve">      c.errors.push('остаток Гкал некому распределить: нет площади без счётчиков и СПЧ');</w:t>
-        <w:br/>
-        <w:t xml:space="preserve">      return;</w:t>
-        <w:br/>
-        <w:t xml:space="preserve">    } else {</w:t>
-        <w:br/>
-        <w:t xml:space="preserve">      c.tNo = 0;</w:t>
-        <w:br/>
-        <w:t xml:space="preserve">    }</w:t>
-        <w:br/>
-        <w:t xml:space="preserve">  }</w:t>
-        <w:br/>
-        <w:t xml:space="preserve">  c.tSpch = round_(c.tNo * P.kSpch, dA);</w:t>
-        <w:br/>
-        <w:br/>
-        <w:t xml:space="preserve">  c.charged = (c.price || 0) * gkalMeter + c.tNo * no + c.tSpch * spch + (c.tCommon || 0) * total;</w:t>
-        <w:br/>
-        <w:t xml:space="preserve">  c.diff = c.charged - c.base;</w:t>
-        <w:br/>
-        <w:t xml:space="preserve">  c.tol = P.tol + 0.5 * Math.pow(10, -dA) * ((common ? total : 0) + no + spch) + 0.5 * Math.pow(10, -dP) * gkalMeter;</w:t>
-        <w:br/>
-        <w:t xml:space="preserve">  if (Math.abs(c.diff) &gt; c.tol) {</w:t>
-        <w:br/>
-        <w:t xml:space="preserve">    c.errors.push('расхождение ' + fmt_(c.diff, 2) + ' грн больше допуска ' + fmt_(c.tol, 2) + ' грн');</w:t>
-        <w:br/>
-        <w:t xml:space="preserve">  }</w:t>
-        <w:br/>
-        <w:t>}</w:t>
-        <w:br/>
-        <w:br/>
-        <w:t>// ---------- Запись результатов ----------</w:t>
-        <w:br/>
-        <w:br/>
-        <w:t>function writeReport_(sheet, cfg, result) {</w:t>
-        <w:br/>
-        <w:t xml:space="preserve">  var W = REPORT_HEADERS.length;</w:t>
-        <w:br/>
-        <w:t xml:space="preserve">  var P = cfg.params;</w:t>
-        <w:br/>
-        <w:t xml:space="preserve">  resetOutput_(sheet);</w:t>
-        <w:br/>
-        <w:t xml:space="preserve">  var info = 'Пересчитано ' + Utilities.formatDate(new Date(), Session.getScriptTimeZone(), 'dd.MM.yyyy HH:mm') +</w:t>
-        <w:br/>
-        <w:t xml:space="preserve">    '. ФСО ' + fmt_(P.fso * 100, 1) + '% + МЗК ' + fmt_(P.mzk * 100, 1) + '% ' +</w:t>
-        <w:br/>
-        <w:t xml:space="preserve">    (P.fsoMode === FSO_COMMON ? 'включены в «Содержание котельной» (на все м²)' :</w:t>
-        <w:br/>
-        <w:t xml:space="preserve">      'включены в газовые тарифы пропорционально газу; «Содержание котельной» = смета') + '. Коэф. СПЧ ' + P.kSpch + '; сглаживание сверхлимита — «' + P.mode + '».';</w:t>
-        <w:br/>
-        <w:t xml:space="preserve">  var rows = [fitRow_([SHEET_REPORT + ': ТАРИФЫ НА ОТОПЛЕНИЕ'], W), fitRow_([info], W), fitRow_(REPORT_HEADERS, W)];</w:t>
-        <w:br/>
-        <w:t xml:space="preserve">  sheet.getRange(1, 1, rows.length, W).setValues(rows);</w:t>
-        <w:br/>
-        <w:t xml:space="preserve">  formatOutputHeader_(sheet, REPORT_HEADER_ROW, W);</w:t>
-        <w:br/>
-        <w:br/>
-        <w:t xml:space="preserve">  var data = result.rows.map(function (c) {</w:t>
-        <w:br/>
-        <w:t xml:space="preserve">    return fitRow_([</w:t>
-        <w:br/>
-        <w:t xml:space="preserve">      c.month, c.receipt, c.objName, blank_(c.bill), blank_(c.boilerTotal), blank_(c.price),</w:t>
-        <w:br/>
-        <w:t xml:space="preserve">      blank_(c.tNo), blank_(c.tSpch), blank_(c.charged), blank_(c.diff), c.status</w:t>
-        <w:br/>
-        <w:t xml:space="preserve">    ], W);</w:t>
-        <w:br/>
-        <w:t xml:space="preserve">  });</w:t>
-        <w:br/>
-        <w:t xml:space="preserve">  if (!data.length) return;</w:t>
-        <w:br/>
-        <w:t xml:space="preserve">  var first = REPORT_HEADER_ROW + 1;</w:t>
-        <w:br/>
-        <w:t xml:space="preserve">  var range = sheet.getRange(first, 1, data.length, W);</w:t>
-        <w:br/>
-        <w:t xml:space="preserve">  range.setValues(data);</w:t>
-        <w:br/>
-        <w:t xml:space="preserve">  sheet.getRange(first, 4, data.length, 1).setNumberFormat('#,##0.00');</w:t>
-        <w:br/>
-        <w:t xml:space="preserve">  sheet.getRange(first, 5, data.length, 4).setNumberFormat('0.00');</w:t>
-        <w:br/>
-        <w:t xml:space="preserve">  sheet.getRange(first, 9, data.length, 2).setNumberFormat('#,##0.00');</w:t>
-        <w:br/>
-        <w:t xml:space="preserve">  paintStatus_(sheet, first, result.rows, W);</w:t>
-        <w:br/>
-        <w:t xml:space="preserve">  sheet.setColumnWidths(1, 3, 110);</w:t>
-        <w:br/>
-        <w:t xml:space="preserve">  sheet.setColumnWidths(4, W - 4, 130);</w:t>
-        <w:br/>
-        <w:t xml:space="preserve">  sheet.setColumnWidth(W, 360);</w:t>
-        <w:br/>
-        <w:t xml:space="preserve">  sheet.getRange(first, W, data.length, 1).setWrap(true);</w:t>
-        <w:br/>
-        <w:t>}</w:t>
-        <w:br/>
-        <w:br/>
-        <w:t>function writeDetails_(sheet, cfg, result) {</w:t>
-        <w:br/>
-        <w:t xml:space="preserve">  var W = DETAILS_HEADERS.length;</w:t>
-        <w:br/>
-        <w:t xml:space="preserve">  var P = cfg.params;</w:t>
-        <w:br/>
-        <w:t xml:space="preserve">  resetOutput_(sheet);</w:t>
-        <w:br/>
-        <w:t xml:space="preserve">  var rows = [</w:t>
-        <w:br/>
-        <w:t xml:space="preserve">    fitRow_([SHEET_DETAILS], W),</w:t>
-        <w:br/>
-        <w:t xml:space="preserve">    fitRow_(['Техника расчёта для проверки. В ячейках — формулы: щёлкните по числу, чтобы увидеть, откуда оно берётся. ' +</w:t>
-        <w:br/>
-        <w:t xml:space="preserve">      'Режим сглаживания: «' + P.mode + '», профиль применяется к «' + P.profileTarget + '»; ФСО+МЗК — «' + P.fsoMode + '».'], W),</w:t>
-        <w:br/>
-        <w:t xml:space="preserve">    fitRow_(DETAILS_HEADERS, W)</w:t>
-        <w:br/>
-        <w:t xml:space="preserve">  ];</w:t>
-        <w:br/>
-        <w:t xml:space="preserve">  var first = DETAILS_HEADER_ROW + 1;</w:t>
-        <w:br/>
-        <w:t xml:space="preserve">  var detailCount = result.rows.length;</w:t>
-        <w:br/>
-        <w:t xml:space="preserve">  // Блок сверки сверхлимита идёт после строк расчёта: пустая строка, заголовок блока, шапка, строки ЖК</w:t>
-        <w:br/>
-        <w:t xml:space="preserve">  var olTitleRow = first + detailCount + 1;</w:t>
-        <w:br/>
-        <w:t xml:space="preserve">  var olHeaderRow = olTitleRow + 1;</w:t>
-        <w:br/>
-        <w:t xml:space="preserve">  var olRowByObj = {};</w:t>
-        <w:br/>
-        <w:t xml:space="preserve">  result.overlimit.forEach(function (a, k) { olRowByObj[a.obj.name] = olHeaderRow + 1 + k; });</w:t>
-        <w:br/>
-        <w:t xml:space="preserve">  var formulaRows = [];</w:t>
-        <w:br/>
-        <w:br/>
-        <w:t xml:space="preserve">  result.rows.forEach(function (c, k) {</w:t>
-        <w:br/>
-        <w:t xml:space="preserve">    var r = first + k;</w:t>
-        <w:br/>
-        <w:t xml:space="preserve">    var f = detailFormulas_(c, cfg, r, olRowByObj[c.objName]);</w:t>
-        <w:br/>
-        <w:t xml:space="preserve">    formulaRows.push(f ? fitRow_(f, W).map(asFormula_) : null);</w:t>
-        <w:br/>
-        <w:t xml:space="preserve">    rows.push(fitRow_(f ? [] : [</w:t>
-        <w:br/>
-        <w:t xml:space="preserve">      c.month, c.objName, blank_(c.olFact), blank_(c.olAdd), blank_(c.base), blank_(c.norm), c.normSrc,</w:t>
-        <w:br/>
-        <w:t xml:space="preserve">      blank_(c.fsoMzk), blank_(c.tCommon), blank_(c.boiler), blank_(c.price), blank_(c.restGkal),</w:t>
-        <w:br/>
-        <w:t xml:space="preserve">      blank_(c.tNo), blank_(c.tSpch), c.tNo === null ? '' : round_((c.boilerTotal || 0) + c.tNo, P.digitsArea),</w:t>
-        <w:br/>
-        <w:t xml:space="preserve">      blank_(c.charged), blank_(c.diff), blank_(c.tol), c.status</w:t>
-        <w:br/>
-        <w:t xml:space="preserve">    ], W));</w:t>
-        <w:br/>
-        <w:t xml:space="preserve">  });</w:t>
-        <w:br/>
-        <w:t xml:space="preserve">  rows.push(fitRow_([], W));</w:t>
-        <w:br/>
-        <w:t xml:space="preserve">  rows.push(fitRow_(['СВЕРКА СВЕРХЛИМИТА ЗА СЕЗОН'], W));</w:t>
-        <w:br/>
-        <w:t xml:space="preserve">  rows.push(fitRow_(['ЖК', 'План на сезон, грн', 'Факт в счетах, грн', 'Сумма к разнесению, грн', 'Разнесено всего, грн']</w:t>
-        <w:br/>
-        <w:t xml:space="preserve">    .concat(SEASON_MONTHS).concat(['Март введён (сезон закрыт)', 'Профиль применён к', 'Примечание']), W));</w:t>
-        <w:br/>
-        <w:t xml:space="preserve">  result.overlimit.forEach(function (a) {</w:t>
-        <w:br/>
-        <w:t xml:space="preserve">    var note = [];</w:t>
-        <w:br/>
-        <w:t xml:space="preserve">    if (a.estimated) note.push('невведённые месяцы оценены по профилю — добавки уточнятся с новыми счетами');</w:t>
-        <w:br/>
-        <w:t xml:space="preserve">    if (a.fallback) note.push('квитанцию посчитать нельзя (нет площадей / норматива), профиль взят по базе');</w:t>
-        <w:br/>
-        <w:t xml:space="preserve">    if (a.trueUp) note.push('март доведён до факта сезона');</w:t>
-        <w:br/>
-        <w:t xml:space="preserve">    if (!a.entered) note.push('нет введённых месяцев');</w:t>
-        <w:br/>
-        <w:t xml:space="preserve">    var r = olRowByObj[a.obj.name];</w:t>
-        <w:br/>
-        <w:t xml:space="preserve">    rows.push(fitRow_([a.obj.name, a.plan, a.factTotal, a.seasonAmount, a.allocated]</w:t>
-        <w:br/>
-        <w:t xml:space="preserve">      .concat(a.adds.map(blank_)).concat([a.complete ? 'Да' : 'Нет', a.target || '', note.join('; ')]), W));</w:t>
-        <w:br/>
-        <w:t xml:space="preserve">  });</w:t>
-        <w:br/>
-        <w:t xml:space="preserve">  var lastRow = rows.length;</w:t>
-        <w:br/>
-        <w:t xml:space="preserve">  rows.push(fitRow_([], W));</w:t>
-        <w:br/>
-        <w:t xml:space="preserve">  var legendRow = rows.length + 1;</w:t>
-        <w:br/>
-        <w:t xml:space="preserve">  rows.push(fitRow_(['КАК СЧИТАЕТСЯ'], W));</w:t>
-        <w:br/>
-        <w:t xml:space="preserve">  detailLegend_(P).forEach(function (line) { rows.push(fitRow_(line, W)); });</w:t>
-        <w:br/>
-        <w:br/>
-        <w:t xml:space="preserve">  sheet.getRange(1, 1, rows.length, W).setValues(rows);</w:t>
-        <w:br/>
-        <w:t xml:space="preserve">  // Формулы пишем через setFormulas: так Google читает их в английском синтаксисе (запятые, точка)</w:t>
-        <w:br/>
-        <w:t xml:space="preserve">  // при любой локали таблицы. Через setValues формула разбиралась бы по правилам локали и ломалась.</w:t>
-        <w:br/>
-        <w:t xml:space="preserve">  formulaRows.forEach(function (fr, k) {</w:t>
-        <w:br/>
-        <w:t xml:space="preserve">    if (fr) sheet.getRange(first + k, 1, 1, W).setFormulas([fr]);</w:t>
-        <w:br/>
-        <w:t xml:space="preserve">  });</w:t>
-        <w:br/>
-        <w:t xml:space="preserve">  formatOutputHeader_(sheet, DETAILS_HEADER_ROW, W);</w:t>
-        <w:br/>
-        <w:br/>
-        <w:t xml:space="preserve">  if (detailCount) {</w:t>
-        <w:br/>
-        <w:t xml:space="preserve">    sheet.getRange(first, 3, detailCount, 3).setNumberFormat('#,##0.00');</w:t>
-        <w:br/>
-        <w:t xml:space="preserve">    sheet.getRange(first, 6, detailCount, 1).setNumberFormat('#,##0.0000');</w:t>
-        <w:br/>
-        <w:t xml:space="preserve">    sheet.getRange(first, 8, detailCount, 1).setNumberFormat('#,##0.00');</w:t>
-        <w:br/>
-        <w:t xml:space="preserve">    sheet.getRange(first, 9, detailCount, 2).setNumberFormat('0.0000');</w:t>
-        <w:br/>
-        <w:t xml:space="preserve">    sheet.getRange(first, 11, detailCount, 1).setNumberFormat('#,##0.00');</w:t>
-        <w:br/>
-        <w:t xml:space="preserve">    sheet.getRange(first, 12, detailCount, 1).setNumberFormat('#,##0.0000');</w:t>
-        <w:br/>
-        <w:t xml:space="preserve">    sheet.getRange(first, 13, detailCount, 3).setNumberFormat('0.00');</w:t>
-        <w:br/>
-        <w:t xml:space="preserve">    sheet.getRange(first, 16, detailCount, 3).setNumberFormat('#,##0.00');</w:t>
-        <w:br/>
-        <w:t xml:space="preserve">    paintStatus_(sheet, first, result.rows, W);</w:t>
-        <w:br/>
-        <w:t xml:space="preserve">  }</w:t>
-        <w:br/>
-        <w:t xml:space="preserve">  sheet.getRange(olTitleRow, 1).setFontWeight('bold').setFontSize(11);</w:t>
-        <w:br/>
-        <w:t xml:space="preserve">  sheet.getRange(olHeaderRow, 1, 1, 13).setFontWeight('bold').setBackground(COLOR_HEADER_BG).setWrap(true);</w:t>
-        <w:br/>
-        <w:t xml:space="preserve">  if (result.overlimit.length) {</w:t>
-        <w:br/>
-        <w:t xml:space="preserve">    sheet.getRange(olHeaderRow + 1, 2, result.overlimit.length, 9).setNumberFormat('#,##0.00');</w:t>
-        <w:br/>
-        <w:t xml:space="preserve">  }</w:t>
-        <w:br/>
-        <w:t xml:space="preserve">  sheet.getRange(legendRow, 1).setFontWeight('bold').setFontSize(11);</w:t>
-        <w:br/>
-        <w:t xml:space="preserve">  sheet.getRange(legendRow + 1, 1, rows.length - legendRow, 1).setFontWeight('bold');</w:t>
-        <w:br/>
-        <w:t xml:space="preserve">  sheet.setColumnWidths(1, W, 115);</w:t>
-        <w:br/>
-        <w:t xml:space="preserve">  sheet.setColumnWidth(W, 360);</w:t>
-        <w:br/>
-        <w:t>}</w:t>
-        <w:br/>
-        <w:br/>
-        <w:t>/**</w:t>
-        <w:br/>
-        <w:t xml:space="preserve"> * Разделитель аргументов в формулах для локали таблицы: в русской, украинской и других локалях</w:t>
-        <w:br/>
-        <w:t xml:space="preserve"> * с десятичной запятой Google ждёт «;», в английской — «,».</w:t>
-        <w:br/>
-        <w:t xml:space="preserve"> */</w:t>
-        <w:br/>
-        <w:t>function formulaSeparator_(ss) {</w:t>
-        <w:br/>
-        <w:t xml:space="preserve">  var locale = String(ss.getSpreadsheetLocale() || '').toLowerCase();</w:t>
-        <w:br/>
-        <w:t xml:space="preserve">  var dotLocales = ['en', 'ja', 'zh', 'ko', 'th', 'he', 'iw', 'hi', 'ms', 'fil', 'ga', 'sw', 'ur', 'bn', 'ta', 'te'];</w:t>
-        <w:br/>
-        <w:t xml:space="preserve">  var lang = locale.split(/[_-]/)[0];</w:t>
-        <w:br/>
-        <w:t xml:space="preserve">  return dotLocales.indexOf(lang) &gt;= 0 ? ',' : ';';</w:t>
-        <w:br/>
-        <w:t>}</w:t>
-        <w:br/>
-        <w:br/>
-        <w:t>/** Значение ячейки как формула для setFormulas: текст → ="текст", число → =число. */</w:t>
-        <w:br/>
-        <w:t>function asFormula_(v) {</w:t>
-        <w:br/>
-        <w:t xml:space="preserve">  if (v === '' || v === null || v === undefined) return '';</w:t>
-        <w:br/>
-        <w:t xml:space="preserve">  if (typeof v === 'number') return '=' + v;</w:t>
-        <w:br/>
-        <w:t xml:space="preserve">  var s = String(v);</w:t>
-        <w:br/>
-        <w:t xml:space="preserve">  if (s.charAt(0) === '=') return s;</w:t>
-        <w:br/>
-        <w:t xml:space="preserve">  return '="' + s.replace(/"/g, '""') + '"';</w:t>
-        <w:br/>
-        <w:t>}</w:t>
-        <w:br/>
-        <w:br/>
-        <w:t>/** Ссылка на ячейку значения параметра на листе НАСТРОЙКИ, или null. */</w:t>
-        <w:br/>
-        <w:t>function settingRef_(cfg, key) {</w:t>
-        <w:br/>
-        <w:t xml:space="preserve">  var r = cfg.paramRow &amp;&amp; cfg.paramRow[key];</w:t>
-        <w:br/>
-        <w:t xml:space="preserve">  return r ? "'" + SHEET_SETTINGS + "'!$B$" + r : null;</w:t>
-        <w:br/>
-        <w:t>}</w:t>
-        <w:br/>
-        <w:br/>
-        <w:t>/**</w:t>
-        <w:br/>
-        <w:t xml:space="preserve"> * Строка ДЕТАЛЕЙ формулами: ссылки на ВВОД, НАСТРОЙКИ, смету и блок сверки сверхлимита.</w:t>
-        <w:br/>
-        <w:t xml:space="preserve"> * Для строк с ошибкой и когда адреса настроек неизвестны возвращает null — тогда пишутся числа.</w:t>
-        <w:br/>
-        <w:t xml:space="preserve"> */</w:t>
-        <w:br/>
-        <w:t>function detailFormulas_(c, cfg, r, olRow) {</w:t>
-        <w:br/>
-        <w:t xml:space="preserve">  if (c.errors.length || !olRow || c.tNo === null) return null;</w:t>
-        <w:br/>
-        <w:t xml:space="preserve">  var keys = ['kcal', 'fso', 'mzk', 'kSpch', 'digitsArea', 'digitsPrice', 'tol'];</w:t>
-        <w:br/>
-        <w:t xml:space="preserve">  var S = {};</w:t>
-        <w:br/>
-        <w:t xml:space="preserve">  for (var k = 0; k &lt; keys.length; k++) {</w:t>
-        <w:br/>
-        <w:t xml:space="preserve">    S[keys[k]] = settingRef_(cfg, keys[k]);</w:t>
-        <w:br/>
-        <w:t xml:space="preserve">    if (!S[keys[k]]) return null;</w:t>
-        <w:br/>
-        <w:t xml:space="preserve">  }</w:t>
-        <w:br/>
-        <w:t xml:space="preserve">  var P = cfg.params;</w:t>
-        <w:br/>
-        <w:t xml:space="preserve">  var obj = c.obj;</w:t>
-        <w:br/>
-        <w:t xml:space="preserve">  var common = P.fsoMode === FSO_COMMON;</w:t>
-        <w:br/>
-        <w:t xml:space="preserve">  var sep = cfg.formulaSep || ','; // разделитель аргументов: «;» для локалей с десятичной запятой</w:t>
-        <w:br/>
-        <w:t xml:space="preserve">  var V = function (idx) { return "N('" + SHEET_INPUT + "'!" + indexToCol_(idx + 1) + c.rowNum + ')'; };</w:t>
-        <w:br/>
-        <w:t xml:space="preserve">  var share = '(1-' + S.fso + '-' + S.mzk + ')';</w:t>
-        <w:br/>
-        <w:t xml:space="preserve">  var gasAmount = common ? '(E' + r + '-H' + r + ')' : 'E' + r;</w:t>
-        <w:br/>
-        <w:t xml:space="preserve">  var denom = '(' + V(IN.AREA_NO) + '+' + S.kSpch + '*' + V(IN.AREA_SPCH) + ')';</w:t>
-        <w:br/>
-        <w:t xml:space="preserve">  var monthCol = indexToCol_(6 + c.monthIdx); // F…J в блоке сверки</w:t>
-        <w:br/>
-        <w:t xml:space="preserve">  var src = "='" + obj.sheetName.replace(/'/g, "''") + "'!" + indexToCol_(obj.novColIndex + c.monthIdx) + obj.rowValue;</w:t>
-        <w:br/>
-        <w:br/>
-        <w:t xml:space="preserve">  var norm = '';</w:t>
-        <w:br/>
-        <w:t xml:space="preserve">  if (c.gas &gt; 0) norm = '=' + V(IN.GAS) + '*' + S.kcal;</w:t>
-        <w:br/>
-        <w:t xml:space="preserve">  else if (c.gkalHouse &gt; 0) norm = '=' + V(IN.GKAL_HOUSE);</w:t>
-        <w:br/>
-        <w:br/>
-        <w:t xml:space="preserve">  var price = '';</w:t>
-        <w:br/>
-        <w:t xml:space="preserve">  var rest = '';</w:t>
-        <w:br/>
-        <w:t xml:space="preserve">  var tNo;</w:t>
-        <w:br/>
-        <w:t xml:space="preserve">  if (obj.type === TYPE_AREA) {</w:t>
-        <w:br/>
-        <w:t xml:space="preserve">    tNo = '=ROUND(' + gasAmount + '/' + denom + sep + S.digitsArea + ')';</w:t>
-        <w:br/>
-        <w:t xml:space="preserve">  } else {</w:t>
-        <w:br/>
-        <w:t xml:space="preserve">    price = '=ROUND(' + gasAmount + '/(F' + r + '*' + share + ')' + sep + S.digitsPrice + ')';</w:t>
-        <w:br/>
-        <w:t xml:space="preserve">    rest = '=F' + r + '*' + share + '-' + V(IN.GKAL_METER);</w:t>
-        <w:br/>
-        <w:t xml:space="preserve">    tNo = (c.areaNo || 0) + P.kSpch * (c.areaSpch || 0) &gt; 0</w:t>
-        <w:br/>
-        <w:t xml:space="preserve">      ? '=ROUND(L' + r + '*' + gasAmount + '/(F' + r + '*' + share + ')/' + denom + sep + S.digitsArea + ')'</w:t>
-        <w:br/>
-        <w:t xml:space="preserve">      : 0;</w:t>
-        <w:br/>
-        <w:t xml:space="preserve">  }</w:t>
-        <w:br/>
-        <w:t xml:space="preserve">  var tCommon = common ? '=ROUND(H' + r + '/' + V(IN.AREA_TOTAL) + sep + S.digitsArea + ')' : '';</w:t>
-        <w:br/>
-        <w:t xml:space="preserve">  var totalTerm = common ? '+N(I' + r + ')*' + V(IN.AREA_TOTAL) : '';</w:t>
-        <w:br/>
-        <w:t xml:space="preserve">  var tolArea = common ? V(IN.AREA_TOTAL) + '+' : '';</w:t>
+        <w:t xml:space="preserve">  var g = common ? ' × (1 − ФСО − МЗК)' : '';</w:t>
         <w:br/>
         <w:t xml:space="preserve">  return [</w:t>
         <w:br/>
-        <w:t xml:space="preserve">    c.month,</w:t>
-        <w:br/>
-        <w:t xml:space="preserve">    c.objName,</w:t>
-        <w:br/>
-        <w:t xml:space="preserve">    '=' + V(IN.OL),</w:t>
-        <w:br/>
-        <w:t xml:space="preserve">    '=' + monthCol + olRow,</w:t>
-        <w:br/>
-        <w:t xml:space="preserve">    "=N('" + SHEET_INPUT + "'!C" + c.rowNum + ')-C' + r + '+D' + r,</w:t>
-        <w:br/>
-        <w:t xml:space="preserve">    norm,</w:t>
-        <w:br/>
-        <w:t xml:space="preserve">    c.normSrc,</w:t>
-        <w:br/>
-        <w:t xml:space="preserve">    '=E' + r + '*(' + S.fso + '+' + S.mzk + ')',</w:t>
-        <w:br/>
-        <w:t xml:space="preserve">    tCommon,</w:t>
-        <w:br/>
-        <w:t xml:space="preserve">    src,</w:t>
-        <w:br/>
-        <w:t xml:space="preserve">    price,</w:t>
-        <w:br/>
-        <w:t xml:space="preserve">    rest,</w:t>
-        <w:br/>
-        <w:t xml:space="preserve">    tNo,</w:t>
-        <w:br/>
-        <w:t xml:space="preserve">    '=ROUND(M' + r + '*' + S.kSpch + sep + S.digitsArea + ')',</w:t>
-        <w:br/>
-        <w:t xml:space="preserve">    '=ROUND(J' + r + '+N(I' + r + ')' + sep + S.digitsArea + ')+M' + r,</w:t>
-        <w:br/>
-        <w:t xml:space="preserve">    '=N(K' + r + ')*' + V(IN.GKAL_METER) + '+M' + r + '*' + V(IN.AREA_NO) + '+N' + r + '*' + V(IN.AREA_SPCH) + totalTerm,</w:t>
-        <w:br/>
-        <w:t xml:space="preserve">    '=P' + r + '-E' + r,</w:t>
-        <w:br/>
-        <w:t xml:space="preserve">    '=' + S.tol + '+(1/2)*10^(-' + S.digitsArea + ')*(' + tolArea + V(IN.AREA_NO) + '+' + V(IN.AREA_SPCH) + ')+(1/2)*10^(-' +</w:t>
-        <w:br/>
-        <w:t xml:space="preserve">      S.digitsPrice + ')*' + V(IN.GKAL_METER),</w:t>
-        <w:br/>
-        <w:t xml:space="preserve">    c.status</w:t>
-        <w:br/>
-        <w:t xml:space="preserve">  ];</w:t>
-        <w:br/>
-        <w:t>}</w:t>
-        <w:br/>
-        <w:br/>
-        <w:t>/** Пояснения к колонкам ДЕТАЛЕЙ словами. */</w:t>
-        <w:br/>
-        <w:t>function detailLegend_(P) {</w:t>
-        <w:br/>
-        <w:t xml:space="preserve">  var common = P.fsoMode === FSO_COMMON;</w:t>
-        <w:br/>
-        <w:t xml:space="preserve">  var gas = common ? '(База − ФСО+МЗК)' : 'База';</w:t>
-        <w:br/>
-        <w:t xml:space="preserve">  return [</w:t>
-        <w:br/>
         <w:t xml:space="preserve">    ['Сверхлимит факт', 'из ВВОДа, колонка «в т.ч. сверхлимит в счёте»'],</w:t>
         <w:br/>
-        <w:t xml:space="preserve">    ['Сверхлимит отнесённый', 'из блока «Сверка сверхлимита» выше: сезонный сверхлимит, разложенный по месяцам по профилю (' +</w:t>
-        <w:br/>
-        <w:t xml:space="preserve">      P.profileTarget + ')'],</w:t>
+        <w:t xml:space="preserve">    ['Надбавка к цене Гкал', 'сверхлимит сезона' + g + ' ÷ все индивидуальные Гкал сезона — одинаковая во всех месяцах ' +</w:t>
+        <w:br/>
+        <w:t xml:space="preserve">      '(в режиме «базе распределения» — добавка месяца ÷ индивидуальные Гкал месяца)'],</w:t>
+        <w:br/>
+        <w:t xml:space="preserve">    ['Сверхлимит на квартиры без счётчиков', 'надбавка × остаток Гкал за сезон, разложенный по месяцам так, чтобы квитанция ' +</w:t>
+        <w:br/>
+        <w:t xml:space="preserve">      'без счётчика шла по весам профиля'],</w:t>
+        <w:br/>
+        <w:t xml:space="preserve">    ['Сверхлимит отнесённый', '(Надбавка × Гкал по квартирным счётчикам + Сверхлимит на квартиры без счётчиков)' +</w:t>
+        <w:br/>
+        <w:t xml:space="preserve">      (common ? ' ÷ (1 − ФСО − МЗК)' : '')],</w:t>
         <w:br/>
         <w:t xml:space="preserve">    ['База', 'Счёт поставщика − Сверхлимит факт + Сверхлимит отнесённый'],</w:t>
         <w:br/>
@@ -2542,17 +2811,21 @@
         <w:br/>
         <w:t xml:space="preserve">    ['Содержание из сметы', 'сезонный лист ЖК, строка «Содержание котельной», колонка месяца'],</w:t>
         <w:br/>
-        <w:t xml:space="preserve">    ['Цена 1 Гкал', gas + ' ÷ (Норматив × (1 − ФСО − МЗК))'],</w:t>
+        <w:t xml:space="preserve">    ['Цена Гкал без надбавки', '(Счёт − Сверхлимит факт)' + g + ' ÷ (Норматив × (1 − ФСО − МЗК))'],</w:t>
+        <w:br/>
+        <w:t xml:space="preserve">    ['Цена 1 Гкал', 'Цена Гкал без надбавки + Надбавка к цене Гкал — платят квартиры со счётчиками за свои Гкал'],</w:t>
         <w:br/>
         <w:t xml:space="preserve">    ['Остаток Гкал', 'Норматив × (1 − ФСО − МЗК) − Гкал по квартирным счётчикам'],</w:t>
         <w:br/>
-        <w:t xml:space="preserve">    ['Тариф без счётчика', 'Остаток Гкал × Цена 1 Гкал ÷ (Площадь без счётчиков + коэф. СПЧ × Площадь СПЧ); ' +</w:t>
-        <w:br/>
-        <w:t xml:space="preserve">      'для учёта по м²: ' + gas + ' ÷ (Площадь без счётчиков + коэф. СПЧ × Площадь СПЧ)'],</w:t>
+        <w:t xml:space="preserve">    ['Тариф без счётчика', '(Остаток Гкал × Цена Гкал без надбавки + Сверхлимит на квартиры без счётчиков) ÷ ' +</w:t>
+        <w:br/>
+        <w:t xml:space="preserve">      '(Площадь без счётчиков + коэф. СПЧ × Площадь СПЧ); для учёта по м²: ((Счёт − Сверхлимит факт)' + g +</w:t>
+        <w:br/>
+        <w:t xml:space="preserve">      ' + Сверхлимит на квартиры без счётчиков) ÷ (Площадь без счётчиков + коэф. СПЧ × Площадь СПЧ)'],</w:t>
         <w:br/>
         <w:t xml:space="preserve">    ['Тариф СПЧ', 'Тариф без счётчика × коэф. СПЧ'],</w:t>
         <w:br/>
-        <w:t xml:space="preserve">    ['Квитанция без счётчика', 'Содержание котельной (+ ФСО+МЗК, грн/м²) + Тариф без счётчика — именно она сглаживается по профилю'],</w:t>
+        <w:t xml:space="preserve">    ['Квитанция без счётчика', 'Содержание котельной (+ ФСО+МЗК, грн/м²) + Тариф без счётчика — идёт по весам профиля'],</w:t>
         <w:br/>
         <w:t xml:space="preserve">    ['Начислено', 'Цена Гкал × Гкал по счётчикам + Тариф без счётчика × Площадь без счётчиков + Тариф СПЧ × Площадь СПЧ' +</w:t>
         <w:br/>

--- a/heating-report/Code_otoplenie.docx
+++ b/heating-report/Code_otoplenie.docx
@@ -87,6 +87,10 @@
         <w:br/>
         <w:t>var STATUS_OK = '✓ сходится';</w:t>
         <w:br/>
+        <w:t>var COLOR_WARN_BG = '#fff2cc';</w:t>
+        <w:br/>
+        <w:t>var COLOR_WARN_FONT = '#b45f06';</w:t>
+        <w:br/>
         <w:br/>
         <w:t>var COLOR_INPUT_BG = '#fff2cc';</w:t>
         <w:br/>
@@ -1615,13 +1619,54 @@
         <w:t xml:space="preserve">  });</w:t>
         <w:br/>
         <w:br/>
+        <w:t xml:space="preserve">  // Проверка сверхлимита: счёт без сверхлимита ÷ м³ газа должен быть близок к обычной цене газа этого ЖК</w:t>
+        <w:br/>
+        <w:t xml:space="preserve">  Object.keys(groups).forEach(function (name) {</w:t>
+        <w:br/>
+        <w:t xml:space="preserve">    var prices = [];</w:t>
+        <w:br/>
+        <w:t xml:space="preserve">    groups[name].forEach(function (c) { if (c.gas &gt; 0 &amp;&amp; c.bill &gt; 0) prices.push((c.bill - c.olFact) / c.gas); });</w:t>
+        <w:br/>
+        <w:t xml:space="preserve">    if (prices.length &lt; 3) return;</w:t>
+        <w:br/>
+        <w:t xml:space="preserve">    var sorted = prices.slice().sort(function (x, y) { return x - y; });</w:t>
+        <w:br/>
+        <w:t xml:space="preserve">    var median = sorted[Math.floor(sorted.length / 2)];</w:t>
+        <w:br/>
+        <w:t xml:space="preserve">    groups[name].forEach(function (c) {</w:t>
+        <w:br/>
+        <w:t xml:space="preserve">      if (!(c.gas &gt; 0 &amp;&amp; c.bill &gt; 0) || !(median &gt; 0)) return;</w:t>
+        <w:br/>
+        <w:t xml:space="preserve">      var pr = (c.bill - c.olFact) / c.gas;</w:t>
+        <w:br/>
+        <w:t xml:space="preserve">      if (c.olFact &gt; 0 &amp;&amp; pr &lt; 0.6 * median) {</w:t>
+        <w:br/>
+        <w:t xml:space="preserve">        c.warnings.push('без сверхлимита газ выходит ' + fmt_(pr, 2) + ' грн/м³ при обычных ~' + fmt_(median, 2) +</w:t>
+        <w:br/>
+        <w:t xml:space="preserve">          ' — похоже, сверхлимита в этом счёте меньше, чем указано');</w:t>
+        <w:br/>
+        <w:t xml:space="preserve">      } else if (pr &gt; 1.6 * median) {</w:t>
+        <w:br/>
+        <w:t xml:space="preserve">        c.warnings.push('без сверхлимита газ выходит ' + fmt_(pr, 2) + ' грн/м³ при обычных ~' + fmt_(median, 2) +</w:t>
+        <w:br/>
+        <w:t xml:space="preserve">          ' — похоже, в счёте есть сверхлимит, не указанный в ВВОДе');</w:t>
+        <w:br/>
+        <w:t xml:space="preserve">      }</w:t>
+        <w:br/>
+        <w:t xml:space="preserve">    });</w:t>
+        <w:br/>
+        <w:t xml:space="preserve">  });</w:t>
+        <w:br/>
+        <w:br/>
         <w:t xml:space="preserve">  // Тарифы</w:t>
         <w:br/>
         <w:t xml:space="preserve">  rows.forEach(function (c) {</w:t>
         <w:br/>
         <w:t xml:space="preserve">    if (!c.errors.length) calcTariffs_(c, c.obj, cfg, boilerFn);</w:t>
         <w:br/>
-        <w:t xml:space="preserve">    c.status = c.errors.length ? '⚠ ' + c.errors.join('; ') : STATUS_OK;</w:t>
+        <w:t xml:space="preserve">    c.status = c.errors.length ? '⚠ ' + c.errors.join('; ') :</w:t>
+        <w:br/>
+        <w:t xml:space="preserve">      STATUS_OK + (c.warnings.length ? ' · проверьте: ' + c.warnings.join('; ') : '');</w:t>
         <w:br/>
         <w:t xml:space="preserve">  });</w:t>
         <w:br/>
@@ -1647,7 +1692,7 @@
         <w:br/>
         <w:t xml:space="preserve">  return {</w:t>
         <w:br/>
-        <w:t xml:space="preserve">    rowNum: rowNum, errors: [], month: '', monthIdx: -1, receipt: '', objName: '', obj: null, order: 9999,</w:t>
+        <w:t xml:space="preserve">    rowNum: rowNum, errors: [], warnings: [], month: '', monthIdx: -1, receipt: '', objName: '', obj: null, order: 9999,</w:t>
         <w:br/>
         <w:t xml:space="preserve">    bill: null, olFact: null, olAdd: null, olSurcharge: null, olNoMeter: null, priceBase: null, gas: null, gkalHouse: null, areaTotal: null, areaMeter: null,</w:t>
         <w:br/>
@@ -1720,6 +1765,12 @@
         <w:br/>
         <w:t xml:space="preserve">  var complete = base0[n - 1] !== null; // март введён — сезон закрыт</w:t>
         <w:br/>
+        <w:t xml:space="preserve">  // Месяцы без газа и без счёта в сглаживании не участвуют: их вес 0</w:t>
+        <w:br/>
+        <w:t xml:space="preserve">  var weights = cfg.weights.map(function (w, k) { return geom[k] &amp;&amp; geom[k].zero ? 0 : w; });</w:t>
+        <w:br/>
+        <w:t xml:space="preserve">  cfg = { params: cfg.params, weights: weights, sums: cfg.sums };</w:t>
+        <w:br/>
         <w:t xml:space="preserve">  var seasonAmount = complete ? factTotal : Math.max(plan || 0, factTotal);</w:t>
         <w:br/>
         <w:t xml:space="preserve">  var estimated = false;</w:t>
@@ -1766,6 +1817,8 @@
         <w:br/>
         <w:t xml:space="preserve">    entered.forEach(function (k) { if (!geom[k] || !geom[k].ok) geomOk = false; });</w:t>
         <w:br/>
+        <w:t xml:space="preserve">    if (geomOk &amp;&amp; !entered.some(function (k) { return !geom[k].zero; })) geomOk = false;</w:t>
+        <w:br/>
         <w:t xml:space="preserve">    if (P.profileTarget !== TARGET_BASE &amp;&amp; geomOk) {</w:t>
         <w:br/>
         <w:t xml:space="preserve">      split = splitAllocation_(b, geom, entered, boilers, cfg, seasonAmount, objType, g);</w:t>
@@ -1974,11 +2027,13 @@
         <w:br/>
         <w:t xml:space="preserve">  var avg = { indivPerW: 0, restShare: 0, denom: 0, total: 0, p0: 0 };</w:t>
         <w:br/>
-        <w:t xml:space="preserve">  entered.forEach(function (k) {</w:t>
+        <w:t xml:space="preserve">  var real = entered.filter(function (k) { return !geom[k].zero; });</w:t>
+        <w:br/>
+        <w:t xml:space="preserve">  real.forEach(function (k) {</w:t>
         <w:br/>
         <w:t xml:space="preserve">    var gm = geom[k];</w:t>
         <w:br/>
-        <w:t xml:space="preserve">    var e = entered.length;</w:t>
+        <w:t xml:space="preserve">    var e = real.length;</w:t>
         <w:br/>
         <w:t xml:space="preserve">    if (objType !== TYPE_AREA) {</w:t>
         <w:br/>
@@ -2000,7 +2055,11 @@
         <w:br/>
         <w:t xml:space="preserve">  for (i = 0; i &lt; n; i++) {</w:t>
         <w:br/>
-        <w:t xml:space="preserve">    if (geom[i] &amp;&amp; geom[i].ok) {</w:t>
+        <w:t xml:space="preserve">    if (geom[i] &amp;&amp; geom[i].ok &amp;&amp; geom[i].zero) {</w:t>
+        <w:br/>
+        <w:t xml:space="preserve">      G.push({ ok: true, zero: true, indiv: 0, rest: 0, gk: 0, denom: avg.denom || 1, total: avg.total || 1 });</w:t>
+        <w:br/>
+        <w:t xml:space="preserve">    } else if (geom[i] &amp;&amp; geom[i].ok) {</w:t>
         <w:br/>
         <w:t xml:space="preserve">      G.push(geom[i]);</w:t>
         <w:br/>
@@ -2037,7 +2096,7 @@
         <w:br/>
         <w:t xml:space="preserve">    noAmount = flat * sumRest;</w:t>
         <w:br/>
-        <w:t xml:space="preserve">    for (i = 0; i &lt; n; i++) p0.push(G[i].indiv &gt; 0 ? g * b0[i] / G[i].indiv : avg.p0);</w:t>
+        <w:t xml:space="preserve">    for (i = 0; i &lt; n; i++) p0.push(G[i].indiv &gt; 0 ? g * b0[i] / G[i].indiv : (G[i].zero ? 0 : avg.p0));</w:t>
         <w:br/>
         <w:t xml:space="preserve">  }</w:t>
         <w:br/>
@@ -2073,9 +2132,9 @@
         <w:br/>
         <w:t xml:space="preserve">    var c = boil(i) + gasNoMeter / gm2.denom + (common ? gasAll / g * fm / gm2.total : 0);</w:t>
         <w:br/>
-        <w:t xml:space="preserve">    a.push(cfg.weights[i] / m);</w:t>
-        <w:br/>
-        <w:t xml:space="preserve">    c0.push(c / m);</w:t>
+        <w:t xml:space="preserve">    a.push(G[i].zero ? 0 : cfg.weights[i] / m);</w:t>
+        <w:br/>
+        <w:t xml:space="preserve">    c0.push(G[i].zero ? 0 : c / m);</w:t>
         <w:br/>
         <w:t xml:space="preserve">  }</w:t>
         <w:br/>
@@ -2116,7 +2175,19 @@
         <w:br/>
         <w:t xml:space="preserve">  var denom = no + P.kSpch * spch;</w:t>
         <w:br/>
-        <w:t xml:space="preserve">  var res = { ok: false, indiv: 0, rest: 0, gk: c.gkalMeter || 0, denom: denom, total: c.areaTotal || 0 };</w:t>
+        <w:t xml:space="preserve">  var res = { ok: false, zero: false, indiv: 0, rest: 0, gk: c.gkalMeter || 0, denom: denom, total: c.areaTotal || 0 };</w:t>
+        <w:br/>
+        <w:t xml:space="preserve">  // Месяц без газа и без счёта: в сглаживании не участвует (вес 0)</w:t>
+        <w:br/>
+        <w:t xml:space="preserve">  if (Math.abs((c.bill || 0) - (c.olFact || 0)) &lt; 0.005 &amp;&amp; !(c.gas &gt; 0) &amp;&amp; !(c.gkalHouse &gt; 0)) {</w:t>
+        <w:br/>
+        <w:t xml:space="preserve">    res.ok = true;</w:t>
+        <w:br/>
+        <w:t xml:space="preserve">    res.zero = true;</w:t>
+        <w:br/>
+        <w:t xml:space="preserve">    return res;</w:t>
+        <w:br/>
+        <w:t xml:space="preserve">  }</w:t>
         <w:br/>
         <w:t xml:space="preserve">  if (!(denom &gt; 0) || !(res.total &gt; 0)) return res;</w:t>
         <w:br/>
@@ -2132,17 +2203,42 @@
         <w:br/>
         <w:t xml:space="preserve">  if (!(norm &gt; 0)) return res;</w:t>
         <w:br/>
-        <w:t xml:space="preserve">  res.indiv = norm * share;</w:t>
-        <w:br/>
-        <w:t xml:space="preserve">  res.rest = res.indiv - res.gk;</w:t>
-        <w:br/>
-        <w:t xml:space="preserve">  res.ok = res.rest &gt;= 0;</w:t>
+        <w:t xml:space="preserve">  var r = effectiveRest_(norm * share, res.gk, c.areaMeter || 0, denom);</w:t>
+        <w:br/>
+        <w:t xml:space="preserve">  res.rest = r.rest;</w:t>
+        <w:br/>
+        <w:t xml:space="preserve">  res.indiv = res.gk + r.rest;</w:t>
+        <w:br/>
+        <w:t xml:space="preserve">  res.ok = res.indiv &gt; 0;</w:t>
         <w:br/>
         <w:t xml:space="preserve">  return res;</w:t>
         <w:br/>
         <w:t>}</w:t>
         <w:br/>
         <w:br/>
+        <w:t>/**</w:t>
+        <w:br/>
+        <w:t xml:space="preserve"> * Остаток Гкал на квартиры без счётчиков и СПЧ. Обычно = индивидуальная часть норматива − Гкал по счётчикам.</w:t>
+        <w:br/>
+        <w:t xml:space="preserve"> * Если счётчики показали больше индивидуальной части норматива, остаток отрицательный — тогда квартиры без</w:t>
+        <w:br/>
+        <w:t xml:space="preserve"> * счётчиков считаем по среднему потреблению квартир со счётчиками на м² (с коэффициентом для СПЧ).</w:t>
+        <w:br/>
+        <w:t xml:space="preserve"> */</w:t>
+        <w:br/>
+        <w:t>function effectiveRest_(indiv, gkMeter, meterArea, denom) {</w:t>
+        <w:br/>
+        <w:t xml:space="preserve">  var rest = indiv - gkMeter;</w:t>
+        <w:br/>
+        <w:t xml:space="preserve">  if (rest &gt;= 0) return { rest: rest, byMeters: false };</w:t>
+        <w:br/>
+        <w:t xml:space="preserve">  var perM2 = meterArea &gt; 0 ? gkMeter / meterArea : 0;</w:t>
+        <w:br/>
+        <w:t xml:space="preserve">  return { rest: perM2 * denom, byMeters: true };</w:t>
+        <w:br/>
+        <w:t>}</w:t>
+        <w:br/>
+        <w:br/>
         <w:t>/** Тарифы одной строки ЖК × месяц. Ошибки складываются в c.errors. */</w:t>
         <w:br/>
         <w:t>function calcTariffs_(c, obj, cfg, boilerFn) {</w:t>
@@ -2160,7 +2256,7 @@
         <w:br/>
         <w:t xml:space="preserve">  c.base = baseNoOl + (c.olAdd || 0);</w:t>
         <w:br/>
-        <w:t xml:space="preserve">  if (!(c.base &gt; 0)) c.errors.push('база распределения ≤ 0');</w:t>
+        <w:t xml:space="preserve">  if (c.base &lt; -0.005) c.errors.push('база распределения меньше 0');</w:t>
         <w:br/>
         <w:br/>
         <w:t xml:space="preserve">  var total = c.areaTotal;</w:t>
@@ -2239,7 +2335,9 @@
         <w:br/>
         <w:t xml:space="preserve">    if (gkalMeter &gt; 0 || meter &gt; 0) {</w:t>
         <w:br/>
-        <w:t xml:space="preserve">      c.errors.push('учёт по м²: «Площадь со счётчиками» и «Гкал по квартирным счётчикам» должны быть пустыми');</w:t>
+        <w:t xml:space="preserve">      c.errors.push('учёт по м²: счётчиков нет — площадь ' + fmt_(meter, 2) + ' перенесите из «Площадь со счётчиками» ' +</w:t>
+        <w:br/>
+        <w:t xml:space="preserve">        'в «Площадь без счётчиков», «Гкал по квартирным счётчикам» оставьте пустыми');</w:t>
         <w:br/>
         <w:t xml:space="preserve">      return;</w:t>
         <w:br/>
@@ -2259,600 +2357,626 @@
         <w:br/>
         <w:t xml:space="preserve">    if (!(c.norm &gt; 0)) {</w:t>
         <w:br/>
-        <w:t xml:space="preserve">      c.errors.push('нет объёма газа (или Гкал по общедомовому счётчику) для норматива');</w:t>
+        <w:t xml:space="preserve">      if (Math.abs(baseNoOl) &lt; 0.005 &amp;&amp; !(c.olAdd &gt; 0)) {</w:t>
+        <w:br/>
+        <w:t xml:space="preserve">        // Газа в месяце не было и счёта нет — газовые тарифы нулевые, содержание котельной платят как обычно</w:t>
+        <w:br/>
+        <w:t xml:space="preserve">        c.normSrc = 'газа не было';</w:t>
+        <w:br/>
+        <w:t xml:space="preserve">        c.tNo = 0;</w:t>
+        <w:br/>
+        <w:t xml:space="preserve">      } else {</w:t>
+        <w:br/>
+        <w:t xml:space="preserve">        c.errors.push('есть счёт ' + fmt_(c.bill, 2) + ' грн, но нет норматива: внесите «Объём газа, м³»' +</w:t>
+        <w:br/>
+        <w:t xml:space="preserve">          ' (для тепла по Гкал — «Гкал по общедомовому счётчику»). Если газа в месяце не было, счёт должен быть 0');</w:t>
+        <w:br/>
+        <w:t xml:space="preserve">        return;</w:t>
+        <w:br/>
+        <w:t xml:space="preserve">      }</w:t>
+        <w:br/>
+        <w:t xml:space="preserve">    }</w:t>
+        <w:br/>
+        <w:t xml:space="preserve">    if (gkalMeter &gt; 0 &amp;&amp; !(meter &gt; 0)) {</w:t>
+        <w:br/>
+        <w:t xml:space="preserve">      c.errors.push('есть Гкал по квартирным счётчикам, но площадь со счётчиками пустая');</w:t>
         <w:br/>
         <w:t xml:space="preserve">      return;</w:t>
         <w:br/>
         <w:t xml:space="preserve">    }</w:t>
         <w:br/>
-        <w:t xml:space="preserve">    if (gkalMeter &gt; 0 &amp;&amp; !(meter &gt; 0)) {</w:t>
-        <w:br/>
-        <w:t xml:space="preserve">      c.errors.push('есть Гкал по квартирным счётчикам, но площадь со счётчиками пустая');</w:t>
+        <w:t xml:space="preserve">  }</w:t>
+        <w:br/>
+        <w:t xml:space="preserve">  if (obj.type !== TYPE_AREA &amp;&amp; c.norm &gt; 0) {</w:t>
+        <w:br/>
+        <w:t xml:space="preserve">    var r = effectiveRest_(c.norm * share, gkalMeter, meter, denom);</w:t>
+        <w:br/>
+        <w:t xml:space="preserve">    c.restGkal = r.rest;</w:t>
+        <w:br/>
+        <w:t xml:space="preserve">    if (r.byMeters) {</w:t>
+        <w:br/>
+        <w:t xml:space="preserve">      c.warnings.push('Гкал по счётчикам (' + fmt_(gkalMeter, 2) + ') больше индивидуальной части норматива (' +</w:t>
+        <w:br/>
+        <w:t xml:space="preserve">        fmt_(c.norm * share, 2) + ') — квартиры без счётчиков посчитаны по среднему потреблению квартир со счётчиками');</w:t>
+        <w:br/>
+        <w:t xml:space="preserve">    }</w:t>
+        <w:br/>
+        <w:t xml:space="preserve">    var indivEff = gkalMeter + c.restGkal;</w:t>
+        <w:br/>
+        <w:t xml:space="preserve">    // Цена Гкал = цена счёта без сверхлимита + надбавка сверхлимита (одинаковая на весь сезон)</w:t>
+        <w:br/>
+        <w:t xml:space="preserve">    c.priceBase = g * baseNoOl / indivEff;</w:t>
+        <w:br/>
+        <w:t xml:space="preserve">    priceExact = c.priceBase + (c.olSurcharge || 0);</w:t>
+        <w:br/>
+        <w:t xml:space="preserve">    c.price = round_(priceExact, dP);</w:t>
+        <w:br/>
+        <w:t xml:space="preserve">    var noMeterAmount = c.restGkal * c.priceBase + addNo;</w:t>
+        <w:br/>
+        <w:t xml:space="preserve">    if (denom &gt; 0) {</w:t>
+        <w:br/>
+        <w:t xml:space="preserve">      c.tNo = round_(noMeterAmount / denom, dA);</w:t>
+        <w:br/>
+        <w:t xml:space="preserve">    } else if (Math.abs(noMeterAmount) &gt; P.tol) {</w:t>
+        <w:br/>
+        <w:t xml:space="preserve">      c.errors.push('остаток Гкал некому распределить: нет площади без счётчиков и СПЧ');</w:t>
         <w:br/>
         <w:t xml:space="preserve">      return;</w:t>
         <w:br/>
+        <w:t xml:space="preserve">    } else {</w:t>
+        <w:br/>
+        <w:t xml:space="preserve">      c.tNo = 0;</w:t>
+        <w:br/>
         <w:t xml:space="preserve">    }</w:t>
         <w:br/>
-        <w:t xml:space="preserve">    var indiv = c.norm * share;</w:t>
-        <w:br/>
-        <w:t xml:space="preserve">    // Цена Гкал = цена счёта без сверхлимита + надбавка сверхлимита (одинаковая на весь сезон)</w:t>
-        <w:br/>
-        <w:t xml:space="preserve">    c.priceBase = g * baseNoOl / indiv;</w:t>
-        <w:br/>
-        <w:t xml:space="preserve">    priceExact = c.priceBase + (c.olSurcharge || 0);</w:t>
-        <w:br/>
-        <w:t xml:space="preserve">    c.price = round_(priceExact, dP);</w:t>
-        <w:br/>
-        <w:t xml:space="preserve">    c.restGkal = indiv - gkalMeter;</w:t>
-        <w:br/>
-        <w:t xml:space="preserve">    if (c.restGkal &lt; 0) {</w:t>
-        <w:br/>
-        <w:t xml:space="preserve">      c.errors.push('Гкал по квартирным счётчикам (' + fmt_(gkalMeter, 2) + ') больше индивидуальной части норматива (' +</w:t>
-        <w:br/>
-        <w:t xml:space="preserve">        fmt_(indiv, 2) + ')');</w:t>
-        <w:br/>
-        <w:t xml:space="preserve">      return;</w:t>
+        <w:t xml:space="preserve">  }</w:t>
+        <w:br/>
+        <w:t xml:space="preserve">  c.tSpch = round_(c.tNo * P.kSpch, dA);</w:t>
+        <w:br/>
+        <w:br/>
+        <w:t xml:space="preserve">  c.charged = (c.price || 0) * gkalMeter + c.tNo * no + c.tSpch * spch + (c.tCommon || 0) * total;</w:t>
+        <w:br/>
+        <w:t xml:space="preserve">  c.diff = c.charged - c.base;</w:t>
+        <w:br/>
+        <w:t xml:space="preserve">  c.tol = P.tol + 0.5 * Math.pow(10, -dA) * ((common ? total : 0) + no + spch) + 0.5 * Math.pow(10, -dP) * gkalMeter;</w:t>
+        <w:br/>
+        <w:t xml:space="preserve">  if (Math.abs(c.diff) &gt; c.tol) {</w:t>
+        <w:br/>
+        <w:t xml:space="preserve">    c.errors.push('расхождение ' + fmt_(c.diff, 2) + ' грн больше допуска ' + fmt_(c.tol, 2) + ' грн');</w:t>
+        <w:br/>
+        <w:t xml:space="preserve">  }</w:t>
+        <w:br/>
+        <w:t>}</w:t>
+        <w:br/>
+        <w:br/>
+        <w:t>// ---------- Запись результатов ----------</w:t>
+        <w:br/>
+        <w:br/>
+        <w:t>function writeReport_(sheet, cfg, result) {</w:t>
+        <w:br/>
+        <w:t xml:space="preserve">  var W = REPORT_HEADERS.length;</w:t>
+        <w:br/>
+        <w:t xml:space="preserve">  var P = cfg.params;</w:t>
+        <w:br/>
+        <w:t xml:space="preserve">  resetOutput_(sheet);</w:t>
+        <w:br/>
+        <w:t xml:space="preserve">  var info = 'Пересчитано ' + Utilities.formatDate(new Date(), Session.getScriptTimeZone(), 'dd.MM.yyyy HH:mm') +</w:t>
+        <w:br/>
+        <w:t xml:space="preserve">    '. ФСО ' + fmt_(P.fso * 100, 1) + '% + МЗК ' + fmt_(P.mzk * 100, 1) + '% ' +</w:t>
+        <w:br/>
+        <w:t xml:space="preserve">    (P.fsoMode === FSO_COMMON ? 'включены в «Содержание котельной» (на все м²)' :</w:t>
+        <w:br/>
+        <w:t xml:space="preserve">      'включены в газовые тарифы пропорционально газу; «Содержание котельной» = смета') + '. Коэф. СПЧ ' + P.kSpch + '; сглаживание сверхлимита — «' + P.mode + '».';</w:t>
+        <w:br/>
+        <w:t xml:space="preserve">  var rows = [fitRow_([SHEET_REPORT + ': ТАРИФЫ НА ОТОПЛЕНИЕ'], W), fitRow_([info], W), fitRow_(REPORT_HEADERS, W)];</w:t>
+        <w:br/>
+        <w:t xml:space="preserve">  sheet.getRange(1, 1, rows.length, W).setValues(rows);</w:t>
+        <w:br/>
+        <w:t xml:space="preserve">  formatOutputHeader_(sheet, REPORT_HEADER_ROW, W);</w:t>
+        <w:br/>
+        <w:br/>
+        <w:t xml:space="preserve">  var data = result.rows.map(function (c) {</w:t>
+        <w:br/>
+        <w:t xml:space="preserve">    return fitRow_([</w:t>
+        <w:br/>
+        <w:t xml:space="preserve">      c.month, c.receipt, c.objName, blank_(c.bill), blank_(c.boilerTotal), blank_(c.price),</w:t>
+        <w:br/>
+        <w:t xml:space="preserve">      blank_(c.tNo), blank_(c.tSpch), blank_(c.charged), blank_(c.diff), c.status</w:t>
+        <w:br/>
+        <w:t xml:space="preserve">    ], W);</w:t>
+        <w:br/>
+        <w:t xml:space="preserve">  });</w:t>
+        <w:br/>
+        <w:t xml:space="preserve">  if (!data.length) return;</w:t>
+        <w:br/>
+        <w:t xml:space="preserve">  var first = REPORT_HEADER_ROW + 1;</w:t>
+        <w:br/>
+        <w:t xml:space="preserve">  var range = sheet.getRange(first, 1, data.length, W);</w:t>
+        <w:br/>
+        <w:t xml:space="preserve">  range.setValues(data);</w:t>
+        <w:br/>
+        <w:t xml:space="preserve">  sheet.getRange(first, 4, data.length, 1).setNumberFormat('#,##0.00');</w:t>
+        <w:br/>
+        <w:t xml:space="preserve">  sheet.getRange(first, 5, data.length, 4).setNumberFormat('0.00');</w:t>
+        <w:br/>
+        <w:t xml:space="preserve">  sheet.getRange(first, 9, data.length, 2).setNumberFormat('#,##0.00');</w:t>
+        <w:br/>
+        <w:t xml:space="preserve">  paintStatus_(sheet, first, result.rows, W);</w:t>
+        <w:br/>
+        <w:t xml:space="preserve">  sheet.setColumnWidths(1, 3, 110);</w:t>
+        <w:br/>
+        <w:t xml:space="preserve">  sheet.setColumnWidths(4, W - 4, 130);</w:t>
+        <w:br/>
+        <w:t xml:space="preserve">  sheet.setColumnWidth(W, 360);</w:t>
+        <w:br/>
+        <w:t xml:space="preserve">  sheet.getRange(first, W, data.length, 1).setWrap(true);</w:t>
+        <w:br/>
+        <w:t>}</w:t>
+        <w:br/>
+        <w:br/>
+        <w:t>function writeDetails_(sheet, cfg, result) {</w:t>
+        <w:br/>
+        <w:t xml:space="preserve">  var W = DETAILS_HEADERS.length;</w:t>
+        <w:br/>
+        <w:t xml:space="preserve">  var P = cfg.params;</w:t>
+        <w:br/>
+        <w:t xml:space="preserve">  resetOutput_(sheet);</w:t>
+        <w:br/>
+        <w:t xml:space="preserve">  var rows = [</w:t>
+        <w:br/>
+        <w:t xml:space="preserve">    fitRow_([SHEET_DETAILS], W),</w:t>
+        <w:br/>
+        <w:t xml:space="preserve">    fitRow_(['Техника расчёта для проверки. В ячейках — формулы: щёлкните по числу, чтобы увидеть, откуда оно берётся. ' +</w:t>
+        <w:br/>
+        <w:t xml:space="preserve">      'Режим сглаживания: «' + P.mode + '», профиль применяется к «' + P.profileTarget + '»; ФСО+МЗК — «' + P.fsoMode + '».'], W),</w:t>
+        <w:br/>
+        <w:t xml:space="preserve">    fitRow_(DETAILS_HEADERS, W)</w:t>
+        <w:br/>
+        <w:t xml:space="preserve">  ];</w:t>
+        <w:br/>
+        <w:t xml:space="preserve">  var first = DETAILS_HEADER_ROW + 1;</w:t>
+        <w:br/>
+        <w:t xml:space="preserve">  var detailCount = result.rows.length;</w:t>
+        <w:br/>
+        <w:t xml:space="preserve">  // Блок сверки сверхлимита идёт после строк расчёта: пустая строка, заголовок блока, шапка, строки ЖК</w:t>
+        <w:br/>
+        <w:t xml:space="preserve">  var olTitleRow = first + detailCount + 1;</w:t>
+        <w:br/>
+        <w:t xml:space="preserve">  var olHeaderRow = olTitleRow + 1;</w:t>
+        <w:br/>
+        <w:t xml:space="preserve">  var olRowByObj = {};</w:t>
+        <w:br/>
+        <w:t xml:space="preserve">  result.overlimit.forEach(function (a, k) { olRowByObj[a.obj.name] = olHeaderRow + 1 + k; });</w:t>
+        <w:br/>
+        <w:t xml:space="preserve">  var formulaRows = [];</w:t>
+        <w:br/>
+        <w:br/>
+        <w:t xml:space="preserve">  result.rows.forEach(function (c, k) {</w:t>
+        <w:br/>
+        <w:t xml:space="preserve">    var r = first + k;</w:t>
+        <w:br/>
+        <w:t xml:space="preserve">    var values = [</w:t>
+        <w:br/>
+        <w:t xml:space="preserve">      c.month, c.objName, blank_(c.olFact), blank_(c.olSurcharge), blank_(c.olNoMeter), blank_(c.olAdd), blank_(c.base),</w:t>
+        <w:br/>
+        <w:t xml:space="preserve">      blank_(c.norm), c.normSrc, blank_(c.fsoMzk), blank_(c.tCommon), blank_(c.boiler), blank_(c.priceBase),</w:t>
+        <w:br/>
+        <w:t xml:space="preserve">      blank_(c.price), blank_(c.restGkal), blank_(c.tNo), blank_(c.tSpch),</w:t>
+        <w:br/>
+        <w:t xml:space="preserve">      c.tNo === null ? '' : round_((c.boilerTotal || 0) + c.tNo, P.digitsArea),</w:t>
+        <w:br/>
+        <w:t xml:space="preserve">      blank_(c.charged), blank_(c.diff), blank_(c.tol), c.status</w:t>
+        <w:br/>
+        <w:t xml:space="preserve">    ];</w:t>
+        <w:br/>
+        <w:t xml:space="preserve">    var f = detailFormulas_(c, cfg, r);</w:t>
+        <w:br/>
+        <w:t xml:space="preserve">    if (f) {</w:t>
+        <w:br/>
+        <w:t xml:space="preserve">      // Колонки F…U — формулами (пишутся отдельно через setFormulas), остальные — значениями</w:t>
+        <w:br/>
+        <w:t xml:space="preserve">      for (var j = DETAIL_FORMULA_FIRST_COL - 1; j &lt;= DETAIL_FORMULA_LAST_COL - 1; j++) values[j] = '';</w:t>
+        <w:br/>
+        <w:t xml:space="preserve">      formulaRows.push(f.slice(DETAIL_FORMULA_FIRST_COL - 1, DETAIL_FORMULA_LAST_COL).map(asFormula_));</w:t>
+        <w:br/>
+        <w:t xml:space="preserve">    } else {</w:t>
+        <w:br/>
+        <w:t xml:space="preserve">      formulaRows.push(null);</w:t>
         <w:br/>
         <w:t xml:space="preserve">    }</w:t>
         <w:br/>
-        <w:t xml:space="preserve">    var noMeterAmount = c.restGkal * c.priceBase + addNo;</w:t>
-        <w:br/>
-        <w:t xml:space="preserve">    if (denom &gt; 0) {</w:t>
-        <w:br/>
-        <w:t xml:space="preserve">      c.tNo = round_(noMeterAmount / denom, dA);</w:t>
-        <w:br/>
-        <w:t xml:space="preserve">    } else if (Math.abs(noMeterAmount) &gt; P.tol) {</w:t>
-        <w:br/>
-        <w:t xml:space="preserve">      c.errors.push('остаток Гкал некому распределить: нет площади без счётчиков и СПЧ');</w:t>
-        <w:br/>
-        <w:t xml:space="preserve">      return;</w:t>
-        <w:br/>
-        <w:t xml:space="preserve">    } else {</w:t>
-        <w:br/>
-        <w:t xml:space="preserve">      c.tNo = 0;</w:t>
-        <w:br/>
-        <w:t xml:space="preserve">    }</w:t>
+        <w:t xml:space="preserve">    rows.push(fitRow_(values, W));</w:t>
+        <w:br/>
+        <w:t xml:space="preserve">  });</w:t>
+        <w:br/>
+        <w:t xml:space="preserve">  rows.push(fitRow_([], W));</w:t>
+        <w:br/>
+        <w:t xml:space="preserve">  rows.push(fitRow_(['СВЕРКА СВЕРХЛИМИТА ЗА СЕЗОН'], W));</w:t>
+        <w:br/>
+        <w:t xml:space="preserve">  rows.push(fitRow_(['ЖК', 'План на сезон, грн', 'Факт в счетах, грн', 'Сумма к разнесению, грн', 'Разнесено всего, грн']</w:t>
+        <w:br/>
+        <w:t xml:space="preserve">    .concat(SEASON_MONTHS).concat(['Март введён (сезон закрыт)', 'Надбавка к цене Гкал на сезон, грн/Гкал',</w:t>
+        <w:br/>
+        <w:t xml:space="preserve">      'Профиль применён к', 'Примечание']), W));</w:t>
+        <w:br/>
+        <w:t xml:space="preserve">  result.overlimit.forEach(function (a) {</w:t>
+        <w:br/>
+        <w:t xml:space="preserve">    var note = [];</w:t>
+        <w:br/>
+        <w:t xml:space="preserve">    if (a.estimated) note.push('невведённые месяцы оценены по профилю — добавки уточнятся с новыми счетами');</w:t>
+        <w:br/>
+        <w:t xml:space="preserve">    if (a.fallback) note.push('квитанцию посчитать нельзя (нет площадей / норматива), профиль взят по базе');</w:t>
+        <w:br/>
+        <w:t xml:space="preserve">    if (a.trueUp) note.push('март доведён до факта сезона');</w:t>
+        <w:br/>
+        <w:t xml:space="preserve">    if (!a.entered) note.push('нет введённых месяцев');</w:t>
+        <w:br/>
+        <w:t xml:space="preserve">    var r = olRowByObj[a.obj.name];</w:t>
+        <w:br/>
+        <w:t xml:space="preserve">    rows.push(fitRow_([a.obj.name, a.plan, a.factTotal, a.seasonAmount, a.allocated]</w:t>
+        <w:br/>
+        <w:t xml:space="preserve">      .concat(a.adds.map(blank_)).concat([a.complete ? 'Да' : 'Нет', blank_(a.flatSurcharge), a.target || '',</w:t>
+        <w:br/>
+        <w:t xml:space="preserve">        note.join('; ')]), W));</w:t>
+        <w:br/>
+        <w:t xml:space="preserve">  });</w:t>
+        <w:br/>
+        <w:t xml:space="preserve">  var lastRow = rows.length;</w:t>
+        <w:br/>
+        <w:t xml:space="preserve">  rows.push(fitRow_([], W));</w:t>
+        <w:br/>
+        <w:t xml:space="preserve">  var legendRow = rows.length + 1;</w:t>
+        <w:br/>
+        <w:t xml:space="preserve">  rows.push(fitRow_(['КАК СЧИТАЕТСЯ'], W));</w:t>
+        <w:br/>
+        <w:t xml:space="preserve">  detailLegend_(P).forEach(function (line) { rows.push(fitRow_(line, W)); });</w:t>
+        <w:br/>
+        <w:br/>
+        <w:t xml:space="preserve">  sheet.getRange(1, 1, rows.length, W).setValues(rows);</w:t>
+        <w:br/>
+        <w:t xml:space="preserve">  // Формулы пишем через setFormulas: так Google читает их в английском синтаксисе (запятые, точка)</w:t>
+        <w:br/>
+        <w:t xml:space="preserve">  // при любой локали таблицы. Через setValues формула разбиралась бы по правилам локали и ломалась.</w:t>
+        <w:br/>
+        <w:t xml:space="preserve">  formulaRows.forEach(function (fr, k) {</w:t>
+        <w:br/>
+        <w:t xml:space="preserve">    if (fr) sheet.getRange(first + k, DETAIL_FORMULA_FIRST_COL, 1, fr.length).setFormulas([fr]);</w:t>
+        <w:br/>
+        <w:t xml:space="preserve">  });</w:t>
+        <w:br/>
+        <w:t xml:space="preserve">  formatOutputHeader_(sheet, DETAILS_HEADER_ROW, W);</w:t>
+        <w:br/>
+        <w:br/>
+        <w:t xml:space="preserve">  if (detailCount) {</w:t>
+        <w:br/>
+        <w:t xml:space="preserve">    sheet.getRange(first, 3, detailCount, 1).setNumberFormat('#,##0.00');</w:t>
+        <w:br/>
+        <w:t xml:space="preserve">    sheet.getRange(first, 4, detailCount, 1).setNumberFormat('#,##0.00');</w:t>
+        <w:br/>
+        <w:t xml:space="preserve">    sheet.getRange(first, 5, detailCount, 3).setNumberFormat('#,##0.00');</w:t>
+        <w:br/>
+        <w:t xml:space="preserve">    sheet.getRange(first, 8, detailCount, 1).setNumberFormat('#,##0.0000');</w:t>
+        <w:br/>
+        <w:t xml:space="preserve">    sheet.getRange(first, 10, detailCount, 1).setNumberFormat('#,##0.00');</w:t>
+        <w:br/>
+        <w:t xml:space="preserve">    sheet.getRange(first, 11, detailCount, 2).setNumberFormat('0.0000');</w:t>
+        <w:br/>
+        <w:t xml:space="preserve">    sheet.getRange(first, 13, detailCount, 2).setNumberFormat('#,##0.00');</w:t>
+        <w:br/>
+        <w:t xml:space="preserve">    sheet.getRange(first, 15, detailCount, 1).setNumberFormat('#,##0.0000');</w:t>
+        <w:br/>
+        <w:t xml:space="preserve">    sheet.getRange(first, 16, detailCount, 3).setNumberFormat('0.00');</w:t>
+        <w:br/>
+        <w:t xml:space="preserve">    sheet.getRange(first, 19, detailCount, 3).setNumberFormat('#,##0.00');</w:t>
+        <w:br/>
+        <w:t xml:space="preserve">    paintStatus_(sheet, first, result.rows, W);</w:t>
         <w:br/>
         <w:t xml:space="preserve">  }</w:t>
         <w:br/>
-        <w:t xml:space="preserve">  c.tSpch = round_(c.tNo * P.kSpch, dA);</w:t>
-        <w:br/>
-        <w:br/>
-        <w:t xml:space="preserve">  c.charged = (c.price || 0) * gkalMeter + c.tNo * no + c.tSpch * spch + (c.tCommon || 0) * total;</w:t>
-        <w:br/>
-        <w:t xml:space="preserve">  c.diff = c.charged - c.base;</w:t>
-        <w:br/>
-        <w:t xml:space="preserve">  c.tol = P.tol + 0.5 * Math.pow(10, -dA) * ((common ? total : 0) + no + spch) + 0.5 * Math.pow(10, -dP) * gkalMeter;</w:t>
-        <w:br/>
-        <w:t xml:space="preserve">  if (Math.abs(c.diff) &gt; c.tol) {</w:t>
-        <w:br/>
-        <w:t xml:space="preserve">    c.errors.push('расхождение ' + fmt_(c.diff, 2) + ' грн больше допуска ' + fmt_(c.tol, 2) + ' грн');</w:t>
+        <w:t xml:space="preserve">  sheet.getRange(olTitleRow, 1).setFontWeight('bold').setFontSize(11);</w:t>
+        <w:br/>
+        <w:t xml:space="preserve">  sheet.getRange(olHeaderRow, 1, 1, 14).setFontWeight('bold').setBackground(COLOR_HEADER_BG).setWrap(true);</w:t>
+        <w:br/>
+        <w:t xml:space="preserve">  if (result.overlimit.length) {</w:t>
+        <w:br/>
+        <w:t xml:space="preserve">    sheet.getRange(olHeaderRow + 1, 2, result.overlimit.length, 9).setNumberFormat('#,##0.00');</w:t>
+        <w:br/>
+        <w:t xml:space="preserve">    sheet.getRange(olHeaderRow + 1, 12, result.overlimit.length, 1).setNumberFormat('#,##0.00');</w:t>
         <w:br/>
         <w:t xml:space="preserve">  }</w:t>
         <w:br/>
+        <w:t xml:space="preserve">  sheet.getRange(legendRow, 1).setFontWeight('bold').setFontSize(11);</w:t>
+        <w:br/>
+        <w:t xml:space="preserve">  sheet.getRange(legendRow + 1, 1, rows.length - legendRow, 1).setFontWeight('bold');</w:t>
+        <w:br/>
+        <w:t xml:space="preserve">  sheet.setColumnWidths(1, W, 115);</w:t>
+        <w:br/>
+        <w:t xml:space="preserve">  sheet.setColumnWidth(W, 360);</w:t>
+        <w:br/>
         <w:t>}</w:t>
         <w:br/>
         <w:br/>
-        <w:t>// ---------- Запись результатов ----------</w:t>
-        <w:br/>
-        <w:br/>
-        <w:t>function writeReport_(sheet, cfg, result) {</w:t>
-        <w:br/>
-        <w:t xml:space="preserve">  var W = REPORT_HEADERS.length;</w:t>
+        <w:t>/**</w:t>
+        <w:br/>
+        <w:t xml:space="preserve"> * Разделитель аргументов в формулах для локали таблицы: в русской, украинской и других локалях</w:t>
+        <w:br/>
+        <w:t xml:space="preserve"> * с десятичной запятой Google ждёт «;», в английской — «,».</w:t>
+        <w:br/>
+        <w:t xml:space="preserve"> */</w:t>
+        <w:br/>
+        <w:t>function formulaSeparator_(ss) {</w:t>
+        <w:br/>
+        <w:t xml:space="preserve">  var locale = String(ss.getSpreadsheetLocale() || '').toLowerCase();</w:t>
+        <w:br/>
+        <w:t xml:space="preserve">  var dotLocales = ['en', 'ja', 'zh', 'ko', 'th', 'he', 'iw', 'hi', 'ms', 'fil', 'ga', 'sw', 'ur', 'bn', 'ta', 'te'];</w:t>
+        <w:br/>
+        <w:t xml:space="preserve">  var lang = locale.split(/[_-]/)[0];</w:t>
+        <w:br/>
+        <w:t xml:space="preserve">  return dotLocales.indexOf(lang) &gt;= 0 ? ',' : ';';</w:t>
+        <w:br/>
+        <w:t>}</w:t>
+        <w:br/>
+        <w:br/>
+        <w:t>/** Значение ячейки как формула для setFormulas: текст → ="текст", число → =число. */</w:t>
+        <w:br/>
+        <w:t>function asFormula_(v) {</w:t>
+        <w:br/>
+        <w:t xml:space="preserve">  if (v === '' || v === null || v === undefined) return '';</w:t>
+        <w:br/>
+        <w:t xml:space="preserve">  if (typeof v === 'number') return '=' + v;</w:t>
+        <w:br/>
+        <w:t xml:space="preserve">  var s = String(v);</w:t>
+        <w:br/>
+        <w:t xml:space="preserve">  if (s.charAt(0) === '=') return s;</w:t>
+        <w:br/>
+        <w:t xml:space="preserve">  return '="' + s.replace(/"/g, '""') + '"';</w:t>
+        <w:br/>
+        <w:t>}</w:t>
+        <w:br/>
+        <w:br/>
+        <w:t>/** Ссылка на ячейку значения параметра на листе НАСТРОЙКИ, или null. */</w:t>
+        <w:br/>
+        <w:t>function settingRef_(cfg, key) {</w:t>
+        <w:br/>
+        <w:t xml:space="preserve">  var r = cfg.paramRow &amp;&amp; cfg.paramRow[key];</w:t>
+        <w:br/>
+        <w:t xml:space="preserve">  return r ? "'" + SHEET_SETTINGS + "'!$B$" + r : null;</w:t>
+        <w:br/>
+        <w:t>}</w:t>
+        <w:br/>
+        <w:br/>
+        <w:t>/**</w:t>
+        <w:br/>
+        <w:t xml:space="preserve"> * Строка ДЕТАЛЕЙ формулами: ссылки на ВВОД, НАСТРОЙКИ, смету и блок сверки сверхлимита.</w:t>
+        <w:br/>
+        <w:t xml:space="preserve"> * Для строк с ошибкой и когда адреса настроек неизвестны возвращает null — тогда пишутся числа.</w:t>
+        <w:br/>
+        <w:t xml:space="preserve"> */</w:t>
+        <w:br/>
+        <w:t>function detailFormulas_(c, cfg, r) {</w:t>
+        <w:br/>
+        <w:t xml:space="preserve">  if (c.errors.length || c.tNo === null) return null;</w:t>
+        <w:br/>
+        <w:t xml:space="preserve">  if (c.obj.type !== TYPE_AREA &amp;&amp; !(c.norm &gt; 0)) return null; // месяц без газа — числами</w:t>
+        <w:br/>
+        <w:t xml:space="preserve">  var keys = ['kcal', 'fso', 'mzk', 'kSpch', 'digitsArea', 'digitsPrice', 'tol'];</w:t>
+        <w:br/>
+        <w:t xml:space="preserve">  var S = {};</w:t>
+        <w:br/>
+        <w:t xml:space="preserve">  for (var k = 0; k &lt; keys.length; k++) {</w:t>
+        <w:br/>
+        <w:t xml:space="preserve">    S[keys[k]] = settingRef_(cfg, keys[k]);</w:t>
+        <w:br/>
+        <w:t xml:space="preserve">    if (!S[keys[k]]) return null;</w:t>
+        <w:br/>
+        <w:t xml:space="preserve">  }</w:t>
         <w:br/>
         <w:t xml:space="preserve">  var P = cfg.params;</w:t>
         <w:br/>
-        <w:t xml:space="preserve">  resetOutput_(sheet);</w:t>
-        <w:br/>
-        <w:t xml:space="preserve">  var info = 'Пересчитано ' + Utilities.formatDate(new Date(), Session.getScriptTimeZone(), 'dd.MM.yyyy HH:mm') +</w:t>
-        <w:br/>
-        <w:t xml:space="preserve">    '. ФСО ' + fmt_(P.fso * 100, 1) + '% + МЗК ' + fmt_(P.mzk * 100, 1) + '% ' +</w:t>
-        <w:br/>
-        <w:t xml:space="preserve">    (P.fsoMode === FSO_COMMON ? 'включены в «Содержание котельной» (на все м²)' :</w:t>
-        <w:br/>
-        <w:t xml:space="preserve">      'включены в газовые тарифы пропорционально газу; «Содержание котельной» = смета') + '. Коэф. СПЧ ' + P.kSpch + '; сглаживание сверхлимита — «' + P.mode + '».';</w:t>
-        <w:br/>
-        <w:t xml:space="preserve">  var rows = [fitRow_([SHEET_REPORT + ': ТАРИФЫ НА ОТОПЛЕНИЕ'], W), fitRow_([info], W), fitRow_(REPORT_HEADERS, W)];</w:t>
-        <w:br/>
-        <w:t xml:space="preserve">  sheet.getRange(1, 1, rows.length, W).setValues(rows);</w:t>
-        <w:br/>
-        <w:t xml:space="preserve">  formatOutputHeader_(sheet, REPORT_HEADER_ROW, W);</w:t>
-        <w:br/>
-        <w:br/>
-        <w:t xml:space="preserve">  var data = result.rows.map(function (c) {</w:t>
-        <w:br/>
-        <w:t xml:space="preserve">    return fitRow_([</w:t>
-        <w:br/>
-        <w:t xml:space="preserve">      c.month, c.receipt, c.objName, blank_(c.bill), blank_(c.boilerTotal), blank_(c.price),</w:t>
-        <w:br/>
-        <w:t xml:space="preserve">      blank_(c.tNo), blank_(c.tSpch), blank_(c.charged), blank_(c.diff), c.status</w:t>
-        <w:br/>
-        <w:t xml:space="preserve">    ], W);</w:t>
-        <w:br/>
-        <w:t xml:space="preserve">  });</w:t>
-        <w:br/>
-        <w:t xml:space="preserve">  if (!data.length) return;</w:t>
-        <w:br/>
-        <w:t xml:space="preserve">  var first = REPORT_HEADER_ROW + 1;</w:t>
-        <w:br/>
-        <w:t xml:space="preserve">  var range = sheet.getRange(first, 1, data.length, W);</w:t>
-        <w:br/>
-        <w:t xml:space="preserve">  range.setValues(data);</w:t>
-        <w:br/>
-        <w:t xml:space="preserve">  sheet.getRange(first, 4, data.length, 1).setNumberFormat('#,##0.00');</w:t>
-        <w:br/>
-        <w:t xml:space="preserve">  sheet.getRange(first, 5, data.length, 4).setNumberFormat('0.00');</w:t>
-        <w:br/>
-        <w:t xml:space="preserve">  sheet.getRange(first, 9, data.length, 2).setNumberFormat('#,##0.00');</w:t>
-        <w:br/>
-        <w:t xml:space="preserve">  paintStatus_(sheet, first, result.rows, W);</w:t>
-        <w:br/>
-        <w:t xml:space="preserve">  sheet.setColumnWidths(1, 3, 110);</w:t>
-        <w:br/>
-        <w:t xml:space="preserve">  sheet.setColumnWidths(4, W - 4, 130);</w:t>
-        <w:br/>
-        <w:t xml:space="preserve">  sheet.setColumnWidth(W, 360);</w:t>
-        <w:br/>
-        <w:t xml:space="preserve">  sheet.getRange(first, W, data.length, 1).setWrap(true);</w:t>
+        <w:t xml:space="preserve">  var obj = c.obj;</w:t>
+        <w:br/>
+        <w:t xml:space="preserve">  var common = P.fsoMode === FSO_COMMON;</w:t>
+        <w:br/>
+        <w:t xml:space="preserve">  var sep = cfg.formulaSep || ','; // разделитель аргументов: «;» для локалей с десятичной запятой</w:t>
+        <w:br/>
+        <w:t xml:space="preserve">  var V = function (idx) { return "N('" + SHEET_INPUT + "'!" + indexToCol_(idx + 1) + c.rowNum + ')'; };</w:t>
+        <w:br/>
+        <w:t xml:space="preserve">  var share = '(1-' + S.fso + '-' + S.mzk + ')';</w:t>
+        <w:br/>
+        <w:t xml:space="preserve">  var gMul = common ? share + '*' : ''; // доля базы, идущая в газ</w:t>
+        <w:br/>
+        <w:t xml:space="preserve">  var billNoOl = "(N('" + SHEET_INPUT + "'!C" + c.rowNum + ')-C' + r + ')';</w:t>
+        <w:br/>
+        <w:t xml:space="preserve">  var denom = '(' + V(IN.AREA_NO) + '+' + S.kSpch + '*' + V(IN.AREA_SPCH) + ')';</w:t>
+        <w:br/>
+        <w:t xml:space="preserve">  var src = "='" + obj.sheetName.replace(/'/g, "''") + "'!" + indexToCol_(obj.novColIndex + c.monthIdx) + obj.rowValue;</w:t>
+        <w:br/>
+        <w:t xml:space="preserve">  var isArea = obj.type === TYPE_AREA;</w:t>
+        <w:br/>
+        <w:br/>
+        <w:t xml:space="preserve">  var norm = '';</w:t>
+        <w:br/>
+        <w:t xml:space="preserve">  if (c.gas &gt; 0) norm = '=' + V(IN.GAS) + '*' + S.kcal;</w:t>
+        <w:br/>
+        <w:t xml:space="preserve">  else if (c.gkalHouse &gt; 0) norm = '=' + V(IN.GKAL_HOUSE);</w:t>
+        <w:br/>
+        <w:br/>
+        <w:t xml:space="preserve">  var olAdd = isArea ? '=E' + r : '=N(D' + r + ')*' + V(IN.GKAL_METER) + '+E' + r;</w:t>
+        <w:br/>
+        <w:t xml:space="preserve">  if (common) olAdd = '=(' + olAdd.substring(1) + ')/' + share;</w:t>
+        <w:br/>
+        <w:br/>
+        <w:t xml:space="preserve">  var priceBase = '';</w:t>
+        <w:br/>
+        <w:t xml:space="preserve">  var price = '';</w:t>
+        <w:br/>
+        <w:t xml:space="preserve">  var rest = '';</w:t>
+        <w:br/>
+        <w:t xml:space="preserve">  var tNo;</w:t>
+        <w:br/>
+        <w:t xml:space="preserve">  if (isArea) {</w:t>
+        <w:br/>
+        <w:t xml:space="preserve">    tNo = '=ROUND((' + gMul + billNoOl + '+E' + r + ')/' + denom + sep + S.digitsArea + ')';</w:t>
+        <w:br/>
+        <w:t xml:space="preserve">  } else {</w:t>
+        <w:br/>
+        <w:t xml:space="preserve">    priceBase = '=' + gMul + billNoOl + '/(' + V(IN.GKAL_METER) + '+O' + r + ')';</w:t>
+        <w:br/>
+        <w:t xml:space="preserve">    price = '=ROUND(M' + r + '+N(D' + r + ')' + sep + S.digitsPrice + ')';</w:t>
+        <w:br/>
+        <w:t xml:space="preserve">    // Если счётчики показали больше индивидуальной части норматива — по среднему потреблению квартир со счётчиками</w:t>
+        <w:br/>
+        <w:t xml:space="preserve">    var restRaw = 'H' + r + '*' + share + '-' + V(IN.GKAL_METER);</w:t>
+        <w:br/>
+        <w:t xml:space="preserve">    rest = '=IF(' + restRaw + '&lt;0' + sep + V(IN.GKAL_METER) + '/' + V(IN.AREA_METER) + '*' + denom + sep + restRaw + ')';</w:t>
+        <w:br/>
+        <w:t xml:space="preserve">    tNo = (c.areaNo || 0) + P.kSpch * (c.areaSpch || 0) &gt; 0</w:t>
+        <w:br/>
+        <w:t xml:space="preserve">      ? '=ROUND((O' + r + '*M' + r + '+E' + r + ')/' + denom + sep + S.digitsArea + ')'</w:t>
+        <w:br/>
+        <w:t xml:space="preserve">      : 0;</w:t>
+        <w:br/>
+        <w:t xml:space="preserve">  }</w:t>
+        <w:br/>
+        <w:t xml:space="preserve">  var tCommon = common ? '=ROUND(J' + r + '/' + V(IN.AREA_TOTAL) + sep + S.digitsArea + ')' : '';</w:t>
+        <w:br/>
+        <w:t xml:space="preserve">  var totalTerm = common ? '+N(K' + r + ')*' + V(IN.AREA_TOTAL) : '';</w:t>
+        <w:br/>
+        <w:t xml:space="preserve">  var tolArea = common ? V(IN.AREA_TOTAL) + '+' : '';</w:t>
+        <w:br/>
+        <w:t xml:space="preserve">  return [</w:t>
+        <w:br/>
+        <w:t xml:space="preserve">    c.month,                                                            // A</w:t>
+        <w:br/>
+        <w:t xml:space="preserve">    c.objName,                                                          // B</w:t>
+        <w:br/>
+        <w:t xml:space="preserve">    '=' + V(IN.OL),                                                     // C сверхлимит факт</w:t>
+        <w:br/>
+        <w:t xml:space="preserve">    blank_(c.olSurcharge),                                              // D надбавка, грн/Гкал (из расчёта)</w:t>
+        <w:br/>
+        <w:t xml:space="preserve">    blank_(c.olNoMeter),                                                // E на квартиры без счётчиков (из расчёта)</w:t>
+        <w:br/>
+        <w:t xml:space="preserve">    olAdd,                                                              // F отнесённый сверхлимит</w:t>
+        <w:br/>
+        <w:t xml:space="preserve">    "=N('" + SHEET_INPUT + "'!C" + c.rowNum + ')-C' + r + '+F' + r,    // G база</w:t>
+        <w:br/>
+        <w:t xml:space="preserve">    norm,                                                               // H норматив</w:t>
+        <w:br/>
+        <w:t xml:space="preserve">    c.normSrc,                                                          // I</w:t>
+        <w:br/>
+        <w:t xml:space="preserve">    '=G' + r + '*(' + S.fso + '+' + S.mzk + ')',                        // J ФСО+МЗК, грн</w:t>
+        <w:br/>
+        <w:t xml:space="preserve">    tCommon,                                                            // K ФСО+МЗК, грн/м²</w:t>
+        <w:br/>
+        <w:t xml:space="preserve">    src,                                                                // L содержание из сметы</w:t>
+        <w:br/>
+        <w:t xml:space="preserve">    priceBase,                                                          // M цена Гкал без надбавки</w:t>
+        <w:br/>
+        <w:t xml:space="preserve">    price,                                                              // N цена Гкал</w:t>
+        <w:br/>
+        <w:t xml:space="preserve">    rest,                                                               // O остаток Гкал</w:t>
+        <w:br/>
+        <w:t xml:space="preserve">    tNo,                                                                // P тариф без счётчика</w:t>
+        <w:br/>
+        <w:t xml:space="preserve">    '=ROUND(P' + r + '*' + S.kSpch + sep + S.digitsArea + ')',          // Q тариф СПЧ</w:t>
+        <w:br/>
+        <w:t xml:space="preserve">    '=ROUND(L' + r + '+N(K' + r + ')' + sep + S.digitsArea + ')+P' + r, // R квитанция без счётчика</w:t>
+        <w:br/>
+        <w:t xml:space="preserve">    '=N(N' + r + ')*' + V(IN.GKAL_METER) + '+P' + r + '*' + V(IN.AREA_NO) + '+Q' + r + '*' + V(IN.AREA_SPCH) + totalTerm, // S</w:t>
+        <w:br/>
+        <w:t xml:space="preserve">    '=S' + r + '-G' + r,                                                // T расхождение</w:t>
+        <w:br/>
+        <w:t xml:space="preserve">    '=' + S.tol + '+(1/2)*10^(-' + S.digitsArea + ')*(' + tolArea + V(IN.AREA_NO) + '+' + V(IN.AREA_SPCH) + ')+(1/2)*10^(-' +</w:t>
+        <w:br/>
+        <w:t xml:space="preserve">      S.digitsPrice + ')*' + V(IN.GKAL_METER),                          // U допуск</w:t>
+        <w:br/>
+        <w:t xml:space="preserve">    c.status                                                            // V</w:t>
+        <w:br/>
+        <w:t xml:space="preserve">  ];</w:t>
         <w:br/>
         <w:t>}</w:t>
         <w:br/>
         <w:br/>
-        <w:t>function writeDetails_(sheet, cfg, result) {</w:t>
-        <w:br/>
-        <w:t xml:space="preserve">  var W = DETAILS_HEADERS.length;</w:t>
-        <w:br/>
-        <w:t xml:space="preserve">  var P = cfg.params;</w:t>
-        <w:br/>
-        <w:t xml:space="preserve">  resetOutput_(sheet);</w:t>
-        <w:br/>
-        <w:t xml:space="preserve">  var rows = [</w:t>
-        <w:br/>
-        <w:t xml:space="preserve">    fitRow_([SHEET_DETAILS], W),</w:t>
-        <w:br/>
-        <w:t xml:space="preserve">    fitRow_(['Техника расчёта для проверки. В ячейках — формулы: щёлкните по числу, чтобы увидеть, откуда оно берётся. ' +</w:t>
-        <w:br/>
-        <w:t xml:space="preserve">      'Режим сглаживания: «' + P.mode + '», профиль применяется к «' + P.profileTarget + '»; ФСО+МЗК — «' + P.fsoMode + '».'], W),</w:t>
-        <w:br/>
-        <w:t xml:space="preserve">    fitRow_(DETAILS_HEADERS, W)</w:t>
+        <w:t>/** Пояснения к колонкам ДЕТАЛЕЙ словами. */</w:t>
+        <w:br/>
+        <w:t>function detailLegend_(P) {</w:t>
+        <w:br/>
+        <w:t xml:space="preserve">  var common = P.fsoMode === FSO_COMMON;</w:t>
+        <w:br/>
+        <w:t xml:space="preserve">  var g = common ? ' × (1 − ФСО − МЗК)' : '';</w:t>
+        <w:br/>
+        <w:t xml:space="preserve">  return [</w:t>
+        <w:br/>
+        <w:t xml:space="preserve">    ['Сверхлимит факт', 'из ВВОДа, колонка «в т.ч. сверхлимит в счёте»'],</w:t>
+        <w:br/>
+        <w:t xml:space="preserve">    ['Надбавка к цене Гкал', 'сверхлимит сезона' + g + ' ÷ все индивидуальные Гкал сезона — одинаковая во всех месяцах ' +</w:t>
+        <w:br/>
+        <w:t xml:space="preserve">      '(в режиме «базе распределения» — добавка месяца ÷ индивидуальные Гкал месяца)'],</w:t>
+        <w:br/>
+        <w:t xml:space="preserve">    ['Сверхлимит на квартиры без счётчиков', 'надбавка × остаток Гкал за сезон, разложенный по месяцам так, чтобы квитанция ' +</w:t>
+        <w:br/>
+        <w:t xml:space="preserve">      'без счётчика шла по весам профиля'],</w:t>
+        <w:br/>
+        <w:t xml:space="preserve">    ['Сверхлимит отнесённый', '(Надбавка × Гкал по квартирным счётчикам + Сверхлимит на квартиры без счётчиков)' +</w:t>
+        <w:br/>
+        <w:t xml:space="preserve">      (common ? ' ÷ (1 − ФСО − МЗК)' : '')],</w:t>
+        <w:br/>
+        <w:t xml:space="preserve">    ['База', 'Счёт поставщика − Сверхлимит факт + Сверхлимит отнесённый'],</w:t>
+        <w:br/>
+        <w:t xml:space="preserve">    ['Норматив, Гкал', 'Объём газа × коэффициент калорийности (для Гавайев — Гкал по общедомовому счётчику)'],</w:t>
+        <w:br/>
+        <w:t xml:space="preserve">    ['ФСО+МЗК, грн', 'База × (ФСО + МЗК)'],</w:t>
+        <w:br/>
+        <w:t xml:space="preserve">    ['ФСО+МЗК, грн/м²', common ? 'ФСО+МЗК, грн ÷ Площадь итого — прибавляется к содержанию котельной' :</w:t>
+        <w:br/>
+        <w:t xml:space="preserve">      'не считается: ФСО+МЗК входит в газовые тарифы пропорционально газу'],</w:t>
+        <w:br/>
+        <w:t xml:space="preserve">    ['Содержание из сметы', 'сезонный лист ЖК, строка «Содержание котельной», колонка месяца'],</w:t>
+        <w:br/>
+        <w:t xml:space="preserve">    ['Цена Гкал без надбавки', '(Счёт − Сверхлимит факт)' + g + ' ÷ (Гкал по квартирным счётчикам + Остаток Гкал)'],</w:t>
+        <w:br/>
+        <w:t xml:space="preserve">    ['Цена 1 Гкал', 'Цена Гкал без надбавки + Надбавка к цене Гкал — платят квартиры со счётчиками за свои Гкал'],</w:t>
+        <w:br/>
+        <w:t xml:space="preserve">    ['Остаток Гкал', 'Норматив × (1 − ФСО − МЗК) − Гкал по квартирным счётчикам; если получается меньше 0 (счётчики ' +</w:t>
+        <w:br/>
+        <w:t xml:space="preserve">      'показали больше норматива) — Гкал по счётчикам ÷ Площадь со счётчиками × (Площадь без счётчиков + коэф. СПЧ × Площадь СПЧ)'],</w:t>
+        <w:br/>
+        <w:t xml:space="preserve">    ['Тариф без счётчика', '(Остаток Гкал × Цена Гкал без надбавки + Сверхлимит на квартиры без счётчиков) ÷ ' +</w:t>
+        <w:br/>
+        <w:t xml:space="preserve">      '(Площадь без счётчиков + коэф. СПЧ × Площадь СПЧ); для учёта по м²: ((Счёт − Сверхлимит факт)' + g +</w:t>
+        <w:br/>
+        <w:t xml:space="preserve">      ' + Сверхлимит на квартиры без счётчиков) ÷ (Площадь без счётчиков + коэф. СПЧ × Площадь СПЧ)'],</w:t>
+        <w:br/>
+        <w:t xml:space="preserve">    ['Тариф СПЧ', 'Тариф без счётчика × коэф. СПЧ'],</w:t>
+        <w:br/>
+        <w:t xml:space="preserve">    ['Квитанция без счётчика', 'Содержание котельной (+ ФСО+МЗК, грн/м²) + Тариф без счётчика — идёт по весам профиля'],</w:t>
+        <w:br/>
+        <w:t xml:space="preserve">    ['Начислено', 'Цена Гкал × Гкал по счётчикам + Тариф без счётчика × Площадь без счётчиков + Тариф СПЧ × Площадь СПЧ' +</w:t>
+        <w:br/>
+        <w:t xml:space="preserve">      (common ? ' + ФСО+МЗК грн/м² × Площадь итого' : '')],</w:t>
+        <w:br/>
+        <w:t xml:space="preserve">    ['Расхождение', 'Начислено − База (только округление тарифов до копеек)'],</w:t>
+        <w:br/>
+        <w:t xml:space="preserve">    ['Допуск', 'Допустимое расхождение из НАСТРОЕК + пол-копейки на каждый м² и Гкал']</w:t>
         <w:br/>
         <w:t xml:space="preserve">  ];</w:t>
         <w:br/>
-        <w:t xml:space="preserve">  var first = DETAILS_HEADER_ROW + 1;</w:t>
-        <w:br/>
-        <w:t xml:space="preserve">  var detailCount = result.rows.length;</w:t>
-        <w:br/>
-        <w:t xml:space="preserve">  // Блок сверки сверхлимита идёт после строк расчёта: пустая строка, заголовок блока, шапка, строки ЖК</w:t>
-        <w:br/>
-        <w:t xml:space="preserve">  var olTitleRow = first + detailCount + 1;</w:t>
-        <w:br/>
-        <w:t xml:space="preserve">  var olHeaderRow = olTitleRow + 1;</w:t>
-        <w:br/>
-        <w:t xml:space="preserve">  var olRowByObj = {};</w:t>
-        <w:br/>
-        <w:t xml:space="preserve">  result.overlimit.forEach(function (a, k) { olRowByObj[a.obj.name] = olHeaderRow + 1 + k; });</w:t>
-        <w:br/>
-        <w:t xml:space="preserve">  var formulaRows = [];</w:t>
-        <w:br/>
-        <w:br/>
-        <w:t xml:space="preserve">  result.rows.forEach(function (c, k) {</w:t>
-        <w:br/>
-        <w:t xml:space="preserve">    var r = first + k;</w:t>
-        <w:br/>
-        <w:t xml:space="preserve">    var values = [</w:t>
-        <w:br/>
-        <w:t xml:space="preserve">      c.month, c.objName, blank_(c.olFact), blank_(c.olSurcharge), blank_(c.olNoMeter), blank_(c.olAdd), blank_(c.base),</w:t>
-        <w:br/>
-        <w:t xml:space="preserve">      blank_(c.norm), c.normSrc, blank_(c.fsoMzk), blank_(c.tCommon), blank_(c.boiler), blank_(c.priceBase),</w:t>
-        <w:br/>
-        <w:t xml:space="preserve">      blank_(c.price), blank_(c.restGkal), blank_(c.tNo), blank_(c.tSpch),</w:t>
-        <w:br/>
-        <w:t xml:space="preserve">      c.tNo === null ? '' : round_((c.boilerTotal || 0) + c.tNo, P.digitsArea),</w:t>
-        <w:br/>
-        <w:t xml:space="preserve">      blank_(c.charged), blank_(c.diff), blank_(c.tol), c.status</w:t>
-        <w:br/>
-        <w:t xml:space="preserve">    ];</w:t>
-        <w:br/>
-        <w:t xml:space="preserve">    var f = detailFormulas_(c, cfg, r);</w:t>
-        <w:br/>
-        <w:t xml:space="preserve">    if (f) {</w:t>
-        <w:br/>
-        <w:t xml:space="preserve">      // Колонки F…U — формулами (пишутся отдельно через setFormulas), остальные — значениями</w:t>
-        <w:br/>
-        <w:t xml:space="preserve">      for (var j = DETAIL_FORMULA_FIRST_COL - 1; j &lt;= DETAIL_FORMULA_LAST_COL - 1; j++) values[j] = '';</w:t>
-        <w:br/>
-        <w:t xml:space="preserve">      formulaRows.push(f.slice(DETAIL_FORMULA_FIRST_COL - 1, DETAIL_FORMULA_LAST_COL).map(asFormula_));</w:t>
-        <w:br/>
-        <w:t xml:space="preserve">    } else {</w:t>
-        <w:br/>
-        <w:t xml:space="preserve">      formulaRows.push(null);</w:t>
-        <w:br/>
-        <w:t xml:space="preserve">    }</w:t>
-        <w:br/>
-        <w:t xml:space="preserve">    rows.push(fitRow_(values, W));</w:t>
-        <w:br/>
-        <w:t xml:space="preserve">  });</w:t>
-        <w:br/>
-        <w:t xml:space="preserve">  rows.push(fitRow_([], W));</w:t>
-        <w:br/>
-        <w:t xml:space="preserve">  rows.push(fitRow_(['СВЕРКА СВЕРХЛИМИТА ЗА СЕЗОН'], W));</w:t>
-        <w:br/>
-        <w:t xml:space="preserve">  rows.push(fitRow_(['ЖК', 'План на сезон, грн', 'Факт в счетах, грн', 'Сумма к разнесению, грн', 'Разнесено всего, грн']</w:t>
-        <w:br/>
-        <w:t xml:space="preserve">    .concat(SEASON_MONTHS).concat(['Март введён (сезон закрыт)', 'Надбавка к цене Гкал на сезон, грн/Гкал',</w:t>
-        <w:br/>
-        <w:t xml:space="preserve">      'Профиль применён к', 'Примечание']), W));</w:t>
-        <w:br/>
-        <w:t xml:space="preserve">  result.overlimit.forEach(function (a) {</w:t>
-        <w:br/>
-        <w:t xml:space="preserve">    var note = [];</w:t>
-        <w:br/>
-        <w:t xml:space="preserve">    if (a.estimated) note.push('невведённые месяцы оценены по профилю — добавки уточнятся с новыми счетами');</w:t>
-        <w:br/>
-        <w:t xml:space="preserve">    if (a.fallback) note.push('квитанцию посчитать нельзя (нет площадей / норматива), профиль взят по базе');</w:t>
-        <w:br/>
-        <w:t xml:space="preserve">    if (a.trueUp) note.push('март доведён до факта сезона');</w:t>
-        <w:br/>
-        <w:t xml:space="preserve">    if (!a.entered) note.push('нет введённых месяцев');</w:t>
-        <w:br/>
-        <w:t xml:space="preserve">    var r = olRowByObj[a.obj.name];</w:t>
-        <w:br/>
-        <w:t xml:space="preserve">    rows.push(fitRow_([a.obj.name, a.plan, a.factTotal, a.seasonAmount, a.allocated]</w:t>
-        <w:br/>
-        <w:t xml:space="preserve">      .concat(a.adds.map(blank_)).concat([a.complete ? 'Да' : 'Нет', blank_(a.flatSurcharge), a.target || '',</w:t>
-        <w:br/>
-        <w:t xml:space="preserve">        note.join('; ')]), W));</w:t>
-        <w:br/>
-        <w:t xml:space="preserve">  });</w:t>
-        <w:br/>
-        <w:t xml:space="preserve">  var lastRow = rows.length;</w:t>
-        <w:br/>
-        <w:t xml:space="preserve">  rows.push(fitRow_([], W));</w:t>
-        <w:br/>
-        <w:t xml:space="preserve">  var legendRow = rows.length + 1;</w:t>
-        <w:br/>
-        <w:t xml:space="preserve">  rows.push(fitRow_(['КАК СЧИТАЕТСЯ'], W));</w:t>
-        <w:br/>
-        <w:t xml:space="preserve">  detailLegend_(P).forEach(function (line) { rows.push(fitRow_(line, W)); });</w:t>
-        <w:br/>
-        <w:br/>
-        <w:t xml:space="preserve">  sheet.getRange(1, 1, rows.length, W).setValues(rows);</w:t>
-        <w:br/>
-        <w:t xml:space="preserve">  // Формулы пишем через setFormulas: так Google читает их в английском синтаксисе (запятые, точка)</w:t>
-        <w:br/>
-        <w:t xml:space="preserve">  // при любой локали таблицы. Через setValues формула разбиралась бы по правилам локали и ломалась.</w:t>
-        <w:br/>
-        <w:t xml:space="preserve">  formulaRows.forEach(function (fr, k) {</w:t>
-        <w:br/>
-        <w:t xml:space="preserve">    if (fr) sheet.getRange(first + k, DETAIL_FORMULA_FIRST_COL, 1, fr.length).setFormulas([fr]);</w:t>
-        <w:br/>
-        <w:t xml:space="preserve">  });</w:t>
-        <w:br/>
-        <w:t xml:space="preserve">  formatOutputHeader_(sheet, DETAILS_HEADER_ROW, W);</w:t>
-        <w:br/>
-        <w:br/>
-        <w:t xml:space="preserve">  if (detailCount) {</w:t>
-        <w:br/>
-        <w:t xml:space="preserve">    sheet.getRange(first, 3, detailCount, 1).setNumberFormat('#,##0.00');</w:t>
-        <w:br/>
-        <w:t xml:space="preserve">    sheet.getRange(first, 4, detailCount, 1).setNumberFormat('#,##0.00');</w:t>
-        <w:br/>
-        <w:t xml:space="preserve">    sheet.getRange(first, 5, detailCount, 3).setNumberFormat('#,##0.00');</w:t>
-        <w:br/>
-        <w:t xml:space="preserve">    sheet.getRange(first, 8, detailCount, 1).setNumberFormat('#,##0.0000');</w:t>
-        <w:br/>
-        <w:t xml:space="preserve">    sheet.getRange(first, 10, detailCount, 1).setNumberFormat('#,##0.00');</w:t>
-        <w:br/>
-        <w:t xml:space="preserve">    sheet.getRange(first, 11, detailCount, 2).setNumberFormat('0.0000');</w:t>
-        <w:br/>
-        <w:t xml:space="preserve">    sheet.getRange(first, 13, detailCount, 2).setNumberFormat('#,##0.00');</w:t>
-        <w:br/>
-        <w:t xml:space="preserve">    sheet.getRange(first, 15, detailCount, 1).setNumberFormat('#,##0.0000');</w:t>
-        <w:br/>
-        <w:t xml:space="preserve">    sheet.getRange(first, 16, detailCount, 3).setNumberFormat('0.00');</w:t>
-        <w:br/>
-        <w:t xml:space="preserve">    sheet.getRange(first, 19, detailCount, 3).setNumberFormat('#,##0.00');</w:t>
-        <w:br/>
-        <w:t xml:space="preserve">    paintStatus_(sheet, first, result.rows, W);</w:t>
-        <w:br/>
-        <w:t xml:space="preserve">  }</w:t>
-        <w:br/>
-        <w:t xml:space="preserve">  sheet.getRange(olTitleRow, 1).setFontWeight('bold').setFontSize(11);</w:t>
-        <w:br/>
-        <w:t xml:space="preserve">  sheet.getRange(olHeaderRow, 1, 1, 14).setFontWeight('bold').setBackground(COLOR_HEADER_BG).setWrap(true);</w:t>
-        <w:br/>
-        <w:t xml:space="preserve">  if (result.overlimit.length) {</w:t>
-        <w:br/>
-        <w:t xml:space="preserve">    sheet.getRange(olHeaderRow + 1, 2, result.overlimit.length, 9).setNumberFormat('#,##0.00');</w:t>
-        <w:br/>
-        <w:t xml:space="preserve">    sheet.getRange(olHeaderRow + 1, 12, result.overlimit.length, 1).setNumberFormat('#,##0.00');</w:t>
-        <w:br/>
-        <w:t xml:space="preserve">  }</w:t>
-        <w:br/>
-        <w:t xml:space="preserve">  sheet.getRange(legendRow, 1).setFontWeight('bold').setFontSize(11);</w:t>
-        <w:br/>
-        <w:t xml:space="preserve">  sheet.getRange(legendRow + 1, 1, rows.length - legendRow, 1).setFontWeight('bold');</w:t>
-        <w:br/>
-        <w:t xml:space="preserve">  sheet.setColumnWidths(1, W, 115);</w:t>
-        <w:br/>
-        <w:t xml:space="preserve">  sheet.setColumnWidth(W, 360);</w:t>
-        <w:br/>
         <w:t>}</w:t>
         <w:br/>
         <w:br/>
-        <w:t>/**</w:t>
-        <w:br/>
-        <w:t xml:space="preserve"> * Разделитель аргументов в формулах для локали таблицы: в русской, украинской и других локалях</w:t>
-        <w:br/>
-        <w:t xml:space="preserve"> * с десятичной запятой Google ждёт «;», в английской — «,».</w:t>
-        <w:br/>
-        <w:t xml:space="preserve"> */</w:t>
-        <w:br/>
-        <w:t>function formulaSeparator_(ss) {</w:t>
-        <w:br/>
-        <w:t xml:space="preserve">  var locale = String(ss.getSpreadsheetLocale() || '').toLowerCase();</w:t>
-        <w:br/>
-        <w:t xml:space="preserve">  var dotLocales = ['en', 'ja', 'zh', 'ko', 'th', 'he', 'iw', 'hi', 'ms', 'fil', 'ga', 'sw', 'ur', 'bn', 'ta', 'te'];</w:t>
-        <w:br/>
-        <w:t xml:space="preserve">  var lang = locale.split(/[_-]/)[0];</w:t>
-        <w:br/>
-        <w:t xml:space="preserve">  return dotLocales.indexOf(lang) &gt;= 0 ? ',' : ';';</w:t>
+        <w:t>function resetOutput_(sheet) {</w:t>
+        <w:br/>
+        <w:t xml:space="preserve">  sheet.clear();</w:t>
+        <w:br/>
+        <w:t xml:space="preserve">  sheet.clearConditionalFormatRules();</w:t>
+        <w:br/>
+        <w:t xml:space="preserve">  var dv = sheet.getDataRange();</w:t>
+        <w:br/>
+        <w:t xml:space="preserve">  dv.clearDataValidations();</w:t>
         <w:br/>
         <w:t>}</w:t>
         <w:br/>
         <w:br/>
-        <w:t>/** Значение ячейки как формула для setFormulas: текст → ="текст", число → =число. */</w:t>
-        <w:br/>
-        <w:t>function asFormula_(v) {</w:t>
-        <w:br/>
-        <w:t xml:space="preserve">  if (v === '' || v === null || v === undefined) return '';</w:t>
-        <w:br/>
-        <w:t xml:space="preserve">  if (typeof v === 'number') return '=' + v;</w:t>
-        <w:br/>
-        <w:t xml:space="preserve">  var s = String(v);</w:t>
-        <w:br/>
-        <w:t xml:space="preserve">  if (s.charAt(0) === '=') return s;</w:t>
-        <w:br/>
-        <w:t xml:space="preserve">  return '="' + s.replace(/"/g, '""') + '"';</w:t>
-        <w:br/>
-        <w:t>}</w:t>
-        <w:br/>
-        <w:br/>
-        <w:t>/** Ссылка на ячейку значения параметра на листе НАСТРОЙКИ, или null. */</w:t>
-        <w:br/>
-        <w:t>function settingRef_(cfg, key) {</w:t>
-        <w:br/>
-        <w:t xml:space="preserve">  var r = cfg.paramRow &amp;&amp; cfg.paramRow[key];</w:t>
-        <w:br/>
-        <w:t xml:space="preserve">  return r ? "'" + SHEET_SETTINGS + "'!$B$" + r : null;</w:t>
-        <w:br/>
-        <w:t>}</w:t>
-        <w:br/>
-        <w:br/>
-        <w:t>/**</w:t>
-        <w:br/>
-        <w:t xml:space="preserve"> * Строка ДЕТАЛЕЙ формулами: ссылки на ВВОД, НАСТРОЙКИ, смету и блок сверки сверхлимита.</w:t>
-        <w:br/>
-        <w:t xml:space="preserve"> * Для строк с ошибкой и когда адреса настроек неизвестны возвращает null — тогда пишутся числа.</w:t>
-        <w:br/>
-        <w:t xml:space="preserve"> */</w:t>
-        <w:br/>
-        <w:t>function detailFormulas_(c, cfg, r) {</w:t>
-        <w:br/>
-        <w:t xml:space="preserve">  if (c.errors.length || c.tNo === null) return null;</w:t>
-        <w:br/>
-        <w:t xml:space="preserve">  var keys = ['kcal', 'fso', 'mzk', 'kSpch', 'digitsArea', 'digitsPrice', 'tol'];</w:t>
-        <w:br/>
-        <w:t xml:space="preserve">  var S = {};</w:t>
-        <w:br/>
-        <w:t xml:space="preserve">  for (var k = 0; k &lt; keys.length; k++) {</w:t>
-        <w:br/>
-        <w:t xml:space="preserve">    S[keys[k]] = settingRef_(cfg, keys[k]);</w:t>
-        <w:br/>
-        <w:t xml:space="preserve">    if (!S[keys[k]]) return null;</w:t>
-        <w:br/>
-        <w:t xml:space="preserve">  }</w:t>
-        <w:br/>
-        <w:t xml:space="preserve">  var P = cfg.params;</w:t>
-        <w:br/>
-        <w:t xml:space="preserve">  var obj = c.obj;</w:t>
-        <w:br/>
-        <w:t xml:space="preserve">  var common = P.fsoMode === FSO_COMMON;</w:t>
-        <w:br/>
-        <w:t xml:space="preserve">  var sep = cfg.formulaSep || ','; // разделитель аргументов: «;» для локалей с десятичной запятой</w:t>
-        <w:br/>
-        <w:t xml:space="preserve">  var V = function (idx) { return "N('" + SHEET_INPUT + "'!" + indexToCol_(idx + 1) + c.rowNum + ')'; };</w:t>
-        <w:br/>
-        <w:t xml:space="preserve">  var share = '(1-' + S.fso + '-' + S.mzk + ')';</w:t>
-        <w:br/>
-        <w:t xml:space="preserve">  var gMul = common ? share + '*' : ''; // доля базы, идущая в газ</w:t>
-        <w:br/>
-        <w:t xml:space="preserve">  var billNoOl = "(N('" + SHEET_INPUT + "'!C" + c.rowNum + ')-C' + r + ')';</w:t>
-        <w:br/>
-        <w:t xml:space="preserve">  var denom = '(' + V(IN.AREA_NO) + '+' + S.kSpch + '*' + V(IN.AREA_SPCH) + ')';</w:t>
-        <w:br/>
-        <w:t xml:space="preserve">  var src = "='" + obj.sheetName.replace(/'/g, "''") + "'!" + indexToCol_(obj.novColIndex + c.monthIdx) + obj.rowValue;</w:t>
-        <w:br/>
-        <w:t xml:space="preserve">  var isArea = obj.type === TYPE_AREA;</w:t>
-        <w:br/>
-        <w:br/>
-        <w:t xml:space="preserve">  var norm = '';</w:t>
-        <w:br/>
-        <w:t xml:space="preserve">  if (c.gas &gt; 0) norm = '=' + V(IN.GAS) + '*' + S.kcal;</w:t>
-        <w:br/>
-        <w:t xml:space="preserve">  else if (c.gkalHouse &gt; 0) norm = '=' + V(IN.GKAL_HOUSE);</w:t>
-        <w:br/>
-        <w:br/>
-        <w:t xml:space="preserve">  var olAdd = isArea ? '=E' + r : '=N(D' + r + ')*' + V(IN.GKAL_METER) + '+E' + r;</w:t>
-        <w:br/>
-        <w:t xml:space="preserve">  if (common) olAdd = '=(' + olAdd.substring(1) + ')/' + share;</w:t>
-        <w:br/>
-        <w:br/>
-        <w:t xml:space="preserve">  var priceBase = '';</w:t>
-        <w:br/>
-        <w:t xml:space="preserve">  var price = '';</w:t>
-        <w:br/>
-        <w:t xml:space="preserve">  var rest = '';</w:t>
-        <w:br/>
-        <w:t xml:space="preserve">  var tNo;</w:t>
-        <w:br/>
-        <w:t xml:space="preserve">  if (isArea) {</w:t>
-        <w:br/>
-        <w:t xml:space="preserve">    tNo = '=ROUND((' + gMul + billNoOl + '+E' + r + ')/' + denom + sep + S.digitsArea + ')';</w:t>
-        <w:br/>
-        <w:t xml:space="preserve">  } else {</w:t>
-        <w:br/>
-        <w:t xml:space="preserve">    priceBase = '=' + gMul + billNoOl + '/(H' + r + '*' + share + ')';</w:t>
-        <w:br/>
-        <w:t xml:space="preserve">    price = '=ROUND(M' + r + '+N(D' + r + ')' + sep + S.digitsPrice + ')';</w:t>
-        <w:br/>
-        <w:t xml:space="preserve">    rest = '=H' + r + '*' + share + '-' + V(IN.GKAL_METER);</w:t>
-        <w:br/>
-        <w:t xml:space="preserve">    tNo = (c.areaNo || 0) + P.kSpch * (c.areaSpch || 0) &gt; 0</w:t>
-        <w:br/>
-        <w:t xml:space="preserve">      ? '=ROUND((O' + r + '*M' + r + '+E' + r + ')/' + denom + sep + S.digitsArea + ')'</w:t>
-        <w:br/>
-        <w:t xml:space="preserve">      : 0;</w:t>
-        <w:br/>
-        <w:t xml:space="preserve">  }</w:t>
-        <w:br/>
-        <w:t xml:space="preserve">  var tCommon = common ? '=ROUND(J' + r + '/' + V(IN.AREA_TOTAL) + sep + S.digitsArea + ')' : '';</w:t>
-        <w:br/>
-        <w:t xml:space="preserve">  var totalTerm = common ? '+N(K' + r + ')*' + V(IN.AREA_TOTAL) : '';</w:t>
-        <w:br/>
-        <w:t xml:space="preserve">  var tolArea = common ? V(IN.AREA_TOTAL) + '+' : '';</w:t>
-        <w:br/>
-        <w:t xml:space="preserve">  return [</w:t>
-        <w:br/>
-        <w:t xml:space="preserve">    c.month,                                                            // A</w:t>
-        <w:br/>
-        <w:t xml:space="preserve">    c.objName,                                                          // B</w:t>
-        <w:br/>
-        <w:t xml:space="preserve">    '=' + V(IN.OL),                                                     // C сверхлимит факт</w:t>
-        <w:br/>
-        <w:t xml:space="preserve">    blank_(c.olSurcharge),                                              // D надбавка, грн/Гкал (из расчёта)</w:t>
-        <w:br/>
-        <w:t xml:space="preserve">    blank_(c.olNoMeter),                                                // E на квартиры без счётчиков (из расчёта)</w:t>
-        <w:br/>
-        <w:t xml:space="preserve">    olAdd,                                                              // F отнесённый сверхлимит</w:t>
-        <w:br/>
-        <w:t xml:space="preserve">    "=N('" + SHEET_INPUT + "'!C" + c.rowNum + ')-C' + r + '+F' + r,    // G база</w:t>
-        <w:br/>
-        <w:t xml:space="preserve">    norm,                                                               // H норматив</w:t>
-        <w:br/>
-        <w:t xml:space="preserve">    c.normSrc,                                                          // I</w:t>
-        <w:br/>
-        <w:t xml:space="preserve">    '=G' + r + '*(' + S.fso + '+' + S.mzk + ')',                        // J ФСО+МЗК, грн</w:t>
-        <w:br/>
-        <w:t xml:space="preserve">    tCommon,                                                            // K ФСО+МЗК, грн/м²</w:t>
-        <w:br/>
-        <w:t xml:space="preserve">    src,                                                                // L содержание из сметы</w:t>
-        <w:br/>
-        <w:t xml:space="preserve">    priceBase,                                                          // M цена Гкал без надбавки</w:t>
-        <w:br/>
-        <w:t xml:space="preserve">    price,                                                              // N цена Гкал</w:t>
-        <w:br/>
-        <w:t xml:space="preserve">    rest,                                                               // O остаток Гкал</w:t>
-        <w:br/>
-        <w:t xml:space="preserve">    tNo,                                                                // P тариф без счётчика</w:t>
-        <w:br/>
-        <w:t xml:space="preserve">    '=ROUND(P' + r + '*' + S.kSpch + sep + S.digitsArea + ')',          // Q тариф СПЧ</w:t>
-        <w:br/>
-        <w:t xml:space="preserve">    '=ROUND(L' + r + '+N(K' + r + ')' + sep + S.digitsArea + ')+P' + r, // R квитанция без счётчика</w:t>
-        <w:br/>
-        <w:t xml:space="preserve">    '=N(N' + r + ')*' + V(IN.GKAL_METER) + '+P' + r + '*' + V(IN.AREA_NO) + '+Q' + r + '*' + V(IN.AREA_SPCH) + totalTerm, // S</w:t>
-        <w:br/>
-        <w:t xml:space="preserve">    '=S' + r + '-G' + r,                                                // T расхождение</w:t>
-        <w:br/>
-        <w:t xml:space="preserve">    '=' + S.tol + '+(1/2)*10^(-' + S.digitsArea + ')*(' + tolArea + V(IN.AREA_NO) + '+' + V(IN.AREA_SPCH) + ')+(1/2)*10^(-' +</w:t>
-        <w:br/>
-        <w:t xml:space="preserve">      S.digitsPrice + ')*' + V(IN.GKAL_METER),                          // U допуск</w:t>
-        <w:br/>
-        <w:t xml:space="preserve">    c.status                                                            // V</w:t>
-        <w:br/>
-        <w:t xml:space="preserve">  ];</w:t>
-        <w:br/>
-        <w:t>}</w:t>
-        <w:br/>
-        <w:br/>
-        <w:t>/** Пояснения к колонкам ДЕТАЛЕЙ словами. */</w:t>
-        <w:br/>
-        <w:t>function detailLegend_(P) {</w:t>
-        <w:br/>
-        <w:t xml:space="preserve">  var common = P.fsoMode === FSO_COMMON;</w:t>
-        <w:br/>
-        <w:t xml:space="preserve">  var g = common ? ' × (1 − ФСО − МЗК)' : '';</w:t>
-        <w:br/>
-        <w:t xml:space="preserve">  return [</w:t>
-        <w:br/>
-        <w:t xml:space="preserve">    ['Сверхлимит факт', 'из ВВОДа, колонка «в т.ч. сверхлимит в счёте»'],</w:t>
-        <w:br/>
-        <w:t xml:space="preserve">    ['Надбавка к цене Гкал', 'сверхлимит сезона' + g + ' ÷ все индивидуальные Гкал сезона — одинаковая во всех месяцах ' +</w:t>
-        <w:br/>
-        <w:t xml:space="preserve">      '(в режиме «базе распределения» — добавка месяца ÷ индивидуальные Гкал месяца)'],</w:t>
-        <w:br/>
-        <w:t xml:space="preserve">    ['Сверхлимит на квартиры без счётчиков', 'надбавка × остаток Гкал за сезон, разложенный по месяцам так, чтобы квитанция ' +</w:t>
-        <w:br/>
-        <w:t xml:space="preserve">      'без счётчика шла по весам профиля'],</w:t>
-        <w:br/>
-        <w:t xml:space="preserve">    ['Сверхлимит отнесённый', '(Надбавка × Гкал по квартирным счётчикам + Сверхлимит на квартиры без счётчиков)' +</w:t>
-        <w:br/>
-        <w:t xml:space="preserve">      (common ? ' ÷ (1 − ФСО − МЗК)' : '')],</w:t>
-        <w:br/>
-        <w:t xml:space="preserve">    ['База', 'Счёт поставщика − Сверхлимит факт + Сверхлимит отнесённый'],</w:t>
-        <w:br/>
-        <w:t xml:space="preserve">    ['Норматив, Гкал', 'Объём газа × коэффициент калорийности (для Гавайев — Гкал по общедомовому счётчику)'],</w:t>
-        <w:br/>
-        <w:t xml:space="preserve">    ['ФСО+МЗК, грн', 'База × (ФСО + МЗК)'],</w:t>
-        <w:br/>
-        <w:t xml:space="preserve">    ['ФСО+МЗК, грн/м²', common ? 'ФСО+МЗК, грн ÷ Площадь итого — прибавляется к содержанию котельной' :</w:t>
-        <w:br/>
-        <w:t xml:space="preserve">      'не считается: ФСО+МЗК входит в газовые тарифы пропорционально газу'],</w:t>
-        <w:br/>
-        <w:t xml:space="preserve">    ['Содержание из сметы', 'сезонный лист ЖК, строка «Содержание котельной», колонка месяца'],</w:t>
-        <w:br/>
-        <w:t xml:space="preserve">    ['Цена Гкал без надбавки', '(Счёт − Сверхлимит факт)' + g + ' ÷ (Норматив × (1 − ФСО − МЗК))'],</w:t>
-        <w:br/>
-        <w:t xml:space="preserve">    ['Цена 1 Гкал', 'Цена Гкал без надбавки + Надбавка к цене Гкал — платят квартиры со счётчиками за свои Гкал'],</w:t>
-        <w:br/>
-        <w:t xml:space="preserve">    ['Остаток Гкал', 'Норматив × (1 − ФСО − МЗК) − Гкал по квартирным счётчикам'],</w:t>
-        <w:br/>
-        <w:t xml:space="preserve">    ['Тариф без счётчика', '(Остаток Гкал × Цена Гкал без надбавки + Сверхлимит на квартиры без счётчиков) ÷ ' +</w:t>
-        <w:br/>
-        <w:t xml:space="preserve">      '(Площадь без счётчиков + коэф. СПЧ × Площадь СПЧ); для учёта по м²: ((Счёт − Сверхлимит факт)' + g +</w:t>
-        <w:br/>
-        <w:t xml:space="preserve">      ' + Сверхлимит на квартиры без счётчиков) ÷ (Площадь без счётчиков + коэф. СПЧ × Площадь СПЧ)'],</w:t>
-        <w:br/>
-        <w:t xml:space="preserve">    ['Тариф СПЧ', 'Тариф без счётчика × коэф. СПЧ'],</w:t>
-        <w:br/>
-        <w:t xml:space="preserve">    ['Квитанция без счётчика', 'Содержание котельной (+ ФСО+МЗК, грн/м²) + Тариф без счётчика — идёт по весам профиля'],</w:t>
-        <w:br/>
-        <w:t xml:space="preserve">    ['Начислено', 'Цена Гкал × Гкал по счётчикам + Тариф без счётчика × Площадь без счётчиков + Тариф СПЧ × Площадь СПЧ' +</w:t>
-        <w:br/>
-        <w:t xml:space="preserve">      (common ? ' + ФСО+МЗК грн/м² × Площадь итого' : '')],</w:t>
-        <w:br/>
-        <w:t xml:space="preserve">    ['Расхождение', 'Начислено − База (только округление тарифов до копеек)'],</w:t>
-        <w:br/>
-        <w:t xml:space="preserve">    ['Допуск', 'Допустимое расхождение из НАСТРОЕК + пол-копейки на каждый м² и Гкал']</w:t>
-        <w:br/>
-        <w:t xml:space="preserve">  ];</w:t>
-        <w:br/>
-        <w:t>}</w:t>
-        <w:br/>
-        <w:br/>
-        <w:t>function resetOutput_(sheet) {</w:t>
-        <w:br/>
-        <w:t xml:space="preserve">  sheet.clear();</w:t>
-        <w:br/>
-        <w:t xml:space="preserve">  sheet.clearConditionalFormatRules();</w:t>
-        <w:br/>
-        <w:t xml:space="preserve">  var dv = sheet.getDataRange();</w:t>
-        <w:br/>
-        <w:t xml:space="preserve">  dv.clearDataValidations();</w:t>
-        <w:br/>
-        <w:t>}</w:t>
-        <w:br/>
-        <w:br/>
         <w:t>function paintStatus_(sheet, firstRow, calcRows, W) {</w:t>
         <w:br/>
         <w:t xml:space="preserve">  var bgs = [];</w:t>
@@ -2863,15 +2987,17 @@
         <w:br/>
         <w:t xml:space="preserve">    var bad = c.errors.length &gt; 0;</w:t>
         <w:br/>
+        <w:t xml:space="preserve">    var warn = !bad &amp;&amp; c.warnings &amp;&amp; c.warnings.length &gt; 0;</w:t>
+        <w:br/>
         <w:t xml:space="preserve">    var bgRow = [];</w:t>
         <w:br/>
         <w:t xml:space="preserve">    var fontRow = [];</w:t>
         <w:br/>
         <w:t xml:space="preserve">    for (var i = 0; i &lt; W; i++) {</w:t>
         <w:br/>
-        <w:t xml:space="preserve">      bgRow.push(bad ? COLOR_ERROR_BG : '#ffffff');</w:t>
-        <w:br/>
-        <w:t xml:space="preserve">      fontRow.push(bad &amp;&amp; i === W - 1 ? COLOR_ERROR_FONT : (i === W - 1 ? '#38761d' : '#000000'));</w:t>
+        <w:t xml:space="preserve">      bgRow.push(bad ? COLOR_ERROR_BG : (warn &amp;&amp; i === W - 1 ? COLOR_WARN_BG : '#ffffff'));</w:t>
+        <w:br/>
+        <w:t xml:space="preserve">      fontRow.push(i !== W - 1 ? '#000000' : (bad ? COLOR_ERROR_FONT : (warn ? COLOR_WARN_FONT : '#38761d')));</w:t>
         <w:br/>
         <w:t xml:space="preserve">    }</w:t>
         <w:br/>
